--- a/奥比岛模拟赛Ⅰ/苍月塔/苍月塔.docx
+++ b/奥比岛模拟赛Ⅰ/苍月塔/苍月塔.docx
@@ -240,29 +240,7 @@
           <w:szCs w:val="24"/>
           <w:lang w:eastAsia="zh-CN"/>
         </w:rPr>
-        <w:t>双方互相攻击，若对方</w:t>
-      </w:r>
-      <w:r>
-        <w:rPr>
-          <w:rFonts w:hint="default"/>
-          <w:b w:val="0"/>
-          <w:bCs w:val="0"/>
-          <w:sz w:val="24"/>
-          <w:szCs w:val="24"/>
-          <w:lang w:eastAsia="zh-CN"/>
-        </w:rPr>
-        <w:t>魔力值</w:t>
-      </w:r>
-      <w:r>
-        <w:rPr>
-          <w:rFonts w:hint="default"/>
-          <w:b w:val="0"/>
-          <w:bCs w:val="0"/>
-          <w:sz w:val="24"/>
-          <w:szCs w:val="24"/>
-          <w:lang w:eastAsia="zh-CN"/>
-        </w:rPr>
-        <w:t>大于自己的</w:t>
+        <w:t>双方互相攻击，若对方魔力值大于自己的</w:t>
       </w:r>
       <w:r>
         <w:rPr>
@@ -328,62 +306,7 @@
           <w:szCs w:val="24"/>
           <w:lang w:eastAsia="zh-CN"/>
         </w:rPr>
-        <w:t>值</w:t>
-      </w:r>
-      <w:r>
-        <w:rPr>
-          <w:rFonts w:hint="default"/>
-          <w:b w:val="0"/>
-          <w:bCs w:val="0"/>
-          <w:sz w:val="24"/>
-          <w:szCs w:val="24"/>
-          <w:lang w:eastAsia="zh-CN"/>
-        </w:rPr>
-        <w:t>，则自己的</w:t>
-      </w:r>
-      <w:r>
-        <w:rPr>
-          <w:rFonts w:hint="default"/>
-          <w:b w:val="0"/>
-          <w:bCs w:val="0"/>
-          <w:sz w:val="24"/>
-          <w:szCs w:val="24"/>
-          <w:lang w:eastAsia="zh-CN"/>
-        </w:rPr>
-        <w:t>能量值</w:t>
-      </w:r>
-      <w:r>
-        <w:rPr>
-          <w:rFonts w:hint="default"/>
-          <w:b w:val="0"/>
-          <w:bCs w:val="0"/>
-          <w:sz w:val="24"/>
-          <w:szCs w:val="24"/>
-          <w:lang w:eastAsia="zh-CN"/>
-        </w:rPr>
-        <w:t>减少对方</w:t>
-      </w:r>
-      <w:r>
-        <w:rPr>
-          <w:rFonts w:hint="default"/>
-          <w:b w:val="0"/>
-          <w:bCs w:val="0"/>
-          <w:sz w:val="24"/>
-          <w:szCs w:val="24"/>
-          <w:lang w:eastAsia="zh-CN"/>
-        </w:rPr>
-        <w:t>魔力值</w:t>
-      </w:r>
-      <w:r>
-        <w:rPr>
-          <w:rFonts w:hint="default"/>
-          <w:b w:val="0"/>
-          <w:bCs w:val="0"/>
-          <w:sz w:val="24"/>
-          <w:szCs w:val="24"/>
-          <w:lang w:eastAsia="zh-CN"/>
-        </w:rPr>
-        <w:t>与自己</w:t>
+        <w:t>值，则自己的能量值减少对方魔力值与自己</w:t>
       </w:r>
       <w:r>
         <w:rPr>
@@ -449,18 +372,7 @@
           <w:szCs w:val="24"/>
           <w:lang w:eastAsia="zh-CN"/>
         </w:rPr>
-        <w:t>值</w:t>
-      </w:r>
-      <w:r>
-        <w:rPr>
-          <w:rFonts w:hint="default"/>
-          <w:b w:val="0"/>
-          <w:bCs w:val="0"/>
-          <w:sz w:val="24"/>
-          <w:szCs w:val="24"/>
-          <w:lang w:eastAsia="zh-CN"/>
-        </w:rPr>
-        <w:t>的差值。</w:t>
+        <w:t>值的差值。</w:t>
       </w:r>
     </w:p>
     <w:p>
@@ -485,51 +397,7 @@
           <w:szCs w:val="24"/>
           <w:lang w:eastAsia="zh-CN"/>
         </w:rPr>
-        <w:t>双方中至少有一方</w:t>
-      </w:r>
-      <w:r>
-        <w:rPr>
-          <w:rFonts w:hint="default"/>
-          <w:b w:val="0"/>
-          <w:bCs w:val="0"/>
-          <w:sz w:val="24"/>
-          <w:szCs w:val="24"/>
-          <w:lang w:eastAsia="zh-CN"/>
-        </w:rPr>
-        <w:t>能量值</w:t>
-      </w:r>
-      <w:r>
-        <w:rPr>
-          <w:rFonts w:hint="default"/>
-          <w:b w:val="0"/>
-          <w:bCs w:val="0"/>
-          <w:sz w:val="24"/>
-          <w:szCs w:val="24"/>
-          <w:lang w:eastAsia="zh-CN"/>
-        </w:rPr>
-        <w:t>不大于0时战斗结束，血量不大于0的一方失败，另一方胜利</w:t>
-      </w:r>
-      <w:r>
-        <w:rPr>
-          <w:rFonts w:hint="default"/>
-          <w:b w:val="0"/>
-          <w:bCs w:val="0"/>
-          <w:sz w:val="24"/>
-          <w:szCs w:val="24"/>
-          <w:lang w:eastAsia="zh-CN"/>
-        </w:rPr>
-        <w:t>（可能双方同时不大于0，这样算作双方失败）</w:t>
-      </w:r>
-      <w:r>
-        <w:rPr>
-          <w:rFonts w:hint="default"/>
-          <w:b w:val="0"/>
-          <w:bCs w:val="0"/>
-          <w:sz w:val="24"/>
-          <w:szCs w:val="24"/>
-          <w:lang w:eastAsia="zh-CN"/>
-        </w:rPr>
-        <w:t>。战斗结束后能量值不会恢复。</w:t>
+        <w:t>双方中至少有一方能量值不大于0时战斗结束，血量不大于0的一方失败，另一方胜利（可能双方同时不大于0，这样算作双方失败）。战斗结束后能量值不会恢复。</w:t>
       </w:r>
     </w:p>
     <w:p>
@@ -554,29 +422,7 @@
           <w:szCs w:val="24"/>
           <w:lang w:eastAsia="zh-CN"/>
         </w:rPr>
-        <w:t>现在苍月塔中有N只怪物，其</w:t>
-      </w:r>
-      <w:r>
-        <w:rPr>
-          <w:rFonts w:hint="default"/>
-          <w:b w:val="0"/>
-          <w:bCs w:val="0"/>
-          <w:sz w:val="24"/>
-          <w:szCs w:val="24"/>
-          <w:lang w:eastAsia="zh-CN"/>
-        </w:rPr>
-        <w:t>能量值</w:t>
-      </w:r>
-      <w:r>
-        <w:rPr>
-          <w:rFonts w:hint="default"/>
-          <w:b w:val="0"/>
-          <w:bCs w:val="0"/>
-          <w:sz w:val="24"/>
-          <w:szCs w:val="24"/>
-          <w:lang w:eastAsia="zh-CN"/>
-        </w:rPr>
-        <w:t>、</w:t>
+        <w:t>现在苍月塔中有N只怪物，其能量值、</w:t>
       </w:r>
       <w:r>
         <w:rPr>
@@ -642,43 +488,8 @@
           <w:szCs w:val="24"/>
           <w:lang w:eastAsia="zh-CN"/>
         </w:rPr>
-        <w:t>值</w:t>
-      </w:r>
-      <w:r>
-        <w:rPr>
-          <w:rFonts w:hint="default"/>
-          <w:b w:val="0"/>
-          <w:bCs w:val="0"/>
-          <w:sz w:val="24"/>
-          <w:szCs w:val="24"/>
-          <w:lang w:eastAsia="zh-CN"/>
-        </w:rPr>
-        <w:t>、</w:t>
-      </w:r>
-      <w:r>
-        <w:rPr>
-          <w:rFonts w:hint="default"/>
-          <w:b w:val="0"/>
-          <w:bCs w:val="0"/>
-          <w:sz w:val="24"/>
-          <w:szCs w:val="24"/>
-          <w:lang w:eastAsia="zh-CN"/>
-        </w:rPr>
-        <w:t>魔力值</w:t>
-      </w:r>
-      <w:r>
-        <w:rPr>
-          <w:rFonts w:hint="default"/>
-          <w:b w:val="0"/>
-          <w:bCs w:val="0"/>
-          <w:sz w:val="24"/>
-          <w:szCs w:val="24"/>
-          <w:lang w:eastAsia="zh-CN"/>
-        </w:rPr>
-        <w:t>分别为hpi, ami, atki</w:t>
-      </w:r>
-      <w:bookmarkStart w:id="6" w:name="_GoBack"/>
-      <w:bookmarkEnd w:id="6"/>
+        <w:t>值、魔力值分别为hpi, ami, atki</w:t>
+      </w:r>
     </w:p>
     <w:p>
       <w:pPr>
@@ -693,6 +504,161 @@
           <w:lang w:val="en-US" w:eastAsia="zh-CN"/>
         </w:rPr>
       </w:pPr>
+      <w:r>
+        <w:rPr>
+          <w:rFonts w:hint="eastAsia"/>
+          <w:b w:val="0"/>
+          <w:bCs w:val="0"/>
+          <w:sz w:val="24"/>
+          <w:szCs w:val="24"/>
+          <w:lang w:val="en-US" w:eastAsia="zh-CN"/>
+        </w:rPr>
+        <w:t>初始时小奥比的能量值、防御值、魔力值分别为Hp, Am, Atk。</w:t>
+      </w:r>
+    </w:p>
+    <w:p>
+      <w:pPr>
+        <w:ind w:firstLine="420" w:firstLineChars="0"/>
+        <w:jc w:val="both"/>
+        <w:rPr>
+          <w:rFonts w:hint="eastAsia"/>
+          <w:b w:val="0"/>
+          <w:bCs w:val="0"/>
+          <w:sz w:val="24"/>
+          <w:szCs w:val="24"/>
+          <w:lang w:val="en-US" w:eastAsia="zh-CN"/>
+        </w:rPr>
+      </w:pPr>
+      <w:r>
+        <w:rPr>
+          <w:rFonts w:hint="eastAsia"/>
+          <w:b w:val="0"/>
+          <w:bCs w:val="0"/>
+          <w:sz w:val="24"/>
+          <w:szCs w:val="24"/>
+          <w:lang w:val="en-US" w:eastAsia="zh-CN"/>
+        </w:rPr>
+        <w:t>为了能够在最终能量值为正数的情况下击败这N只怪物，你需要提升小奥比的属性，然而提升属性需要勇士徽章，你希望以最少的勇士徽章完成这个任务。</w:t>
+      </w:r>
+    </w:p>
+    <w:p>
+      <w:pPr>
+        <w:ind w:firstLine="420" w:firstLineChars="0"/>
+        <w:jc w:val="both"/>
+        <w:rPr>
+          <w:rFonts w:hint="eastAsia" w:eastAsiaTheme="minorEastAsia"/>
+          <w:b w:val="0"/>
+          <w:bCs w:val="0"/>
+          <w:sz w:val="24"/>
+          <w:szCs w:val="24"/>
+          <w:lang w:val="en-US" w:eastAsia="zh-CN"/>
+        </w:rPr>
+      </w:pPr>
+      <w:r>
+        <w:rPr>
+          <w:rFonts w:hint="eastAsia"/>
+          <w:b w:val="0"/>
+          <w:bCs w:val="0"/>
+          <w:sz w:val="24"/>
+          <w:szCs w:val="24"/>
+          <w:lang w:val="en-US" w:eastAsia="zh-CN"/>
+        </w:rPr>
+        <w:t>每消耗Csthp的勇士徽章能够提升Vhp的能量值。</w:t>
+      </w:r>
+    </w:p>
+    <w:p>
+      <w:pPr>
+        <w:ind w:firstLine="420" w:firstLineChars="0"/>
+        <w:jc w:val="both"/>
+        <w:rPr>
+          <w:rFonts w:hint="eastAsia" w:eastAsiaTheme="minorEastAsia"/>
+          <w:b w:val="0"/>
+          <w:bCs w:val="0"/>
+          <w:sz w:val="24"/>
+          <w:szCs w:val="24"/>
+          <w:lang w:val="en-US" w:eastAsia="zh-CN"/>
+        </w:rPr>
+      </w:pPr>
+      <w:r>
+        <w:rPr>
+          <w:rFonts w:hint="eastAsia"/>
+          <w:b w:val="0"/>
+          <w:bCs w:val="0"/>
+          <w:sz w:val="24"/>
+          <w:szCs w:val="24"/>
+          <w:lang w:val="en-US" w:eastAsia="zh-CN"/>
+        </w:rPr>
+        <w:t>每消耗Cstam的勇士徽章能够提升Vam的防御值。</w:t>
+      </w:r>
+    </w:p>
+    <w:p>
+      <w:pPr>
+        <w:ind w:firstLine="420" w:firstLineChars="0"/>
+        <w:jc w:val="both"/>
+        <w:rPr>
+          <w:rFonts w:hint="eastAsia"/>
+          <w:b w:val="0"/>
+          <w:bCs w:val="0"/>
+          <w:sz w:val="24"/>
+          <w:szCs w:val="24"/>
+          <w:lang w:val="en-US" w:eastAsia="zh-CN"/>
+        </w:rPr>
+      </w:pPr>
+      <w:r>
+        <w:rPr>
+          <w:rFonts w:hint="eastAsia"/>
+          <w:b w:val="0"/>
+          <w:bCs w:val="0"/>
+          <w:sz w:val="24"/>
+          <w:szCs w:val="24"/>
+          <w:lang w:val="en-US" w:eastAsia="zh-CN"/>
+        </w:rPr>
+        <w:t>每消耗Cst</w:t>
+      </w:r>
+      <w:r>
+        <w:rPr>
+          <w:rFonts w:hint="default"/>
+          <w:b w:val="0"/>
+          <w:bCs w:val="0"/>
+          <w:sz w:val="24"/>
+          <w:szCs w:val="24"/>
+          <w:lang w:eastAsia="zh-CN"/>
+        </w:rPr>
+        <w:t>atk</w:t>
+      </w:r>
+      <w:r>
+        <w:rPr>
+          <w:rFonts w:hint="eastAsia"/>
+          <w:b w:val="0"/>
+          <w:bCs w:val="0"/>
+          <w:sz w:val="24"/>
+          <w:szCs w:val="24"/>
+          <w:lang w:val="en-US" w:eastAsia="zh-CN"/>
+        </w:rPr>
+        <w:t>的勇士徽章能够提升V</w:t>
+      </w:r>
+      <w:r>
+        <w:rPr>
+          <w:rFonts w:hint="default"/>
+          <w:b w:val="0"/>
+          <w:bCs w:val="0"/>
+          <w:sz w:val="24"/>
+          <w:szCs w:val="24"/>
+          <w:lang w:eastAsia="zh-CN"/>
+        </w:rPr>
+        <w:t>atk</w:t>
+      </w:r>
+      <w:r>
+        <w:rPr>
+          <w:rFonts w:hint="eastAsia"/>
+          <w:b w:val="0"/>
+          <w:bCs w:val="0"/>
+          <w:sz w:val="24"/>
+          <w:szCs w:val="24"/>
+          <w:lang w:val="en-US" w:eastAsia="zh-CN"/>
+        </w:rPr>
+        <w:t>的魔法值。</w:t>
+      </w:r>
     </w:p>
     <w:p>
       <w:pPr>
@@ -821,6 +787,9 @@
     </w:p>
     <w:p>
       <w:pPr>
+        <w:tabs>
+          <w:tab w:val="left" w:pos="7666"/>
+        </w:tabs>
         <w:ind w:firstLine="420" w:firstLineChars="0"/>
         <w:jc w:val="both"/>
         <w:rPr>
@@ -832,6 +801,19 @@
           <w:lang w:val="en-US" w:eastAsia="zh-CN"/>
         </w:rPr>
       </w:pPr>
+      <w:r>
+        <w:rPr>
+          <w:rFonts w:hint="eastAsia"/>
+          <w:b w:val="0"/>
+          <w:bCs w:val="0"/>
+          <w:sz w:val="24"/>
+          <w:szCs w:val="24"/>
+          <w:lang w:val="en-US" w:eastAsia="zh-CN"/>
+        </w:rPr>
+        <w:tab/>
+      </w:r>
+      <w:bookmarkStart w:id="6" w:name="_GoBack"/>
+      <w:bookmarkEnd w:id="6"/>
     </w:p>
     <w:bookmarkEnd w:id="4"/>
     <w:p>
@@ -1134,7 +1116,7 @@
     <w:lsdException w:unhideWhenUsed="0" w:uiPriority="0" w:semiHidden="0" w:name="Body Text Indent 2"/>
     <w:lsdException w:unhideWhenUsed="0" w:uiPriority="0" w:semiHidden="0" w:name="Body Text Indent 3"/>
     <w:lsdException w:unhideWhenUsed="0" w:uiPriority="0" w:semiHidden="0" w:name="Block Text"/>
-    <w:lsdException w:unhideWhenUsed="0" w:uiPriority="0" w:semiHidden="0" w:name="Hyperlink"/>
+    <w:lsdException w:qFormat="1" w:unhideWhenUsed="0" w:uiPriority="0" w:semiHidden="0" w:name="Hyperlink"/>
     <w:lsdException w:unhideWhenUsed="0" w:uiPriority="0" w:semiHidden="0" w:name="FollowedHyperlink"/>
     <w:lsdException w:qFormat="1" w:unhideWhenUsed="0" w:uiPriority="0" w:semiHidden="0" w:name="Strong"/>
     <w:lsdException w:qFormat="1" w:unhideWhenUsed="0" w:uiPriority="0" w:semiHidden="0" w:name="Emphasis"/>
@@ -1372,6 +1354,7 @@
   <w:style w:type="character" w:styleId="4">
     <w:name w:val="Hyperlink"/>
     <w:basedOn w:val="3"/>
+    <w:qFormat/>
     <w:uiPriority w:val="0"/>
     <w:rPr>
       <w:color w:val="0000FF"/>
@@ -1396,7 +1379,7 @@
   <a:themeElements>
     <a:clrScheme name="Office">
       <a:dk1>
-        <a:sysClr val="windowText" lastClr="4C4C4C"/>
+        <a:sysClr val="windowText" lastClr="000000"/>
       </a:dk1>
       <a:lt1>
         <a:sysClr val="window" lastClr="FFFFFF"/>
@@ -1643,7 +1626,6 @@
     </a:fmtScheme>
   </a:themeElements>
   <a:objectDefaults/>
-  <a:extraClrSchemeLst/>
 </a:theme>
 </file>
 

--- a/奥比岛模拟赛Ⅰ/苍月塔/苍月塔.docx
+++ b/奥比岛模拟赛Ⅰ/苍月塔/苍月塔.docx
@@ -18,14 +18,47 @@
       <w:bookmarkStart w:id="0" w:name="OLE_LINK1"/>
       <w:r>
         <w:rPr>
-          <w:rFonts w:hint="eastAsia"/>
+          <w:rFonts w:hint="default"/>
           <w:b/>
           <w:bCs/>
           <w:sz w:val="21"/>
           <w:szCs w:val="21"/>
-          <w:lang w:val="en-US" w:eastAsia="zh-CN"/>
-        </w:rPr>
-        <w:t>128MB,1S,</w:t>
+          <w:lang w:eastAsia="zh-CN"/>
+        </w:rPr>
+        <w:t>512</w:t>
+      </w:r>
+      <w:r>
+        <w:rPr>
+          <w:rFonts w:hint="eastAsia"/>
+          <w:b/>
+          <w:bCs/>
+          <w:sz w:val="21"/>
+          <w:szCs w:val="21"/>
+          <w:lang w:val="en-US" w:eastAsia="zh-CN"/>
+        </w:rPr>
+        <w:t>MB,</w:t>
+      </w:r>
+      <w:r>
+        <w:rPr>
+          <w:rFonts w:hint="default"/>
+          <w:b/>
+          <w:bCs/>
+          <w:sz w:val="21"/>
+          <w:szCs w:val="21"/>
+          <w:lang w:eastAsia="zh-CN"/>
+        </w:rPr>
+        <w:t>2</w:t>
+      </w:r>
+      <w:r>
+        <w:rPr>
+          <w:rFonts w:hint="eastAsia"/>
+          <w:b/>
+          <w:bCs/>
+          <w:sz w:val="21"/>
+          <w:szCs w:val="21"/>
+          <w:lang w:val="en-US" w:eastAsia="zh-CN"/>
+        </w:rPr>
+        <w:t>S,</w:t>
       </w:r>
       <w:r>
         <w:rPr>
@@ -124,7 +157,29 @@
           <w:szCs w:val="24"/>
           <w:lang w:eastAsia="zh-CN"/>
         </w:rPr>
-        <w:t>苍月塔是社区类网游奥比岛2009年11月13日起开放的一个任务系统，相当于一个模拟RPG小游戏，最高开放至第10层，现已关闭。玩家通过战斗收集徽章，累积自身角色的能量值、魔力值、</w:t>
+        <w:t>苍月塔是社区类</w:t>
+      </w:r>
+      <w:r>
+        <w:rPr>
+          <w:rFonts w:hint="default"/>
+          <w:b w:val="0"/>
+          <w:bCs w:val="0"/>
+          <w:sz w:val="24"/>
+          <w:szCs w:val="24"/>
+          <w:lang w:eastAsia="zh-CN"/>
+        </w:rPr>
+        <w:t>页</w:t>
+      </w:r>
+      <w:r>
+        <w:rPr>
+          <w:rFonts w:hint="default"/>
+          <w:b w:val="0"/>
+          <w:bCs w:val="0"/>
+          <w:sz w:val="24"/>
+          <w:szCs w:val="24"/>
+          <w:lang w:eastAsia="zh-CN"/>
+        </w:rPr>
+        <w:t>游奥比岛2009年11月13日起开放的一个任务系统，相当于一个模拟RPG小游戏，最高开放至第10层，现已关闭。玩家通过战斗收集徽章，累积自身角色的能量值、魔力值、</w:t>
       </w:r>
       <w:r>
         <w:rPr>
@@ -538,7 +593,51 @@
           <w:szCs w:val="24"/>
           <w:lang w:val="en-US" w:eastAsia="zh-CN"/>
         </w:rPr>
-        <w:t>为了能够在最终能量值为正数的情况下击败这N只怪物，你需要提升小奥比的属性，然而提升属性需要勇士徽章，你希望以最少的勇士徽章完成这个任务。</w:t>
+        <w:t>为了能够在最终能量值为正数的情况下击败这N只怪物，你需要提升小奥比的属性，然而提升属性需要</w:t>
+      </w:r>
+      <w:r>
+        <w:rPr>
+          <w:rFonts w:hint="default"/>
+          <w:b w:val="0"/>
+          <w:bCs w:val="0"/>
+          <w:sz w:val="24"/>
+          <w:szCs w:val="24"/>
+          <w:lang w:eastAsia="zh-CN"/>
+        </w:rPr>
+        <w:t>英勇</w:t>
+      </w:r>
+      <w:r>
+        <w:rPr>
+          <w:rFonts w:hint="eastAsia"/>
+          <w:b w:val="0"/>
+          <w:bCs w:val="0"/>
+          <w:sz w:val="24"/>
+          <w:szCs w:val="24"/>
+          <w:lang w:val="en-US" w:eastAsia="zh-CN"/>
+        </w:rPr>
+        <w:t>徽章，你希望以最少的</w:t>
+      </w:r>
+      <w:r>
+        <w:rPr>
+          <w:rFonts w:hint="default"/>
+          <w:b w:val="0"/>
+          <w:bCs w:val="0"/>
+          <w:sz w:val="24"/>
+          <w:szCs w:val="24"/>
+          <w:lang w:eastAsia="zh-CN"/>
+        </w:rPr>
+        <w:t>英勇</w:t>
+      </w:r>
+      <w:r>
+        <w:rPr>
+          <w:rFonts w:hint="eastAsia"/>
+          <w:b w:val="0"/>
+          <w:bCs w:val="0"/>
+          <w:sz w:val="24"/>
+          <w:szCs w:val="24"/>
+          <w:lang w:val="en-US" w:eastAsia="zh-CN"/>
+        </w:rPr>
+        <w:t>徽章完成这个任务。</w:t>
       </w:r>
     </w:p>
     <w:p>
@@ -563,7 +662,29 @@
           <w:szCs w:val="24"/>
           <w:lang w:val="en-US" w:eastAsia="zh-CN"/>
         </w:rPr>
-        <w:t>每消耗Csthp的勇士徽章能够提升Vhp的能量值。</w:t>
+        <w:t>每消耗Csthp的</w:t>
+      </w:r>
+      <w:r>
+        <w:rPr>
+          <w:rFonts w:hint="default"/>
+          <w:b w:val="0"/>
+          <w:bCs w:val="0"/>
+          <w:sz w:val="24"/>
+          <w:szCs w:val="24"/>
+          <w:lang w:eastAsia="zh-CN"/>
+        </w:rPr>
+        <w:t>英勇</w:t>
+      </w:r>
+      <w:r>
+        <w:rPr>
+          <w:rFonts w:hint="eastAsia"/>
+          <w:b w:val="0"/>
+          <w:bCs w:val="0"/>
+          <w:sz w:val="24"/>
+          <w:szCs w:val="24"/>
+          <w:lang w:val="en-US" w:eastAsia="zh-CN"/>
+        </w:rPr>
+        <w:t>徽章能够提升Vhp的能量值。</w:t>
       </w:r>
     </w:p>
     <w:p>
@@ -588,7 +709,29 @@
           <w:szCs w:val="24"/>
           <w:lang w:val="en-US" w:eastAsia="zh-CN"/>
         </w:rPr>
-        <w:t>每消耗Cstam的勇士徽章能够提升Vam的防御值。</w:t>
+        <w:t>每消耗Cstam的</w:t>
+      </w:r>
+      <w:r>
+        <w:rPr>
+          <w:rFonts w:hint="default"/>
+          <w:b w:val="0"/>
+          <w:bCs w:val="0"/>
+          <w:sz w:val="24"/>
+          <w:szCs w:val="24"/>
+          <w:lang w:eastAsia="zh-CN"/>
+        </w:rPr>
+        <w:t>英勇</w:t>
+      </w:r>
+      <w:r>
+        <w:rPr>
+          <w:rFonts w:hint="eastAsia"/>
+          <w:b w:val="0"/>
+          <w:bCs w:val="0"/>
+          <w:sz w:val="24"/>
+          <w:szCs w:val="24"/>
+          <w:lang w:val="en-US" w:eastAsia="zh-CN"/>
+        </w:rPr>
+        <w:t>徽章能够提升Vam的防御值。</w:t>
       </w:r>
     </w:p>
     <w:p>
@@ -635,7 +778,29 @@
           <w:szCs w:val="24"/>
           <w:lang w:val="en-US" w:eastAsia="zh-CN"/>
         </w:rPr>
-        <w:t>的勇士徽章能够提升V</w:t>
+        <w:t>的</w:t>
+      </w:r>
+      <w:r>
+        <w:rPr>
+          <w:rFonts w:hint="default"/>
+          <w:b w:val="0"/>
+          <w:bCs w:val="0"/>
+          <w:sz w:val="24"/>
+          <w:szCs w:val="24"/>
+          <w:lang w:eastAsia="zh-CN"/>
+        </w:rPr>
+        <w:t>英勇</w:t>
+      </w:r>
+      <w:r>
+        <w:rPr>
+          <w:rFonts w:hint="eastAsia"/>
+          <w:b w:val="0"/>
+          <w:bCs w:val="0"/>
+          <w:sz w:val="24"/>
+          <w:szCs w:val="24"/>
+          <w:lang w:val="en-US" w:eastAsia="zh-CN"/>
+        </w:rPr>
+        <w:t>徽章能够提升V</w:t>
       </w:r>
       <w:r>
         <w:rPr>
@@ -658,6 +823,31 @@
           <w:lang w:val="en-US" w:eastAsia="zh-CN"/>
         </w:rPr>
         <w:t>的魔法值。</w:t>
+      </w:r>
+    </w:p>
+    <w:p>
+      <w:pPr>
+        <w:ind w:firstLine="420" w:firstLineChars="0"/>
+        <w:jc w:val="both"/>
+        <w:rPr>
+          <w:rFonts w:hint="eastAsia"/>
+          <w:b w:val="0"/>
+          <w:bCs w:val="0"/>
+          <w:sz w:val="24"/>
+          <w:szCs w:val="24"/>
+          <w:lang w:eastAsia="zh-CN"/>
+        </w:rPr>
+      </w:pPr>
+      <w:r>
+        <w:rPr>
+          <w:rFonts w:hint="default"/>
+          <w:b w:val="0"/>
+          <w:bCs w:val="0"/>
+          <w:sz w:val="24"/>
+          <w:szCs w:val="24"/>
+          <w:lang w:eastAsia="zh-CN"/>
+        </w:rPr>
+        <w:t>#pragma GCC optimize(2)</w:t>
       </w:r>
     </w:p>
     <w:p>
@@ -705,15 +895,26 @@
         <w:jc w:val="both"/>
         <w:outlineLvl w:val="9"/>
         <w:rPr>
-          <w:rFonts w:hint="eastAsia"/>
-          <w:b w:val="0"/>
-          <w:bCs w:val="0"/>
-          <w:sz w:val="24"/>
-          <w:szCs w:val="24"/>
-          <w:lang w:val="en-US" w:eastAsia="zh-CN"/>
+          <w:rFonts w:hint="default"/>
+          <w:b w:val="0"/>
+          <w:bCs w:val="0"/>
+          <w:sz w:val="24"/>
+          <w:szCs w:val="24"/>
+          <w:lang w:eastAsia="zh-CN"/>
         </w:rPr>
       </w:pPr>
       <w:bookmarkStart w:id="3" w:name="OLE_LINK4"/>
+      <w:r>
+        <w:rPr>
+          <w:rFonts w:hint="default"/>
+          <w:b w:val="0"/>
+          <w:bCs w:val="0"/>
+          <w:sz w:val="24"/>
+          <w:szCs w:val="24"/>
+          <w:lang w:eastAsia="zh-CN"/>
+        </w:rPr>
+        <w:t>第一行一个整数N</w:t>
+      </w:r>
     </w:p>
     <w:p>
       <w:pPr>
@@ -726,9 +927,237 @@
           <w:bCs w:val="0"/>
           <w:sz w:val="24"/>
           <w:szCs w:val="24"/>
-          <w:lang w:val="en-US" w:eastAsia="zh-CN"/>
-        </w:rPr>
-      </w:pPr>
+          <w:lang w:eastAsia="zh-CN"/>
+        </w:rPr>
+      </w:pPr>
+      <w:r>
+        <w:rPr>
+          <w:rFonts w:hint="default"/>
+          <w:b w:val="0"/>
+          <w:bCs w:val="0"/>
+          <w:sz w:val="24"/>
+          <w:szCs w:val="24"/>
+          <w:lang w:eastAsia="zh-CN"/>
+        </w:rPr>
+        <w:t xml:space="preserve">第二行3个用空格开的整数 </w:t>
+      </w:r>
+      <w:r>
+        <w:rPr>
+          <w:rFonts w:hint="eastAsia"/>
+          <w:b w:val="0"/>
+          <w:bCs w:val="0"/>
+          <w:sz w:val="24"/>
+          <w:szCs w:val="24"/>
+          <w:lang w:val="en-US" w:eastAsia="zh-CN"/>
+        </w:rPr>
+        <w:t>Hp, Am, Atk</w:t>
+      </w:r>
+    </w:p>
+    <w:p>
+      <w:pPr>
+        <w:ind w:firstLine="420" w:firstLineChars="0"/>
+        <w:jc w:val="both"/>
+        <w:outlineLvl w:val="9"/>
+        <w:rPr>
+          <w:rFonts w:hint="default"/>
+          <w:b w:val="0"/>
+          <w:bCs w:val="0"/>
+          <w:sz w:val="24"/>
+          <w:szCs w:val="24"/>
+          <w:lang w:eastAsia="zh-CN"/>
+        </w:rPr>
+      </w:pPr>
+      <w:r>
+        <w:rPr>
+          <w:rFonts w:hint="default"/>
+          <w:b w:val="0"/>
+          <w:bCs w:val="0"/>
+          <w:sz w:val="24"/>
+          <w:szCs w:val="24"/>
+          <w:lang w:eastAsia="zh-CN"/>
+        </w:rPr>
+        <w:t>第三行6个用空格隔开的整数</w:t>
+      </w:r>
+      <w:r>
+        <w:rPr>
+          <w:rFonts w:hint="eastAsia"/>
+          <w:b w:val="0"/>
+          <w:bCs w:val="0"/>
+          <w:sz w:val="24"/>
+          <w:szCs w:val="24"/>
+          <w:lang w:val="en-US" w:eastAsia="zh-CN"/>
+        </w:rPr>
+        <w:t>Csthp</w:t>
+      </w:r>
+      <w:r>
+        <w:rPr>
+          <w:rFonts w:hint="default"/>
+          <w:b w:val="0"/>
+          <w:bCs w:val="0"/>
+          <w:sz w:val="24"/>
+          <w:szCs w:val="24"/>
+          <w:lang w:eastAsia="zh-CN"/>
+        </w:rPr>
+        <w:t xml:space="preserve">, </w:t>
+      </w:r>
+      <w:r>
+        <w:rPr>
+          <w:rFonts w:hint="eastAsia"/>
+          <w:b w:val="0"/>
+          <w:bCs w:val="0"/>
+          <w:sz w:val="24"/>
+          <w:szCs w:val="24"/>
+          <w:lang w:val="en-US" w:eastAsia="zh-CN"/>
+        </w:rPr>
+        <w:t>Vhp</w:t>
+      </w:r>
+      <w:r>
+        <w:rPr>
+          <w:rFonts w:hint="default"/>
+          <w:b w:val="0"/>
+          <w:bCs w:val="0"/>
+          <w:sz w:val="24"/>
+          <w:szCs w:val="24"/>
+          <w:lang w:eastAsia="zh-CN"/>
+        </w:rPr>
+        <w:t xml:space="preserve">, </w:t>
+      </w:r>
+      <w:r>
+        <w:rPr>
+          <w:rFonts w:hint="eastAsia"/>
+          <w:b w:val="0"/>
+          <w:bCs w:val="0"/>
+          <w:sz w:val="24"/>
+          <w:szCs w:val="24"/>
+          <w:lang w:val="en-US" w:eastAsia="zh-CN"/>
+        </w:rPr>
+        <w:t>Cstam</w:t>
+      </w:r>
+      <w:r>
+        <w:rPr>
+          <w:rFonts w:hint="default"/>
+          <w:b w:val="0"/>
+          <w:bCs w:val="0"/>
+          <w:sz w:val="24"/>
+          <w:szCs w:val="24"/>
+          <w:lang w:eastAsia="zh-CN"/>
+        </w:rPr>
+        <w:t xml:space="preserve">, </w:t>
+      </w:r>
+      <w:r>
+        <w:rPr>
+          <w:rFonts w:hint="eastAsia"/>
+          <w:b w:val="0"/>
+          <w:bCs w:val="0"/>
+          <w:sz w:val="24"/>
+          <w:szCs w:val="24"/>
+          <w:lang w:val="en-US" w:eastAsia="zh-CN"/>
+        </w:rPr>
+        <w:t>Vam</w:t>
+      </w:r>
+      <w:r>
+        <w:rPr>
+          <w:rFonts w:hint="default"/>
+          <w:b w:val="0"/>
+          <w:bCs w:val="0"/>
+          <w:sz w:val="24"/>
+          <w:szCs w:val="24"/>
+          <w:lang w:eastAsia="zh-CN"/>
+        </w:rPr>
+        <w:t xml:space="preserve">, </w:t>
+      </w:r>
+      <w:r>
+        <w:rPr>
+          <w:rFonts w:hint="eastAsia"/>
+          <w:b w:val="0"/>
+          <w:bCs w:val="0"/>
+          <w:sz w:val="24"/>
+          <w:szCs w:val="24"/>
+          <w:lang w:val="en-US" w:eastAsia="zh-CN"/>
+        </w:rPr>
+        <w:t>Cst</w:t>
+      </w:r>
+      <w:r>
+        <w:rPr>
+          <w:rFonts w:hint="default"/>
+          <w:b w:val="0"/>
+          <w:bCs w:val="0"/>
+          <w:sz w:val="24"/>
+          <w:szCs w:val="24"/>
+          <w:lang w:eastAsia="zh-CN"/>
+        </w:rPr>
+        <w:t>atk</w:t>
+      </w:r>
+      <w:r>
+        <w:rPr>
+          <w:rFonts w:hint="default"/>
+          <w:b w:val="0"/>
+          <w:bCs w:val="0"/>
+          <w:sz w:val="24"/>
+          <w:szCs w:val="24"/>
+          <w:lang w:eastAsia="zh-CN"/>
+        </w:rPr>
+        <w:t xml:space="preserve">, </w:t>
+      </w:r>
+      <w:r>
+        <w:rPr>
+          <w:rFonts w:hint="eastAsia"/>
+          <w:b w:val="0"/>
+          <w:bCs w:val="0"/>
+          <w:sz w:val="24"/>
+          <w:szCs w:val="24"/>
+          <w:lang w:val="en-US" w:eastAsia="zh-CN"/>
+        </w:rPr>
+        <w:t>V</w:t>
+      </w:r>
+      <w:r>
+        <w:rPr>
+          <w:rFonts w:hint="default"/>
+          <w:b w:val="0"/>
+          <w:bCs w:val="0"/>
+          <w:sz w:val="24"/>
+          <w:szCs w:val="24"/>
+          <w:lang w:eastAsia="zh-CN"/>
+        </w:rPr>
+        <w:t>atk</w:t>
+      </w:r>
+    </w:p>
+    <w:p>
+      <w:pPr>
+        <w:ind w:firstLine="420" w:firstLineChars="0"/>
+        <w:jc w:val="both"/>
+        <w:outlineLvl w:val="9"/>
+        <w:rPr>
+          <w:rFonts w:hint="eastAsia"/>
+          <w:b w:val="0"/>
+          <w:bCs w:val="0"/>
+          <w:sz w:val="24"/>
+          <w:szCs w:val="24"/>
+          <w:lang w:eastAsia="zh-CN"/>
+        </w:rPr>
+      </w:pPr>
+      <w:r>
+        <w:rPr>
+          <w:rFonts w:hint="default"/>
+          <w:b w:val="0"/>
+          <w:bCs w:val="0"/>
+          <w:sz w:val="24"/>
+          <w:szCs w:val="24"/>
+          <w:lang w:eastAsia="zh-CN"/>
+        </w:rPr>
+        <w:t xml:space="preserve">接下来N行，每行3个用空格隔开的整数 </w:t>
+      </w:r>
+      <w:r>
+        <w:rPr>
+          <w:rFonts w:hint="default"/>
+          <w:b w:val="0"/>
+          <w:bCs w:val="0"/>
+          <w:sz w:val="24"/>
+          <w:szCs w:val="24"/>
+          <w:lang w:eastAsia="zh-CN"/>
+        </w:rPr>
+        <w:t>hpi, ami, atki</w:t>
+      </w:r>
     </w:p>
     <w:bookmarkEnd w:id="3"/>
     <w:p>
@@ -775,15 +1204,76 @@
         <w:ind w:firstLine="420" w:firstLineChars="0"/>
         <w:jc w:val="both"/>
         <w:rPr>
-          <w:rFonts w:hint="eastAsia"/>
-          <w:b w:val="0"/>
-          <w:bCs w:val="0"/>
-          <w:sz w:val="24"/>
-          <w:szCs w:val="24"/>
-          <w:lang w:val="en-US" w:eastAsia="zh-CN"/>
+          <w:rFonts w:hint="default"/>
+          <w:b w:val="0"/>
+          <w:bCs w:val="0"/>
+          <w:sz w:val="24"/>
+          <w:szCs w:val="24"/>
+          <w:lang w:eastAsia="zh-CN"/>
         </w:rPr>
       </w:pPr>
       <w:bookmarkStart w:id="4" w:name="OLE_LINK6"/>
+      <w:r>
+        <w:rPr>
+          <w:rFonts w:hint="default"/>
+          <w:b w:val="0"/>
+          <w:bCs w:val="0"/>
+          <w:sz w:val="24"/>
+          <w:szCs w:val="24"/>
+          <w:lang w:eastAsia="zh-CN"/>
+        </w:rPr>
+        <w:t>一行一个非负整数表示打败N只怪物所需用于升级的最少英勇徽章数量，若无法击败，则输出-1。</w:t>
+      </w:r>
+    </w:p>
+    <w:p>
+      <w:pPr>
+        <w:ind w:firstLine="420" w:firstLineChars="0"/>
+        <w:jc w:val="both"/>
+        <w:rPr>
+          <w:rFonts w:hint="default"/>
+          <w:b w:val="0"/>
+          <w:bCs w:val="0"/>
+          <w:sz w:val="24"/>
+          <w:szCs w:val="24"/>
+          <w:lang w:eastAsia="zh-CN"/>
+        </w:rPr>
+      </w:pPr>
+      <w:r>
+        <w:rPr>
+          <w:rFonts w:hint="default"/>
+          <w:b w:val="0"/>
+          <w:bCs w:val="0"/>
+          <w:sz w:val="24"/>
+          <w:szCs w:val="24"/>
+          <w:lang w:eastAsia="zh-CN"/>
+        </w:rPr>
+        <w:t>若可以击败，第二行输出3个整数分别表示提升能力后的能量值，防御值和魔法值。</w:t>
+      </w:r>
+    </w:p>
+    <w:p>
+      <w:pPr>
+        <w:ind w:firstLine="420" w:firstLineChars="0"/>
+        <w:jc w:val="both"/>
+        <w:rPr>
+          <w:rFonts w:hint="eastAsia"/>
+          <w:b w:val="0"/>
+          <w:bCs w:val="0"/>
+          <w:sz w:val="24"/>
+          <w:szCs w:val="24"/>
+          <w:lang w:eastAsia="zh-CN"/>
+        </w:rPr>
+      </w:pPr>
+      <w:r>
+        <w:rPr>
+          <w:rFonts w:hint="default"/>
+          <w:b w:val="0"/>
+          <w:bCs w:val="0"/>
+          <w:sz w:val="24"/>
+          <w:szCs w:val="24"/>
+          <w:lang w:eastAsia="zh-CN"/>
+        </w:rPr>
+        <w:t>若存在多种解，请输出字典序尽可能小的一组，两个方案字典序大小定义为第一个不同的整数的大小关系。</w:t>
+      </w:r>
     </w:p>
     <w:p>
       <w:pPr>
@@ -812,8 +1302,6 @@
         </w:rPr>
         <w:tab/>
       </w:r>
-      <w:bookmarkStart w:id="6" w:name="_GoBack"/>
-      <w:bookmarkEnd w:id="6"/>
     </w:p>
     <w:bookmarkEnd w:id="4"/>
     <w:p>
@@ -989,27 +1477,97 @@
       <w:pPr>
         <w:jc w:val="both"/>
         <w:rPr>
-          <w:rFonts w:hint="eastAsia"/>
-          <w:b w:val="0"/>
-          <w:bCs w:val="0"/>
-          <w:sz w:val="24"/>
-          <w:szCs w:val="24"/>
-          <w:lang w:val="en-US" w:eastAsia="zh-CN"/>
-        </w:rPr>
-      </w:pPr>
-    </w:p>
-    <w:p>
-      <w:pPr>
-        <w:jc w:val="both"/>
-        <w:rPr>
-          <w:rFonts w:hint="eastAsia"/>
-          <w:b w:val="0"/>
-          <w:bCs w:val="0"/>
-          <w:sz w:val="24"/>
-          <w:szCs w:val="24"/>
-          <w:lang w:val="en-US" w:eastAsia="zh-CN"/>
-        </w:rPr>
-      </w:pPr>
+          <w:rFonts w:hint="default"/>
+          <w:b w:val="0"/>
+          <w:bCs w:val="0"/>
+          <w:sz w:val="24"/>
+          <w:szCs w:val="24"/>
+          <w:lang w:eastAsia="zh-CN"/>
+        </w:rPr>
+      </w:pPr>
+      <w:r>
+        <w:rPr>
+          <w:rFonts w:hint="default"/>
+          <w:b w:val="0"/>
+          <w:bCs w:val="0"/>
+          <w:sz w:val="24"/>
+          <w:szCs w:val="24"/>
+          <w:lang w:eastAsia="zh-CN"/>
+        </w:rPr>
+        <w:t xml:space="preserve">1 &lt;= N &lt;= 5000; 1 &lt;= </w:t>
+      </w:r>
+      <w:r>
+        <w:rPr>
+          <w:rFonts w:hint="default"/>
+          <w:b w:val="0"/>
+          <w:bCs w:val="0"/>
+          <w:sz w:val="24"/>
+          <w:szCs w:val="24"/>
+          <w:lang w:eastAsia="zh-CN"/>
+        </w:rPr>
+        <w:t>hpi,</w:t>
+      </w:r>
+      <w:r>
+        <w:rPr>
+          <w:rFonts w:hint="default"/>
+          <w:b w:val="0"/>
+          <w:bCs w:val="0"/>
+          <w:sz w:val="24"/>
+          <w:szCs w:val="24"/>
+          <w:lang w:eastAsia="zh-CN"/>
+        </w:rPr>
+        <w:t>ami,atki,Hp,Am,Atk,Vhp,Vam,Aatk &lt;= 500,0000 ;</w:t>
+      </w:r>
+    </w:p>
+    <w:p>
+      <w:pPr>
+        <w:jc w:val="both"/>
+        <w:rPr>
+          <w:rFonts w:hint="eastAsia"/>
+          <w:b w:val="0"/>
+          <w:bCs w:val="0"/>
+          <w:sz w:val="24"/>
+          <w:szCs w:val="24"/>
+          <w:lang w:eastAsia="zh-CN"/>
+        </w:rPr>
+      </w:pPr>
+      <w:r>
+        <w:rPr>
+          <w:rFonts w:hint="default"/>
+          <w:b w:val="0"/>
+          <w:bCs w:val="0"/>
+          <w:sz w:val="24"/>
+          <w:szCs w:val="24"/>
+          <w:lang w:eastAsia="zh-CN"/>
+        </w:rPr>
+        <w:t>1 &lt;= Csthp, Cstam, Cstatk &lt;= 10,0000,0000;</w:t>
+      </w:r>
+      <w:bookmarkStart w:id="6" w:name="_GoBack"/>
+      <w:bookmarkEnd w:id="6"/>
+    </w:p>
+    <w:p>
+      <w:pPr>
+        <w:jc w:val="both"/>
+        <w:rPr>
+          <w:rFonts w:hint="eastAsia"/>
+          <w:b w:val="0"/>
+          <w:bCs w:val="0"/>
+          <w:sz w:val="24"/>
+          <w:szCs w:val="24"/>
+          <w:lang w:eastAsia="zh-CN"/>
+        </w:rPr>
+      </w:pPr>
+      <w:r>
+        <w:rPr>
+          <w:rFonts w:hint="default"/>
+          <w:b w:val="0"/>
+          <w:bCs w:val="0"/>
+          <w:sz w:val="24"/>
+          <w:szCs w:val="24"/>
+          <w:lang w:eastAsia="zh-CN"/>
+        </w:rPr>
+        <w:t>请注意常数因子对于程序效率的影响。</w:t>
+      </w:r>
     </w:p>
     <w:sectPr>
       <w:pgSz w:w="11906" w:h="16838"/>
@@ -1379,7 +1937,7 @@
   <a:themeElements>
     <a:clrScheme name="Office">
       <a:dk1>
-        <a:sysClr val="windowText" lastClr="000000"/>
+        <a:sysClr val="windowText" lastClr="4C4C4C"/>
       </a:dk1>
       <a:lt1>
         <a:sysClr val="window" lastClr="FFFFFF"/>
@@ -1626,6 +2184,7 @@
     </a:fmtScheme>
   </a:themeElements>
   <a:objectDefaults/>
+  <a:extraClrSchemeLst/>
 </a:theme>
 </file>
 

--- a/奥比岛模拟赛Ⅰ/苍月塔/苍月塔.docx
+++ b/奥比岛模拟赛Ⅰ/苍月塔/苍月塔.docx
@@ -139,7 +139,7 @@
         <w:ind w:firstLine="420" w:firstLineChars="0"/>
         <w:jc w:val="both"/>
         <w:rPr>
-          <w:rFonts w:hint="default"/>
+          <w:rFonts w:hint="eastAsia" w:asciiTheme="minorEastAsia" w:hAnsiTheme="minorEastAsia" w:eastAsiaTheme="minorEastAsia" w:cstheme="minorEastAsia"/>
           <w:b w:val="0"/>
           <w:bCs w:val="0"/>
           <w:sz w:val="24"/>
@@ -150,120 +150,32 @@
       <w:bookmarkStart w:id="2" w:name="OLE_LINK2"/>
       <w:r>
         <w:rPr>
-          <w:rFonts w:hint="default"/>
-          <w:b w:val="0"/>
-          <w:bCs w:val="0"/>
-          <w:sz w:val="24"/>
-          <w:szCs w:val="24"/>
-          <w:lang w:eastAsia="zh-CN"/>
-        </w:rPr>
-        <w:t>苍月塔是社区类</w:t>
-      </w:r>
-      <w:r>
-        <w:rPr>
-          <w:rFonts w:hint="default"/>
-          <w:b w:val="0"/>
-          <w:bCs w:val="0"/>
-          <w:sz w:val="24"/>
-          <w:szCs w:val="24"/>
-          <w:lang w:eastAsia="zh-CN"/>
-        </w:rPr>
-        <w:t>页</w:t>
-      </w:r>
-      <w:r>
-        <w:rPr>
-          <w:rFonts w:hint="default"/>
-          <w:b w:val="0"/>
-          <w:bCs w:val="0"/>
-          <w:sz w:val="24"/>
-          <w:szCs w:val="24"/>
-          <w:lang w:eastAsia="zh-CN"/>
-        </w:rPr>
-        <w:t>游奥比岛2009年11月13日起开放的一个任务系统，相当于一个模拟RPG小游戏，最高开放至第10层，现已关闭。玩家通过战斗收集徽章，累积自身角色的能量值、魔力值、</w:t>
-      </w:r>
-      <w:r>
-        <w:rPr>
-          <w:rFonts w:hint="default"/>
-          <w:b w:val="0"/>
-          <w:bCs w:val="0"/>
-          <w:sz w:val="24"/>
-          <w:szCs w:val="24"/>
-          <w:lang w:eastAsia="zh-CN"/>
-        </w:rPr>
-        <w:fldChar w:fldCharType="begin"/>
-      </w:r>
-      <w:r>
-        <w:rPr>
-          <w:rFonts w:hint="default"/>
-          <w:b w:val="0"/>
-          <w:bCs w:val="0"/>
-          <w:sz w:val="24"/>
-          <w:szCs w:val="24"/>
-          <w:lang w:eastAsia="zh-CN"/>
-        </w:rPr>
-        <w:instrText xml:space="preserve"> HYPERLINK "https://baike.baidu.com/item/%E9%98%B2%E5%BE%A1" \t "/home/gbakkk5951/Documents\\x/_blank" </w:instrText>
-      </w:r>
-      <w:r>
-        <w:rPr>
-          <w:rFonts w:hint="default"/>
-          <w:b w:val="0"/>
-          <w:bCs w:val="0"/>
-          <w:sz w:val="24"/>
-          <w:szCs w:val="24"/>
-          <w:lang w:eastAsia="zh-CN"/>
-        </w:rPr>
-        <w:fldChar w:fldCharType="separate"/>
-      </w:r>
-      <w:r>
-        <w:rPr>
-          <w:rFonts w:hint="default"/>
-          <w:b w:val="0"/>
-          <w:bCs w:val="0"/>
-          <w:sz w:val="24"/>
-          <w:szCs w:val="24"/>
-          <w:lang w:eastAsia="zh-CN"/>
-        </w:rPr>
-        <w:t>防御</w:t>
-      </w:r>
-      <w:r>
-        <w:rPr>
-          <w:rFonts w:hint="default"/>
-          <w:b w:val="0"/>
-          <w:bCs w:val="0"/>
-          <w:sz w:val="24"/>
-          <w:szCs w:val="24"/>
-          <w:lang w:eastAsia="zh-CN"/>
-        </w:rPr>
-        <w:fldChar w:fldCharType="end"/>
-      </w:r>
-      <w:r>
-        <w:rPr>
-          <w:rFonts w:hint="default"/>
-          <w:b w:val="0"/>
-          <w:bCs w:val="0"/>
-          <w:sz w:val="24"/>
-          <w:szCs w:val="24"/>
-          <w:lang w:eastAsia="zh-CN"/>
-        </w:rPr>
-        <w:t>值通过层层关卡，还可获得奥比岛服饰和道具。苍月塔以及遗忘之岛于2013年关闭。</w:t>
-      </w:r>
-    </w:p>
-    <w:p>
-      <w:pPr>
-        <w:ind w:firstLine="420" w:firstLineChars="0"/>
-        <w:jc w:val="both"/>
-        <w:rPr>
-          <w:rFonts w:hint="default"/>
-          <w:b w:val="0"/>
-          <w:bCs w:val="0"/>
-          <w:sz w:val="24"/>
-          <w:szCs w:val="24"/>
-          <w:lang w:eastAsia="zh-CN"/>
-        </w:rPr>
-      </w:pPr>
-      <w:r>
-        <w:rPr>
-          <w:rFonts w:hint="default"/>
+          <w:rFonts w:hint="eastAsia" w:asciiTheme="minorEastAsia" w:hAnsiTheme="minorEastAsia" w:eastAsiaTheme="minorEastAsia" w:cstheme="minorEastAsia"/>
+          <w:b w:val="0"/>
+          <w:bCs w:val="0"/>
+          <w:sz w:val="24"/>
+          <w:szCs w:val="24"/>
+          <w:lang w:eastAsia="zh-CN"/>
+        </w:rPr>
+        <w:t>苍月塔是社区类页游奥比岛2009年11月13日起开放的一个任务系统，相当于一个模拟RPG小游戏，最高开放至第10层，现已关闭。玩家通过战斗收集徽章，累积自身角色的能量值、魔力值、防御值通过层层关卡，还可获得奥比岛服饰和道具。苍月塔以及遗忘之岛于2013年关闭。</w:t>
+      </w:r>
+    </w:p>
+    <w:p>
+      <w:pPr>
+        <w:ind w:firstLine="420" w:firstLineChars="0"/>
+        <w:jc w:val="both"/>
+        <w:rPr>
+          <w:rFonts w:hint="eastAsia" w:asciiTheme="minorEastAsia" w:hAnsiTheme="minorEastAsia" w:eastAsiaTheme="minorEastAsia" w:cstheme="minorEastAsia"/>
+          <w:b w:val="0"/>
+          <w:bCs w:val="0"/>
+          <w:sz w:val="24"/>
+          <w:szCs w:val="24"/>
+          <w:lang w:eastAsia="zh-CN"/>
+        </w:rPr>
+      </w:pPr>
+      <w:r>
+        <w:rPr>
+          <w:rFonts w:hint="eastAsia" w:asciiTheme="minorEastAsia" w:hAnsiTheme="minorEastAsia" w:eastAsiaTheme="minorEastAsia" w:cstheme="minorEastAsia"/>
           <w:b w:val="0"/>
           <w:bCs w:val="0"/>
           <w:sz w:val="24"/>
@@ -278,174 +190,42 @@
         <w:ind w:firstLine="420" w:firstLineChars="0"/>
         <w:jc w:val="both"/>
         <w:rPr>
-          <w:rFonts w:hint="default"/>
-          <w:b w:val="0"/>
-          <w:bCs w:val="0"/>
-          <w:sz w:val="24"/>
-          <w:szCs w:val="24"/>
-          <w:lang w:eastAsia="zh-CN"/>
-        </w:rPr>
-      </w:pPr>
-      <w:r>
-        <w:rPr>
-          <w:rFonts w:hint="default"/>
-          <w:b w:val="0"/>
-          <w:bCs w:val="0"/>
-          <w:sz w:val="24"/>
-          <w:szCs w:val="24"/>
-          <w:lang w:eastAsia="zh-CN"/>
-        </w:rPr>
-        <w:t>双方互相攻击，若对方魔力值大于自己的</w:t>
-      </w:r>
-      <w:r>
-        <w:rPr>
-          <w:rFonts w:hint="default"/>
-          <w:b w:val="0"/>
-          <w:bCs w:val="0"/>
-          <w:sz w:val="24"/>
-          <w:szCs w:val="24"/>
-          <w:lang w:eastAsia="zh-CN"/>
-        </w:rPr>
-        <w:fldChar w:fldCharType="begin"/>
-      </w:r>
-      <w:r>
-        <w:rPr>
-          <w:rFonts w:hint="default"/>
-          <w:b w:val="0"/>
-          <w:bCs w:val="0"/>
-          <w:sz w:val="24"/>
-          <w:szCs w:val="24"/>
-          <w:lang w:eastAsia="zh-CN"/>
-        </w:rPr>
-        <w:instrText xml:space="preserve"> HYPERLINK "https://baike.baidu.com/item/%E9%98%B2%E5%BE%A1" \t "/home/gbakkk5951/Documents\\x/_blank" </w:instrText>
-      </w:r>
-      <w:r>
-        <w:rPr>
-          <w:rFonts w:hint="default"/>
-          <w:b w:val="0"/>
-          <w:bCs w:val="0"/>
-          <w:sz w:val="24"/>
-          <w:szCs w:val="24"/>
-          <w:lang w:eastAsia="zh-CN"/>
-        </w:rPr>
-        <w:fldChar w:fldCharType="separate"/>
-      </w:r>
-      <w:r>
-        <w:rPr>
-          <w:rFonts w:hint="default"/>
-          <w:b w:val="0"/>
-          <w:bCs w:val="0"/>
-          <w:sz w:val="24"/>
-          <w:szCs w:val="24"/>
-          <w:lang w:eastAsia="zh-CN"/>
-        </w:rPr>
-        <w:t>防御</w:t>
-      </w:r>
-      <w:r>
-        <w:rPr>
-          <w:rFonts w:hint="default"/>
-          <w:b w:val="0"/>
-          <w:bCs w:val="0"/>
-          <w:sz w:val="24"/>
-          <w:szCs w:val="24"/>
-          <w:lang w:eastAsia="zh-CN"/>
-        </w:rPr>
-        <w:fldChar w:fldCharType="end"/>
-      </w:r>
-      <w:r>
-        <w:rPr>
-          <w:rFonts w:hint="default"/>
-          <w:b w:val="0"/>
-          <w:bCs w:val="0"/>
-          <w:sz w:val="24"/>
-          <w:szCs w:val="24"/>
-          <w:lang w:eastAsia="zh-CN"/>
-        </w:rPr>
-        <w:t>值，则自己的能量值减少对方魔力值与自己</w:t>
-      </w:r>
-      <w:r>
-        <w:rPr>
-          <w:rFonts w:hint="default"/>
-          <w:b w:val="0"/>
-          <w:bCs w:val="0"/>
-          <w:sz w:val="24"/>
-          <w:szCs w:val="24"/>
-          <w:lang w:eastAsia="zh-CN"/>
-        </w:rPr>
-        <w:fldChar w:fldCharType="begin"/>
-      </w:r>
-      <w:r>
-        <w:rPr>
-          <w:rFonts w:hint="default"/>
-          <w:b w:val="0"/>
-          <w:bCs w:val="0"/>
-          <w:sz w:val="24"/>
-          <w:szCs w:val="24"/>
-          <w:lang w:eastAsia="zh-CN"/>
-        </w:rPr>
-        <w:instrText xml:space="preserve"> HYPERLINK "https://baike.baidu.com/item/%E9%98%B2%E5%BE%A1" \t "/home/gbakkk5951/Documents\\x/_blank" </w:instrText>
-      </w:r>
-      <w:r>
-        <w:rPr>
-          <w:rFonts w:hint="default"/>
-          <w:b w:val="0"/>
-          <w:bCs w:val="0"/>
-          <w:sz w:val="24"/>
-          <w:szCs w:val="24"/>
-          <w:lang w:eastAsia="zh-CN"/>
-        </w:rPr>
-        <w:fldChar w:fldCharType="separate"/>
-      </w:r>
-      <w:r>
-        <w:rPr>
-          <w:rFonts w:hint="default"/>
-          <w:b w:val="0"/>
-          <w:bCs w:val="0"/>
-          <w:sz w:val="24"/>
-          <w:szCs w:val="24"/>
-          <w:lang w:eastAsia="zh-CN"/>
-        </w:rPr>
-        <w:t>防御</w:t>
-      </w:r>
-      <w:r>
-        <w:rPr>
-          <w:rFonts w:hint="default"/>
-          <w:b w:val="0"/>
-          <w:bCs w:val="0"/>
-          <w:sz w:val="24"/>
-          <w:szCs w:val="24"/>
-          <w:lang w:eastAsia="zh-CN"/>
-        </w:rPr>
-        <w:fldChar w:fldCharType="end"/>
-      </w:r>
-      <w:r>
-        <w:rPr>
-          <w:rFonts w:hint="default"/>
-          <w:b w:val="0"/>
-          <w:bCs w:val="0"/>
-          <w:sz w:val="24"/>
-          <w:szCs w:val="24"/>
-          <w:lang w:eastAsia="zh-CN"/>
-        </w:rPr>
-        <w:t>值的差值。</w:t>
-      </w:r>
-    </w:p>
-    <w:p>
-      <w:pPr>
-        <w:ind w:firstLine="420" w:firstLineChars="0"/>
-        <w:jc w:val="both"/>
-        <w:rPr>
-          <w:rFonts w:hint="default"/>
-          <w:b w:val="0"/>
-          <w:bCs w:val="0"/>
-          <w:sz w:val="24"/>
-          <w:szCs w:val="24"/>
-          <w:lang w:eastAsia="zh-CN"/>
-        </w:rPr>
-      </w:pPr>
-      <w:r>
-        <w:rPr>
-          <w:rFonts w:hint="default"/>
+          <w:rFonts w:hint="eastAsia" w:asciiTheme="minorEastAsia" w:hAnsiTheme="minorEastAsia" w:eastAsiaTheme="minorEastAsia" w:cstheme="minorEastAsia"/>
+          <w:b w:val="0"/>
+          <w:bCs w:val="0"/>
+          <w:sz w:val="24"/>
+          <w:szCs w:val="24"/>
+          <w:lang w:eastAsia="zh-CN"/>
+        </w:rPr>
+      </w:pPr>
+      <w:r>
+        <w:rPr>
+          <w:rFonts w:hint="eastAsia" w:asciiTheme="minorEastAsia" w:hAnsiTheme="minorEastAsia" w:eastAsiaTheme="minorEastAsia" w:cstheme="minorEastAsia"/>
+          <w:b w:val="0"/>
+          <w:bCs w:val="0"/>
+          <w:sz w:val="24"/>
+          <w:szCs w:val="24"/>
+          <w:lang w:eastAsia="zh-CN"/>
+        </w:rPr>
+        <w:t>双方互相攻击，若对方魔力值大于自己的防御值，则自己的能量值减少对方魔力值与自己防御值的差值。</w:t>
+      </w:r>
+    </w:p>
+    <w:p>
+      <w:pPr>
+        <w:ind w:firstLine="420" w:firstLineChars="0"/>
+        <w:jc w:val="both"/>
+        <w:rPr>
+          <w:rFonts w:hint="eastAsia" w:asciiTheme="minorEastAsia" w:hAnsiTheme="minorEastAsia" w:eastAsiaTheme="minorEastAsia" w:cstheme="minorEastAsia"/>
+          <w:b w:val="0"/>
+          <w:bCs w:val="0"/>
+          <w:sz w:val="24"/>
+          <w:szCs w:val="24"/>
+          <w:lang w:eastAsia="zh-CN"/>
+        </w:rPr>
+      </w:pPr>
+      <w:r>
+        <w:rPr>
+          <w:rFonts w:hint="eastAsia" w:asciiTheme="minorEastAsia" w:hAnsiTheme="minorEastAsia" w:eastAsiaTheme="minorEastAsia" w:cstheme="minorEastAsia"/>
           <w:b w:val="0"/>
           <w:bCs w:val="0"/>
           <w:sz w:val="24"/>
@@ -460,113 +240,47 @@
         <w:ind w:firstLine="420" w:firstLineChars="0"/>
         <w:jc w:val="both"/>
         <w:rPr>
-          <w:rFonts w:hint="eastAsia"/>
-          <w:b w:val="0"/>
-          <w:bCs w:val="0"/>
-          <w:sz w:val="24"/>
-          <w:szCs w:val="24"/>
-          <w:lang w:eastAsia="zh-CN"/>
-        </w:rPr>
-      </w:pPr>
-      <w:r>
-        <w:rPr>
-          <w:rFonts w:hint="default"/>
-          <w:b w:val="0"/>
-          <w:bCs w:val="0"/>
-          <w:sz w:val="24"/>
-          <w:szCs w:val="24"/>
-          <w:lang w:eastAsia="zh-CN"/>
-        </w:rPr>
-        <w:t>现在苍月塔中有N只怪物，其能量值、</w:t>
-      </w:r>
-      <w:r>
-        <w:rPr>
-          <w:rFonts w:hint="default"/>
-          <w:b w:val="0"/>
-          <w:bCs w:val="0"/>
-          <w:sz w:val="24"/>
-          <w:szCs w:val="24"/>
-          <w:lang w:eastAsia="zh-CN"/>
-        </w:rPr>
-        <w:fldChar w:fldCharType="begin"/>
-      </w:r>
-      <w:r>
-        <w:rPr>
-          <w:rFonts w:hint="default"/>
-          <w:b w:val="0"/>
-          <w:bCs w:val="0"/>
-          <w:sz w:val="24"/>
-          <w:szCs w:val="24"/>
-          <w:lang w:eastAsia="zh-CN"/>
-        </w:rPr>
-        <w:instrText xml:space="preserve"> HYPERLINK "https://baike.baidu.com/item/%E9%98%B2%E5%BE%A1" \t "/home/gbakkk5951/Documents\\x/_blank" </w:instrText>
-      </w:r>
-      <w:r>
-        <w:rPr>
-          <w:rFonts w:hint="default"/>
-          <w:b w:val="0"/>
-          <w:bCs w:val="0"/>
-          <w:sz w:val="24"/>
-          <w:szCs w:val="24"/>
-          <w:lang w:eastAsia="zh-CN"/>
-        </w:rPr>
-        <w:fldChar w:fldCharType="separate"/>
-      </w:r>
-      <w:r>
-        <w:rPr>
-          <w:rFonts w:hint="default"/>
-          <w:b w:val="0"/>
-          <w:bCs w:val="0"/>
-          <w:sz w:val="24"/>
-          <w:szCs w:val="24"/>
-          <w:lang w:eastAsia="zh-CN"/>
-        </w:rPr>
-        <w:t>防御</w:t>
-      </w:r>
-      <w:r>
-        <w:rPr>
-          <w:rFonts w:hint="default"/>
-          <w:b w:val="0"/>
-          <w:bCs w:val="0"/>
-          <w:sz w:val="24"/>
-          <w:szCs w:val="24"/>
-          <w:lang w:eastAsia="zh-CN"/>
-        </w:rPr>
-        <w:fldChar w:fldCharType="end"/>
-      </w:r>
-      <w:r>
-        <w:rPr>
-          <w:rFonts w:hint="default"/>
-          <w:b w:val="0"/>
-          <w:bCs w:val="0"/>
-          <w:sz w:val="24"/>
-          <w:szCs w:val="24"/>
-          <w:lang w:eastAsia="zh-CN"/>
-        </w:rPr>
-        <w:t>值、魔力值分别为hpi, ami, atki</w:t>
-      </w:r>
-    </w:p>
-    <w:p>
-      <w:pPr>
-        <w:ind w:firstLine="420" w:firstLineChars="0"/>
-        <w:jc w:val="both"/>
-        <w:rPr>
-          <w:rFonts w:hint="eastAsia"/>
-          <w:b w:val="0"/>
-          <w:bCs w:val="0"/>
-          <w:sz w:val="24"/>
-          <w:szCs w:val="24"/>
-          <w:lang w:val="en-US" w:eastAsia="zh-CN"/>
-        </w:rPr>
-      </w:pPr>
-      <w:r>
-        <w:rPr>
-          <w:rFonts w:hint="eastAsia"/>
-          <w:b w:val="0"/>
-          <w:bCs w:val="0"/>
-          <w:sz w:val="24"/>
-          <w:szCs w:val="24"/>
-          <w:lang w:val="en-US" w:eastAsia="zh-CN"/>
+          <w:rFonts w:hint="eastAsia" w:asciiTheme="minorEastAsia" w:hAnsiTheme="minorEastAsia" w:eastAsiaTheme="minorEastAsia" w:cstheme="minorEastAsia"/>
+          <w:b w:val="0"/>
+          <w:bCs w:val="0"/>
+          <w:sz w:val="24"/>
+          <w:szCs w:val="24"/>
+          <w:lang w:eastAsia="zh-CN"/>
+        </w:rPr>
+      </w:pPr>
+      <w:r>
+        <w:rPr>
+          <w:rFonts w:hint="eastAsia" w:asciiTheme="minorEastAsia" w:hAnsiTheme="minorEastAsia" w:eastAsiaTheme="minorEastAsia" w:cstheme="minorEastAsia"/>
+          <w:b w:val="0"/>
+          <w:bCs w:val="0"/>
+          <w:sz w:val="24"/>
+          <w:szCs w:val="24"/>
+          <w:lang w:eastAsia="zh-CN"/>
+        </w:rPr>
+        <w:t>现在苍月塔中有N只怪物，其能量值、防御值、魔力值分别为hpi, ami, atki</w:t>
+      </w:r>
+    </w:p>
+    <w:p>
+      <w:pPr>
+        <w:ind w:firstLine="420" w:firstLineChars="0"/>
+        <w:jc w:val="both"/>
+        <w:rPr>
+          <w:rFonts w:hint="eastAsia" w:asciiTheme="minorEastAsia" w:hAnsiTheme="minorEastAsia" w:eastAsiaTheme="minorEastAsia" w:cstheme="minorEastAsia"/>
+          <w:b w:val="0"/>
+          <w:bCs w:val="0"/>
+          <w:sz w:val="24"/>
+          <w:szCs w:val="24"/>
+          <w:lang w:eastAsia="zh-CN"/>
+        </w:rPr>
+      </w:pPr>
+      <w:r>
+        <w:rPr>
+          <w:rFonts w:hint="eastAsia" w:asciiTheme="minorEastAsia" w:hAnsiTheme="minorEastAsia" w:eastAsiaTheme="minorEastAsia" w:cstheme="minorEastAsia"/>
+          <w:b w:val="0"/>
+          <w:bCs w:val="0"/>
+          <w:sz w:val="24"/>
+          <w:szCs w:val="24"/>
+          <w:lang w:eastAsia="zh-CN"/>
         </w:rPr>
         <w:t>初始时小奥比的能量值、防御值、魔力值分别为Hp, Am, Atk。</w:t>
       </w:r>
@@ -576,291 +290,161 @@
         <w:ind w:firstLine="420" w:firstLineChars="0"/>
         <w:jc w:val="both"/>
         <w:rPr>
-          <w:rFonts w:hint="eastAsia"/>
-          <w:b w:val="0"/>
-          <w:bCs w:val="0"/>
-          <w:sz w:val="24"/>
-          <w:szCs w:val="24"/>
-          <w:lang w:val="en-US" w:eastAsia="zh-CN"/>
-        </w:rPr>
-      </w:pPr>
-      <w:r>
-        <w:rPr>
-          <w:rFonts w:hint="eastAsia"/>
-          <w:b w:val="0"/>
-          <w:bCs w:val="0"/>
-          <w:sz w:val="24"/>
-          <w:szCs w:val="24"/>
-          <w:lang w:val="en-US" w:eastAsia="zh-CN"/>
-        </w:rPr>
-        <w:t>为了能够在最终能量值为正数的情况下击败这N只怪物，你需要提升小奥比的属性，然而提升属性需要</w:t>
-      </w:r>
-      <w:r>
-        <w:rPr>
-          <w:rFonts w:hint="default"/>
-          <w:b w:val="0"/>
-          <w:bCs w:val="0"/>
-          <w:sz w:val="24"/>
-          <w:szCs w:val="24"/>
-          <w:lang w:eastAsia="zh-CN"/>
-        </w:rPr>
-        <w:t>英勇</w:t>
-      </w:r>
-      <w:r>
-        <w:rPr>
-          <w:rFonts w:hint="eastAsia"/>
-          <w:b w:val="0"/>
-          <w:bCs w:val="0"/>
-          <w:sz w:val="24"/>
-          <w:szCs w:val="24"/>
-          <w:lang w:val="en-US" w:eastAsia="zh-CN"/>
-        </w:rPr>
-        <w:t>徽章，你希望以最少的</w:t>
-      </w:r>
-      <w:r>
-        <w:rPr>
-          <w:rFonts w:hint="default"/>
-          <w:b w:val="0"/>
-          <w:bCs w:val="0"/>
-          <w:sz w:val="24"/>
-          <w:szCs w:val="24"/>
-          <w:lang w:eastAsia="zh-CN"/>
-        </w:rPr>
-        <w:t>英勇</w:t>
-      </w:r>
-      <w:r>
-        <w:rPr>
-          <w:rFonts w:hint="eastAsia"/>
-          <w:b w:val="0"/>
-          <w:bCs w:val="0"/>
-          <w:sz w:val="24"/>
-          <w:szCs w:val="24"/>
-          <w:lang w:val="en-US" w:eastAsia="zh-CN"/>
-        </w:rPr>
-        <w:t>徽章完成这个任务。</w:t>
-      </w:r>
-    </w:p>
-    <w:p>
-      <w:pPr>
-        <w:ind w:firstLine="420" w:firstLineChars="0"/>
-        <w:jc w:val="both"/>
-        <w:rPr>
-          <w:rFonts w:hint="eastAsia" w:eastAsiaTheme="minorEastAsia"/>
-          <w:b w:val="0"/>
-          <w:bCs w:val="0"/>
-          <w:sz w:val="24"/>
-          <w:szCs w:val="24"/>
-          <w:lang w:val="en-US" w:eastAsia="zh-CN"/>
-        </w:rPr>
-      </w:pPr>
-      <w:r>
-        <w:rPr>
-          <w:rFonts w:hint="eastAsia"/>
-          <w:b w:val="0"/>
-          <w:bCs w:val="0"/>
-          <w:sz w:val="24"/>
-          <w:szCs w:val="24"/>
-          <w:lang w:val="en-US" w:eastAsia="zh-CN"/>
-        </w:rPr>
-        <w:t>每消耗Csthp的</w:t>
-      </w:r>
-      <w:r>
-        <w:rPr>
-          <w:rFonts w:hint="default"/>
-          <w:b w:val="0"/>
-          <w:bCs w:val="0"/>
-          <w:sz w:val="24"/>
-          <w:szCs w:val="24"/>
-          <w:lang w:eastAsia="zh-CN"/>
-        </w:rPr>
-        <w:t>英勇</w:t>
-      </w:r>
-      <w:r>
-        <w:rPr>
-          <w:rFonts w:hint="eastAsia"/>
-          <w:b w:val="0"/>
-          <w:bCs w:val="0"/>
-          <w:sz w:val="24"/>
-          <w:szCs w:val="24"/>
-          <w:lang w:val="en-US" w:eastAsia="zh-CN"/>
-        </w:rPr>
-        <w:t>徽章能够提升Vhp的能量值。</w:t>
-      </w:r>
-    </w:p>
-    <w:p>
-      <w:pPr>
-        <w:ind w:firstLine="420" w:firstLineChars="0"/>
-        <w:jc w:val="both"/>
-        <w:rPr>
-          <w:rFonts w:hint="eastAsia" w:eastAsiaTheme="minorEastAsia"/>
-          <w:b w:val="0"/>
-          <w:bCs w:val="0"/>
-          <w:sz w:val="24"/>
-          <w:szCs w:val="24"/>
-          <w:lang w:val="en-US" w:eastAsia="zh-CN"/>
-        </w:rPr>
-      </w:pPr>
-      <w:r>
-        <w:rPr>
-          <w:rFonts w:hint="eastAsia"/>
-          <w:b w:val="0"/>
-          <w:bCs w:val="0"/>
-          <w:sz w:val="24"/>
-          <w:szCs w:val="24"/>
-          <w:lang w:val="en-US" w:eastAsia="zh-CN"/>
-        </w:rPr>
-        <w:t>每消耗Cstam的</w:t>
-      </w:r>
-      <w:r>
-        <w:rPr>
-          <w:rFonts w:hint="default"/>
-          <w:b w:val="0"/>
-          <w:bCs w:val="0"/>
-          <w:sz w:val="24"/>
-          <w:szCs w:val="24"/>
-          <w:lang w:eastAsia="zh-CN"/>
-        </w:rPr>
-        <w:t>英勇</w:t>
-      </w:r>
-      <w:r>
-        <w:rPr>
-          <w:rFonts w:hint="eastAsia"/>
-          <w:b w:val="0"/>
-          <w:bCs w:val="0"/>
-          <w:sz w:val="24"/>
-          <w:szCs w:val="24"/>
-          <w:lang w:val="en-US" w:eastAsia="zh-CN"/>
-        </w:rPr>
-        <w:t>徽章能够提升Vam的防御值。</w:t>
-      </w:r>
-    </w:p>
-    <w:p>
-      <w:pPr>
-        <w:ind w:firstLine="420" w:firstLineChars="0"/>
-        <w:jc w:val="both"/>
-        <w:rPr>
-          <w:rFonts w:hint="eastAsia"/>
-          <w:b w:val="0"/>
-          <w:bCs w:val="0"/>
-          <w:sz w:val="24"/>
-          <w:szCs w:val="24"/>
-          <w:lang w:val="en-US" w:eastAsia="zh-CN"/>
-        </w:rPr>
-      </w:pPr>
-      <w:r>
-        <w:rPr>
-          <w:rFonts w:hint="eastAsia"/>
-          <w:b w:val="0"/>
-          <w:bCs w:val="0"/>
-          <w:sz w:val="24"/>
-          <w:szCs w:val="24"/>
-          <w:lang w:val="en-US" w:eastAsia="zh-CN"/>
-        </w:rPr>
-        <w:t>每消耗Cst</w:t>
-      </w:r>
-      <w:r>
-        <w:rPr>
-          <w:rFonts w:hint="default"/>
-          <w:b w:val="0"/>
-          <w:bCs w:val="0"/>
-          <w:sz w:val="24"/>
-          <w:szCs w:val="24"/>
-          <w:lang w:eastAsia="zh-CN"/>
-        </w:rPr>
-        <w:t>atk</w:t>
-      </w:r>
-      <w:r>
-        <w:rPr>
-          <w:rFonts w:hint="eastAsia"/>
-          <w:b w:val="0"/>
-          <w:bCs w:val="0"/>
-          <w:sz w:val="24"/>
-          <w:szCs w:val="24"/>
-          <w:lang w:val="en-US" w:eastAsia="zh-CN"/>
-        </w:rPr>
-        <w:t>的</w:t>
-      </w:r>
-      <w:r>
-        <w:rPr>
-          <w:rFonts w:hint="default"/>
-          <w:b w:val="0"/>
-          <w:bCs w:val="0"/>
-          <w:sz w:val="24"/>
-          <w:szCs w:val="24"/>
-          <w:lang w:eastAsia="zh-CN"/>
-        </w:rPr>
-        <w:t>英勇</w:t>
-      </w:r>
-      <w:r>
-        <w:rPr>
-          <w:rFonts w:hint="eastAsia"/>
-          <w:b w:val="0"/>
-          <w:bCs w:val="0"/>
-          <w:sz w:val="24"/>
-          <w:szCs w:val="24"/>
-          <w:lang w:val="en-US" w:eastAsia="zh-CN"/>
-        </w:rPr>
-        <w:t>徽章能够提升V</w:t>
-      </w:r>
-      <w:r>
-        <w:rPr>
-          <w:rFonts w:hint="default"/>
-          <w:b w:val="0"/>
-          <w:bCs w:val="0"/>
-          <w:sz w:val="24"/>
-          <w:szCs w:val="24"/>
-          <w:lang w:eastAsia="zh-CN"/>
-        </w:rPr>
-        <w:t>atk</w:t>
-      </w:r>
-      <w:r>
-        <w:rPr>
-          <w:rFonts w:hint="eastAsia"/>
-          <w:b w:val="0"/>
-          <w:bCs w:val="0"/>
-          <w:sz w:val="24"/>
-          <w:szCs w:val="24"/>
-          <w:lang w:val="en-US" w:eastAsia="zh-CN"/>
-        </w:rPr>
-        <w:t>的魔法值。</w:t>
-      </w:r>
-    </w:p>
-    <w:p>
-      <w:pPr>
-        <w:ind w:firstLine="420" w:firstLineChars="0"/>
-        <w:jc w:val="both"/>
-        <w:rPr>
-          <w:rFonts w:hint="eastAsia"/>
-          <w:b w:val="0"/>
-          <w:bCs w:val="0"/>
-          <w:sz w:val="24"/>
-          <w:szCs w:val="24"/>
-          <w:lang w:eastAsia="zh-CN"/>
-        </w:rPr>
-      </w:pPr>
-      <w:r>
-        <w:rPr>
-          <w:rFonts w:hint="default"/>
-          <w:b w:val="0"/>
-          <w:bCs w:val="0"/>
-          <w:sz w:val="24"/>
-          <w:szCs w:val="24"/>
-          <w:lang w:eastAsia="zh-CN"/>
-        </w:rPr>
-        <w:t>#pragma GCC optimize(2)</w:t>
-      </w:r>
-    </w:p>
-    <w:p>
-      <w:pPr>
-        <w:ind w:firstLine="420" w:firstLineChars="0"/>
-        <w:jc w:val="both"/>
-        <w:rPr>
-          <w:rFonts w:hint="eastAsia"/>
-          <w:b w:val="0"/>
-          <w:bCs w:val="0"/>
-          <w:sz w:val="24"/>
-          <w:szCs w:val="24"/>
-          <w:lang w:val="en-US" w:eastAsia="zh-CN"/>
+          <w:rFonts w:hint="eastAsia" w:asciiTheme="minorEastAsia" w:hAnsiTheme="minorEastAsia" w:eastAsiaTheme="minorEastAsia" w:cstheme="minorEastAsia"/>
+          <w:b w:val="0"/>
+          <w:bCs w:val="0"/>
+          <w:sz w:val="24"/>
+          <w:szCs w:val="24"/>
+          <w:lang w:eastAsia="zh-CN"/>
+        </w:rPr>
+      </w:pPr>
+      <w:r>
+        <w:rPr>
+          <w:rFonts w:hint="eastAsia" w:asciiTheme="minorEastAsia" w:hAnsiTheme="minorEastAsia" w:eastAsiaTheme="minorEastAsia" w:cstheme="minorEastAsia"/>
+          <w:b w:val="0"/>
+          <w:bCs w:val="0"/>
+          <w:sz w:val="24"/>
+          <w:szCs w:val="24"/>
+          <w:lang w:eastAsia="zh-CN"/>
+        </w:rPr>
+        <w:t>为了能够在最终能量值为正数的情况下击败这N只怪物，你需要提升小奥比的属性，然而提升属性需要英勇徽章，你希望以最少的英勇徽章完成这个任务。</w:t>
+      </w:r>
+    </w:p>
+    <w:p>
+      <w:pPr>
+        <w:ind w:firstLine="420" w:firstLineChars="0"/>
+        <w:jc w:val="both"/>
+        <w:rPr>
+          <w:rFonts w:hint="eastAsia" w:asciiTheme="minorEastAsia" w:hAnsiTheme="minorEastAsia" w:eastAsiaTheme="minorEastAsia" w:cstheme="minorEastAsia"/>
+          <w:b w:val="0"/>
+          <w:bCs w:val="0"/>
+          <w:sz w:val="24"/>
+          <w:szCs w:val="24"/>
+          <w:lang w:eastAsia="zh-CN"/>
+        </w:rPr>
+      </w:pPr>
+      <w:r>
+        <w:rPr>
+          <w:rFonts w:hint="eastAsia" w:asciiTheme="minorEastAsia" w:hAnsiTheme="minorEastAsia" w:eastAsiaTheme="minorEastAsia" w:cstheme="minorEastAsia"/>
+          <w:b w:val="0"/>
+          <w:bCs w:val="0"/>
+          <w:sz w:val="24"/>
+          <w:szCs w:val="24"/>
+          <w:lang w:eastAsia="zh-CN"/>
+        </w:rPr>
+        <w:t>每消耗Csthp的英勇徽章能够提升Vhp的能量值。</w:t>
+      </w:r>
+    </w:p>
+    <w:p>
+      <w:pPr>
+        <w:ind w:firstLine="420" w:firstLineChars="0"/>
+        <w:jc w:val="both"/>
+        <w:rPr>
+          <w:rFonts w:hint="eastAsia" w:asciiTheme="minorEastAsia" w:hAnsiTheme="minorEastAsia" w:eastAsiaTheme="minorEastAsia" w:cstheme="minorEastAsia"/>
+          <w:b w:val="0"/>
+          <w:bCs w:val="0"/>
+          <w:sz w:val="24"/>
+          <w:szCs w:val="24"/>
+          <w:lang w:eastAsia="zh-CN"/>
+        </w:rPr>
+      </w:pPr>
+      <w:r>
+        <w:rPr>
+          <w:rFonts w:hint="eastAsia" w:asciiTheme="minorEastAsia" w:hAnsiTheme="minorEastAsia" w:eastAsiaTheme="minorEastAsia" w:cstheme="minorEastAsia"/>
+          <w:b w:val="0"/>
+          <w:bCs w:val="0"/>
+          <w:sz w:val="24"/>
+          <w:szCs w:val="24"/>
+          <w:lang w:eastAsia="zh-CN"/>
+        </w:rPr>
+        <w:t>每消耗Cstam的英勇徽章能够提升Vam的防御值。</w:t>
+      </w:r>
+    </w:p>
+    <w:p>
+      <w:pPr>
+        <w:ind w:firstLine="420" w:firstLineChars="0"/>
+        <w:jc w:val="both"/>
+        <w:rPr>
+          <w:rFonts w:hint="eastAsia" w:asciiTheme="minorEastAsia" w:hAnsiTheme="minorEastAsia" w:eastAsiaTheme="minorEastAsia" w:cstheme="minorEastAsia"/>
+          <w:b w:val="0"/>
+          <w:bCs w:val="0"/>
+          <w:sz w:val="24"/>
+          <w:szCs w:val="24"/>
+          <w:lang w:eastAsia="zh-CN"/>
+        </w:rPr>
+      </w:pPr>
+      <w:r>
+        <w:rPr>
+          <w:rFonts w:hint="eastAsia" w:asciiTheme="minorEastAsia" w:hAnsiTheme="minorEastAsia" w:eastAsiaTheme="minorEastAsia" w:cstheme="minorEastAsia"/>
+          <w:b w:val="0"/>
+          <w:bCs w:val="0"/>
+          <w:sz w:val="24"/>
+          <w:szCs w:val="24"/>
+          <w:lang w:eastAsia="zh-CN"/>
+        </w:rPr>
+        <w:t>每消耗Cstatk的英勇徽章能够提升Vatk的魔法值。</w:t>
+      </w:r>
+    </w:p>
+    <w:p>
+      <w:pPr>
+        <w:ind w:firstLine="420" w:firstLineChars="0"/>
+        <w:jc w:val="both"/>
+        <w:rPr>
+          <w:rFonts w:hint="eastAsia" w:asciiTheme="minorEastAsia" w:hAnsiTheme="minorEastAsia" w:eastAsiaTheme="minorEastAsia" w:cstheme="minorEastAsia"/>
+          <w:b w:val="0"/>
+          <w:bCs w:val="0"/>
+          <w:sz w:val="24"/>
+          <w:szCs w:val="24"/>
+          <w:lang w:eastAsia="zh-CN"/>
+        </w:rPr>
+      </w:pPr>
+      <w:r>
+        <w:rPr>
+          <w:rFonts w:hint="eastAsia" w:asciiTheme="minorEastAsia" w:hAnsiTheme="minorEastAsia" w:eastAsiaTheme="minorEastAsia" w:cstheme="minorEastAsia"/>
+          <w:b w:val="0"/>
+          <w:bCs w:val="0"/>
+          <w:sz w:val="24"/>
+          <w:szCs w:val="24"/>
+          <w:lang w:eastAsia="zh-CN"/>
+        </w:rPr>
+        <w:t>本题可以自行开启</w:t>
+      </w:r>
+      <w:r>
+        <w:rPr>
+          <w:rFonts w:hint="default" w:asciiTheme="minorEastAsia" w:hAnsiTheme="minorEastAsia" w:cstheme="minorEastAsia"/>
+          <w:b w:val="0"/>
+          <w:bCs w:val="0"/>
+          <w:sz w:val="24"/>
+          <w:szCs w:val="24"/>
+          <w:lang w:eastAsia="zh-CN"/>
+        </w:rPr>
+        <w:t>O2</w:t>
+      </w:r>
+      <w:r>
+        <w:rPr>
+          <w:rFonts w:hint="eastAsia" w:asciiTheme="minorEastAsia" w:hAnsiTheme="minorEastAsia" w:eastAsiaTheme="minorEastAsia" w:cstheme="minorEastAsia"/>
+          <w:b w:val="0"/>
+          <w:bCs w:val="0"/>
+          <w:sz w:val="24"/>
+          <w:szCs w:val="24"/>
+          <w:lang w:eastAsia="zh-CN"/>
+        </w:rPr>
+        <w:t>优化</w:t>
+      </w:r>
+      <w:bookmarkStart w:id="6" w:name="_GoBack"/>
+      <w:bookmarkEnd w:id="6"/>
+    </w:p>
+    <w:p>
+      <w:pPr>
+        <w:ind w:firstLine="420" w:firstLineChars="0"/>
+        <w:jc w:val="both"/>
+        <w:rPr>
+          <w:rFonts w:hint="eastAsia" w:asciiTheme="minorEastAsia" w:hAnsiTheme="minorEastAsia" w:eastAsiaTheme="minorEastAsia" w:cstheme="minorEastAsia"/>
+          <w:b w:val="0"/>
+          <w:bCs w:val="0"/>
+          <w:sz w:val="24"/>
+          <w:szCs w:val="24"/>
+          <w:lang w:eastAsia="zh-CN"/>
         </w:rPr>
       </w:pPr>
     </w:p>
@@ -1086,41 +670,30 @@
           <w:szCs w:val="24"/>
           <w:lang w:eastAsia="zh-CN"/>
         </w:rPr>
+        <w:t xml:space="preserve">atk, </w:t>
+      </w:r>
+      <w:r>
+        <w:rPr>
+          <w:rFonts w:hint="eastAsia"/>
+          <w:b w:val="0"/>
+          <w:bCs w:val="0"/>
+          <w:sz w:val="24"/>
+          <w:szCs w:val="24"/>
+          <w:lang w:val="en-US" w:eastAsia="zh-CN"/>
+        </w:rPr>
+        <w:t>V</w:t>
+      </w:r>
+      <w:r>
+        <w:rPr>
+          <w:rFonts w:hint="default"/>
+          <w:b w:val="0"/>
+          <w:bCs w:val="0"/>
+          <w:sz w:val="24"/>
+          <w:szCs w:val="24"/>
+          <w:lang w:eastAsia="zh-CN"/>
+        </w:rPr>
         <w:t>atk</w:t>
       </w:r>
-      <w:r>
-        <w:rPr>
-          <w:rFonts w:hint="default"/>
-          <w:b w:val="0"/>
-          <w:bCs w:val="0"/>
-          <w:sz w:val="24"/>
-          <w:szCs w:val="24"/>
-          <w:lang w:eastAsia="zh-CN"/>
-        </w:rPr>
-        <w:t xml:space="preserve">, </w:t>
-      </w:r>
-      <w:r>
-        <w:rPr>
-          <w:rFonts w:hint="eastAsia"/>
-          <w:b w:val="0"/>
-          <w:bCs w:val="0"/>
-          <w:sz w:val="24"/>
-          <w:szCs w:val="24"/>
-          <w:lang w:val="en-US" w:eastAsia="zh-CN"/>
-        </w:rPr>
-        <w:t>V</w:t>
-      </w:r>
-      <w:r>
-        <w:rPr>
-          <w:rFonts w:hint="default"/>
-          <w:b w:val="0"/>
-          <w:bCs w:val="0"/>
-          <w:sz w:val="24"/>
-          <w:szCs w:val="24"/>
-          <w:lang w:eastAsia="zh-CN"/>
-        </w:rPr>
-        <w:t>atk</w:t>
-      </w:r>
     </w:p>
     <w:p>
       <w:pPr>
@@ -1145,18 +718,7 @@
           <w:szCs w:val="24"/>
           <w:lang w:eastAsia="zh-CN"/>
         </w:rPr>
-        <w:t xml:space="preserve">接下来N行，每行3个用空格隔开的整数 </w:t>
-      </w:r>
-      <w:r>
-        <w:rPr>
-          <w:rFonts w:hint="default"/>
-          <w:b w:val="0"/>
-          <w:bCs w:val="0"/>
-          <w:sz w:val="24"/>
-          <w:szCs w:val="24"/>
-          <w:lang w:eastAsia="zh-CN"/>
-        </w:rPr>
-        <w:t>hpi, ami, atki</w:t>
+        <w:t>接下来N行，每行3个用空格隔开的整数 hpi, ami, atki</w:t>
       </w:r>
     </w:p>
     <w:bookmarkEnd w:id="3"/>
@@ -1494,29 +1056,7 @@
           <w:szCs w:val="24"/>
           <w:lang w:eastAsia="zh-CN"/>
         </w:rPr>
-        <w:t xml:space="preserve">1 &lt;= N &lt;= 5000; 1 &lt;= </w:t>
-      </w:r>
-      <w:r>
-        <w:rPr>
-          <w:rFonts w:hint="default"/>
-          <w:b w:val="0"/>
-          <w:bCs w:val="0"/>
-          <w:sz w:val="24"/>
-          <w:szCs w:val="24"/>
-          <w:lang w:eastAsia="zh-CN"/>
-        </w:rPr>
-        <w:t>hpi,</w:t>
-      </w:r>
-      <w:r>
-        <w:rPr>
-          <w:rFonts w:hint="default"/>
-          <w:b w:val="0"/>
-          <w:bCs w:val="0"/>
-          <w:sz w:val="24"/>
-          <w:szCs w:val="24"/>
-          <w:lang w:eastAsia="zh-CN"/>
-        </w:rPr>
-        <w:t>ami,atki,Hp,Am,Atk,Vhp,Vam,Aatk &lt;= 500,0000 ;</w:t>
+        <w:t>1 &lt;= N &lt;= 5000; 1 &lt;= hpi,ami,atki,Hp,Am,Atk,Vhp,Vam,Aatk &lt;= 500,0000 ;</w:t>
       </w:r>
     </w:p>
     <w:p>
@@ -1542,8 +1082,6 @@
         </w:rPr>
         <w:t>1 &lt;= Csthp, Cstam, Cstatk &lt;= 10,0000,0000;</w:t>
       </w:r>
-      <w:bookmarkStart w:id="6" w:name="_GoBack"/>
-      <w:bookmarkEnd w:id="6"/>
     </w:p>
     <w:p>
       <w:pPr>

--- a/奥比岛模拟赛Ⅰ/苍月塔/苍月塔.docx
+++ b/奥比岛模拟赛Ⅰ/苍月塔/苍月塔.docx
@@ -47,7 +47,7 @@
           <w:szCs w:val="21"/>
           <w:lang w:eastAsia="zh-CN"/>
         </w:rPr>
-        <w:t>2</w:t>
+        <w:t>3</w:t>
       </w:r>
       <w:r>
         <w:rPr>
@@ -182,232 +182,7 @@
           <w:szCs w:val="24"/>
           <w:lang w:eastAsia="zh-CN"/>
         </w:rPr>
-        <w:t>苍月塔早期版本的战斗并没有引入随机数，所以规则也十分简单，我们忽略技能操作，并使得奥比和怪物同时攻击，那么战斗可以抽象为以下模型。</w:t>
-      </w:r>
-    </w:p>
-    <w:p>
-      <w:pPr>
-        <w:ind w:firstLine="420" w:firstLineChars="0"/>
-        <w:jc w:val="both"/>
-        <w:rPr>
-          <w:rFonts w:hint="eastAsia" w:asciiTheme="minorEastAsia" w:hAnsiTheme="minorEastAsia" w:eastAsiaTheme="minorEastAsia" w:cstheme="minorEastAsia"/>
-          <w:b w:val="0"/>
-          <w:bCs w:val="0"/>
-          <w:sz w:val="24"/>
-          <w:szCs w:val="24"/>
-          <w:lang w:eastAsia="zh-CN"/>
-        </w:rPr>
-      </w:pPr>
-      <w:r>
-        <w:rPr>
-          <w:rFonts w:hint="eastAsia" w:asciiTheme="minorEastAsia" w:hAnsiTheme="minorEastAsia" w:eastAsiaTheme="minorEastAsia" w:cstheme="minorEastAsia"/>
-          <w:b w:val="0"/>
-          <w:bCs w:val="0"/>
-          <w:sz w:val="24"/>
-          <w:szCs w:val="24"/>
-          <w:lang w:eastAsia="zh-CN"/>
-        </w:rPr>
-        <w:t>双方互相攻击，若对方魔力值大于自己的防御值，则自己的能量值减少对方魔力值与自己防御值的差值。</w:t>
-      </w:r>
-    </w:p>
-    <w:p>
-      <w:pPr>
-        <w:ind w:firstLine="420" w:firstLineChars="0"/>
-        <w:jc w:val="both"/>
-        <w:rPr>
-          <w:rFonts w:hint="eastAsia" w:asciiTheme="minorEastAsia" w:hAnsiTheme="minorEastAsia" w:eastAsiaTheme="minorEastAsia" w:cstheme="minorEastAsia"/>
-          <w:b w:val="0"/>
-          <w:bCs w:val="0"/>
-          <w:sz w:val="24"/>
-          <w:szCs w:val="24"/>
-          <w:lang w:eastAsia="zh-CN"/>
-        </w:rPr>
-      </w:pPr>
-      <w:r>
-        <w:rPr>
-          <w:rFonts w:hint="eastAsia" w:asciiTheme="minorEastAsia" w:hAnsiTheme="minorEastAsia" w:eastAsiaTheme="minorEastAsia" w:cstheme="minorEastAsia"/>
-          <w:b w:val="0"/>
-          <w:bCs w:val="0"/>
-          <w:sz w:val="24"/>
-          <w:szCs w:val="24"/>
-          <w:lang w:eastAsia="zh-CN"/>
-        </w:rPr>
-        <w:t>双方中至少有一方能量值不大于0时战斗结束，血量不大于0的一方失败，另一方胜利（可能双方同时不大于0，这样算作双方失败）。战斗结束后能量值不会恢复。</w:t>
-      </w:r>
-    </w:p>
-    <w:p>
-      <w:pPr>
-        <w:ind w:firstLine="420" w:firstLineChars="0"/>
-        <w:jc w:val="both"/>
-        <w:rPr>
-          <w:rFonts w:hint="eastAsia" w:asciiTheme="minorEastAsia" w:hAnsiTheme="minorEastAsia" w:eastAsiaTheme="minorEastAsia" w:cstheme="minorEastAsia"/>
-          <w:b w:val="0"/>
-          <w:bCs w:val="0"/>
-          <w:sz w:val="24"/>
-          <w:szCs w:val="24"/>
-          <w:lang w:eastAsia="zh-CN"/>
-        </w:rPr>
-      </w:pPr>
-      <w:r>
-        <w:rPr>
-          <w:rFonts w:hint="eastAsia" w:asciiTheme="minorEastAsia" w:hAnsiTheme="minorEastAsia" w:eastAsiaTheme="minorEastAsia" w:cstheme="minorEastAsia"/>
-          <w:b w:val="0"/>
-          <w:bCs w:val="0"/>
-          <w:sz w:val="24"/>
-          <w:szCs w:val="24"/>
-          <w:lang w:eastAsia="zh-CN"/>
-        </w:rPr>
-        <w:t>现在苍月塔中有N只怪物，其能量值、防御值、魔力值分别为hpi, ami, atki</w:t>
-      </w:r>
-    </w:p>
-    <w:p>
-      <w:pPr>
-        <w:ind w:firstLine="420" w:firstLineChars="0"/>
-        <w:jc w:val="both"/>
-        <w:rPr>
-          <w:rFonts w:hint="eastAsia" w:asciiTheme="minorEastAsia" w:hAnsiTheme="minorEastAsia" w:eastAsiaTheme="minorEastAsia" w:cstheme="minorEastAsia"/>
-          <w:b w:val="0"/>
-          <w:bCs w:val="0"/>
-          <w:sz w:val="24"/>
-          <w:szCs w:val="24"/>
-          <w:lang w:eastAsia="zh-CN"/>
-        </w:rPr>
-      </w:pPr>
-      <w:r>
-        <w:rPr>
-          <w:rFonts w:hint="eastAsia" w:asciiTheme="minorEastAsia" w:hAnsiTheme="minorEastAsia" w:eastAsiaTheme="minorEastAsia" w:cstheme="minorEastAsia"/>
-          <w:b w:val="0"/>
-          <w:bCs w:val="0"/>
-          <w:sz w:val="24"/>
-          <w:szCs w:val="24"/>
-          <w:lang w:eastAsia="zh-CN"/>
-        </w:rPr>
-        <w:t>初始时小奥比的能量值、防御值、魔力值分别为Hp, Am, Atk。</w:t>
-      </w:r>
-    </w:p>
-    <w:p>
-      <w:pPr>
-        <w:ind w:firstLine="420" w:firstLineChars="0"/>
-        <w:jc w:val="both"/>
-        <w:rPr>
-          <w:rFonts w:hint="eastAsia" w:asciiTheme="minorEastAsia" w:hAnsiTheme="minorEastAsia" w:eastAsiaTheme="minorEastAsia" w:cstheme="minorEastAsia"/>
-          <w:b w:val="0"/>
-          <w:bCs w:val="0"/>
-          <w:sz w:val="24"/>
-          <w:szCs w:val="24"/>
-          <w:lang w:eastAsia="zh-CN"/>
-        </w:rPr>
-      </w:pPr>
-      <w:r>
-        <w:rPr>
-          <w:rFonts w:hint="eastAsia" w:asciiTheme="minorEastAsia" w:hAnsiTheme="minorEastAsia" w:eastAsiaTheme="minorEastAsia" w:cstheme="minorEastAsia"/>
-          <w:b w:val="0"/>
-          <w:bCs w:val="0"/>
-          <w:sz w:val="24"/>
-          <w:szCs w:val="24"/>
-          <w:lang w:eastAsia="zh-CN"/>
-        </w:rPr>
-        <w:t>为了能够在最终能量值为正数的情况下击败这N只怪物，你需要提升小奥比的属性，然而提升属性需要英勇徽章，你希望以最少的英勇徽章完成这个任务。</w:t>
-      </w:r>
-    </w:p>
-    <w:p>
-      <w:pPr>
-        <w:ind w:firstLine="420" w:firstLineChars="0"/>
-        <w:jc w:val="both"/>
-        <w:rPr>
-          <w:rFonts w:hint="eastAsia" w:asciiTheme="minorEastAsia" w:hAnsiTheme="minorEastAsia" w:eastAsiaTheme="minorEastAsia" w:cstheme="minorEastAsia"/>
-          <w:b w:val="0"/>
-          <w:bCs w:val="0"/>
-          <w:sz w:val="24"/>
-          <w:szCs w:val="24"/>
-          <w:lang w:eastAsia="zh-CN"/>
-        </w:rPr>
-      </w:pPr>
-      <w:r>
-        <w:rPr>
-          <w:rFonts w:hint="eastAsia" w:asciiTheme="minorEastAsia" w:hAnsiTheme="minorEastAsia" w:eastAsiaTheme="minorEastAsia" w:cstheme="minorEastAsia"/>
-          <w:b w:val="0"/>
-          <w:bCs w:val="0"/>
-          <w:sz w:val="24"/>
-          <w:szCs w:val="24"/>
-          <w:lang w:eastAsia="zh-CN"/>
-        </w:rPr>
-        <w:t>每消耗Csthp的英勇徽章能够提升Vhp的能量值。</w:t>
-      </w:r>
-    </w:p>
-    <w:p>
-      <w:pPr>
-        <w:ind w:firstLine="420" w:firstLineChars="0"/>
-        <w:jc w:val="both"/>
-        <w:rPr>
-          <w:rFonts w:hint="eastAsia" w:asciiTheme="minorEastAsia" w:hAnsiTheme="minorEastAsia" w:eastAsiaTheme="minorEastAsia" w:cstheme="minorEastAsia"/>
-          <w:b w:val="0"/>
-          <w:bCs w:val="0"/>
-          <w:sz w:val="24"/>
-          <w:szCs w:val="24"/>
-          <w:lang w:eastAsia="zh-CN"/>
-        </w:rPr>
-      </w:pPr>
-      <w:r>
-        <w:rPr>
-          <w:rFonts w:hint="eastAsia" w:asciiTheme="minorEastAsia" w:hAnsiTheme="minorEastAsia" w:eastAsiaTheme="minorEastAsia" w:cstheme="minorEastAsia"/>
-          <w:b w:val="0"/>
-          <w:bCs w:val="0"/>
-          <w:sz w:val="24"/>
-          <w:szCs w:val="24"/>
-          <w:lang w:eastAsia="zh-CN"/>
-        </w:rPr>
-        <w:t>每消耗Cstam的英勇徽章能够提升Vam的防御值。</w:t>
-      </w:r>
-    </w:p>
-    <w:p>
-      <w:pPr>
-        <w:ind w:firstLine="420" w:firstLineChars="0"/>
-        <w:jc w:val="both"/>
-        <w:rPr>
-          <w:rFonts w:hint="eastAsia" w:asciiTheme="minorEastAsia" w:hAnsiTheme="minorEastAsia" w:eastAsiaTheme="minorEastAsia" w:cstheme="minorEastAsia"/>
-          <w:b w:val="0"/>
-          <w:bCs w:val="0"/>
-          <w:sz w:val="24"/>
-          <w:szCs w:val="24"/>
-          <w:lang w:eastAsia="zh-CN"/>
-        </w:rPr>
-      </w:pPr>
-      <w:r>
-        <w:rPr>
-          <w:rFonts w:hint="eastAsia" w:asciiTheme="minorEastAsia" w:hAnsiTheme="minorEastAsia" w:eastAsiaTheme="minorEastAsia" w:cstheme="minorEastAsia"/>
-          <w:b w:val="0"/>
-          <w:bCs w:val="0"/>
-          <w:sz w:val="24"/>
-          <w:szCs w:val="24"/>
-          <w:lang w:eastAsia="zh-CN"/>
-        </w:rPr>
-        <w:t>每消耗Cstatk的英勇徽章能够提升Vatk的魔法值。</w:t>
-      </w:r>
-    </w:p>
-    <w:p>
-      <w:pPr>
-        <w:ind w:firstLine="420" w:firstLineChars="0"/>
-        <w:jc w:val="both"/>
-        <w:rPr>
-          <w:rFonts w:hint="eastAsia" w:asciiTheme="minorEastAsia" w:hAnsiTheme="minorEastAsia" w:eastAsiaTheme="minorEastAsia" w:cstheme="minorEastAsia"/>
-          <w:b w:val="0"/>
-          <w:bCs w:val="0"/>
-          <w:sz w:val="24"/>
-          <w:szCs w:val="24"/>
-          <w:lang w:eastAsia="zh-CN"/>
-        </w:rPr>
-      </w:pPr>
-      <w:r>
-        <w:rPr>
-          <w:rFonts w:hint="eastAsia" w:asciiTheme="minorEastAsia" w:hAnsiTheme="minorEastAsia" w:eastAsiaTheme="minorEastAsia" w:cstheme="minorEastAsia"/>
-          <w:b w:val="0"/>
-          <w:bCs w:val="0"/>
-          <w:sz w:val="24"/>
-          <w:szCs w:val="24"/>
-          <w:lang w:eastAsia="zh-CN"/>
-        </w:rPr>
-        <w:t>本题可以自行开启</w:t>
+        <w:t>苍月塔早期版本的战斗并没有引入随机数，所以规则也十分简单，我们忽略技能</w:t>
       </w:r>
       <w:r>
         <w:rPr>
@@ -418,21 +193,312 @@
           <w:szCs w:val="24"/>
           <w:lang w:eastAsia="zh-CN"/>
         </w:rPr>
-        <w:t>O2</w:t>
-      </w:r>
-      <w:r>
-        <w:rPr>
-          <w:rFonts w:hint="eastAsia" w:asciiTheme="minorEastAsia" w:hAnsiTheme="minorEastAsia" w:eastAsiaTheme="minorEastAsia" w:cstheme="minorEastAsia"/>
-          <w:b w:val="0"/>
-          <w:bCs w:val="0"/>
-          <w:sz w:val="24"/>
-          <w:szCs w:val="24"/>
-          <w:lang w:eastAsia="zh-CN"/>
-        </w:rPr>
-        <w:t>优化</w:t>
+        <w:t>和宝物</w:t>
       </w:r>
       <w:bookmarkStart w:id="6" w:name="_GoBack"/>
       <w:bookmarkEnd w:id="6"/>
+      <w:r>
+        <w:rPr>
+          <w:rFonts w:hint="eastAsia" w:asciiTheme="minorEastAsia" w:hAnsiTheme="minorEastAsia" w:eastAsiaTheme="minorEastAsia" w:cstheme="minorEastAsia"/>
+          <w:b w:val="0"/>
+          <w:bCs w:val="0"/>
+          <w:sz w:val="24"/>
+          <w:szCs w:val="24"/>
+          <w:lang w:eastAsia="zh-CN"/>
+        </w:rPr>
+        <w:t>，并使得奥比和怪物同时攻击，那么战斗可以抽象为以下模型。</w:t>
+      </w:r>
+    </w:p>
+    <w:p>
+      <w:pPr>
+        <w:ind w:firstLine="420" w:firstLineChars="0"/>
+        <w:jc w:val="both"/>
+        <w:rPr>
+          <w:rFonts w:hint="eastAsia" w:asciiTheme="minorEastAsia" w:hAnsiTheme="minorEastAsia" w:eastAsiaTheme="minorEastAsia" w:cstheme="minorEastAsia"/>
+          <w:b w:val="0"/>
+          <w:bCs w:val="0"/>
+          <w:sz w:val="24"/>
+          <w:szCs w:val="24"/>
+          <w:lang w:eastAsia="zh-CN"/>
+        </w:rPr>
+      </w:pPr>
+      <w:r>
+        <w:rPr>
+          <w:rFonts w:hint="eastAsia" w:asciiTheme="minorEastAsia" w:hAnsiTheme="minorEastAsia" w:eastAsiaTheme="minorEastAsia" w:cstheme="minorEastAsia"/>
+          <w:b w:val="0"/>
+          <w:bCs w:val="0"/>
+          <w:sz w:val="24"/>
+          <w:szCs w:val="24"/>
+          <w:lang w:eastAsia="zh-CN"/>
+        </w:rPr>
+        <w:t>双方互相攻击，若对方魔力值大于自己的防御值，则自己的能量值减少对方魔力值与自己防御值的差值。</w:t>
+      </w:r>
+    </w:p>
+    <w:p>
+      <w:pPr>
+        <w:ind w:firstLine="420" w:firstLineChars="0"/>
+        <w:jc w:val="both"/>
+        <w:rPr>
+          <w:rFonts w:hint="eastAsia" w:asciiTheme="minorEastAsia" w:hAnsiTheme="minorEastAsia" w:eastAsiaTheme="minorEastAsia" w:cstheme="minorEastAsia"/>
+          <w:b w:val="0"/>
+          <w:bCs w:val="0"/>
+          <w:sz w:val="24"/>
+          <w:szCs w:val="24"/>
+          <w:lang w:eastAsia="zh-CN"/>
+        </w:rPr>
+      </w:pPr>
+      <w:r>
+        <w:rPr>
+          <w:rFonts w:hint="eastAsia" w:asciiTheme="minorEastAsia" w:hAnsiTheme="minorEastAsia" w:eastAsiaTheme="minorEastAsia" w:cstheme="minorEastAsia"/>
+          <w:b w:val="0"/>
+          <w:bCs w:val="0"/>
+          <w:sz w:val="24"/>
+          <w:szCs w:val="24"/>
+          <w:lang w:eastAsia="zh-CN"/>
+        </w:rPr>
+        <w:t>双方中至少有一方能量值不大于0时战斗结束，血量不大于0的一方失败，另一方胜利（可能双方同时不大于0，这样算作双方失败）。战斗结束后能量值不会恢复。</w:t>
+      </w:r>
+    </w:p>
+    <w:p>
+      <w:pPr>
+        <w:ind w:firstLine="420" w:firstLineChars="0"/>
+        <w:jc w:val="both"/>
+        <w:rPr>
+          <w:rFonts w:hint="eastAsia" w:asciiTheme="minorEastAsia" w:hAnsiTheme="minorEastAsia" w:eastAsiaTheme="minorEastAsia" w:cstheme="minorEastAsia"/>
+          <w:b w:val="0"/>
+          <w:bCs w:val="0"/>
+          <w:sz w:val="24"/>
+          <w:szCs w:val="24"/>
+          <w:lang w:eastAsia="zh-CN"/>
+        </w:rPr>
+      </w:pPr>
+      <w:r>
+        <w:rPr>
+          <w:rFonts w:hint="eastAsia" w:asciiTheme="minorEastAsia" w:hAnsiTheme="minorEastAsia" w:eastAsiaTheme="minorEastAsia" w:cstheme="minorEastAsia"/>
+          <w:b w:val="0"/>
+          <w:bCs w:val="0"/>
+          <w:sz w:val="24"/>
+          <w:szCs w:val="24"/>
+          <w:lang w:eastAsia="zh-CN"/>
+        </w:rPr>
+        <w:t>现在苍月塔中有N</w:t>
+      </w:r>
+      <w:r>
+        <w:rPr>
+          <w:rFonts w:hint="default" w:asciiTheme="minorEastAsia" w:hAnsiTheme="minorEastAsia" w:cstheme="minorEastAsia"/>
+          <w:b w:val="0"/>
+          <w:bCs w:val="0"/>
+          <w:sz w:val="24"/>
+          <w:szCs w:val="24"/>
+          <w:lang w:eastAsia="zh-CN"/>
+        </w:rPr>
+        <w:t>种</w:t>
+      </w:r>
+      <w:r>
+        <w:rPr>
+          <w:rFonts w:hint="eastAsia" w:asciiTheme="minorEastAsia" w:hAnsiTheme="minorEastAsia" w:eastAsiaTheme="minorEastAsia" w:cstheme="minorEastAsia"/>
+          <w:b w:val="0"/>
+          <w:bCs w:val="0"/>
+          <w:sz w:val="24"/>
+          <w:szCs w:val="24"/>
+          <w:lang w:eastAsia="zh-CN"/>
+        </w:rPr>
+        <w:t>怪物，</w:t>
+      </w:r>
+      <w:r>
+        <w:rPr>
+          <w:rFonts w:hint="default" w:asciiTheme="minorEastAsia" w:hAnsiTheme="minorEastAsia" w:cstheme="minorEastAsia"/>
+          <w:b w:val="0"/>
+          <w:bCs w:val="0"/>
+          <w:sz w:val="24"/>
+          <w:szCs w:val="24"/>
+          <w:lang w:eastAsia="zh-CN"/>
+        </w:rPr>
+        <w:t>第i种有ki个,</w:t>
+      </w:r>
+      <w:r>
+        <w:rPr>
+          <w:rFonts w:hint="eastAsia" w:asciiTheme="minorEastAsia" w:hAnsiTheme="minorEastAsia" w:eastAsiaTheme="minorEastAsia" w:cstheme="minorEastAsia"/>
+          <w:b w:val="0"/>
+          <w:bCs w:val="0"/>
+          <w:sz w:val="24"/>
+          <w:szCs w:val="24"/>
+          <w:lang w:eastAsia="zh-CN"/>
+        </w:rPr>
+        <w:t>其能量值、防御值、魔力值分别为hpi, ami, atki</w:t>
+      </w:r>
+    </w:p>
+    <w:p>
+      <w:pPr>
+        <w:ind w:firstLine="420" w:firstLineChars="0"/>
+        <w:jc w:val="both"/>
+        <w:rPr>
+          <w:rFonts w:hint="eastAsia" w:asciiTheme="minorEastAsia" w:hAnsiTheme="minorEastAsia" w:eastAsiaTheme="minorEastAsia" w:cstheme="minorEastAsia"/>
+          <w:b w:val="0"/>
+          <w:bCs w:val="0"/>
+          <w:sz w:val="24"/>
+          <w:szCs w:val="24"/>
+          <w:lang w:eastAsia="zh-CN"/>
+        </w:rPr>
+      </w:pPr>
+      <w:r>
+        <w:rPr>
+          <w:rFonts w:hint="eastAsia" w:asciiTheme="minorEastAsia" w:hAnsiTheme="minorEastAsia" w:eastAsiaTheme="minorEastAsia" w:cstheme="minorEastAsia"/>
+          <w:b w:val="0"/>
+          <w:bCs w:val="0"/>
+          <w:sz w:val="24"/>
+          <w:szCs w:val="24"/>
+          <w:lang w:eastAsia="zh-CN"/>
+        </w:rPr>
+        <w:t>初始时小奥比的能量值、防御值、魔力值分别为Hp, Am, Atk。</w:t>
+      </w:r>
+    </w:p>
+    <w:p>
+      <w:pPr>
+        <w:ind w:firstLine="420" w:firstLineChars="0"/>
+        <w:jc w:val="both"/>
+        <w:rPr>
+          <w:rFonts w:hint="eastAsia" w:asciiTheme="minorEastAsia" w:hAnsiTheme="minorEastAsia" w:eastAsiaTheme="minorEastAsia" w:cstheme="minorEastAsia"/>
+          <w:b w:val="0"/>
+          <w:bCs w:val="0"/>
+          <w:sz w:val="24"/>
+          <w:szCs w:val="24"/>
+          <w:lang w:eastAsia="zh-CN"/>
+        </w:rPr>
+      </w:pPr>
+      <w:r>
+        <w:rPr>
+          <w:rFonts w:hint="eastAsia" w:asciiTheme="minorEastAsia" w:hAnsiTheme="minorEastAsia" w:eastAsiaTheme="minorEastAsia" w:cstheme="minorEastAsia"/>
+          <w:b w:val="0"/>
+          <w:bCs w:val="0"/>
+          <w:sz w:val="24"/>
+          <w:szCs w:val="24"/>
+          <w:lang w:eastAsia="zh-CN"/>
+        </w:rPr>
+        <w:t>为了能够在最终能量值为正数的情况下击败这N只怪物，你需要提升小奥比的属性，然而提升属性需要英勇徽章，你希望以最少的英勇徽章完成这个任务。</w:t>
+      </w:r>
+    </w:p>
+    <w:p>
+      <w:pPr>
+        <w:ind w:firstLine="420" w:firstLineChars="0"/>
+        <w:jc w:val="both"/>
+        <w:rPr>
+          <w:rFonts w:hint="eastAsia" w:asciiTheme="minorEastAsia" w:hAnsiTheme="minorEastAsia" w:eastAsiaTheme="minorEastAsia" w:cstheme="minorEastAsia"/>
+          <w:b w:val="0"/>
+          <w:bCs w:val="0"/>
+          <w:sz w:val="24"/>
+          <w:szCs w:val="24"/>
+          <w:lang w:eastAsia="zh-CN"/>
+        </w:rPr>
+      </w:pPr>
+      <w:r>
+        <w:rPr>
+          <w:rFonts w:hint="eastAsia" w:asciiTheme="minorEastAsia" w:hAnsiTheme="minorEastAsia" w:eastAsiaTheme="minorEastAsia" w:cstheme="minorEastAsia"/>
+          <w:b w:val="0"/>
+          <w:bCs w:val="0"/>
+          <w:sz w:val="24"/>
+          <w:szCs w:val="24"/>
+          <w:lang w:eastAsia="zh-CN"/>
+        </w:rPr>
+        <w:t>每消耗Csthp的英勇徽章能够提升Vhp的能量值。</w:t>
+      </w:r>
+    </w:p>
+    <w:p>
+      <w:pPr>
+        <w:ind w:firstLine="420" w:firstLineChars="0"/>
+        <w:jc w:val="both"/>
+        <w:rPr>
+          <w:rFonts w:hint="eastAsia" w:asciiTheme="minorEastAsia" w:hAnsiTheme="minorEastAsia" w:eastAsiaTheme="minorEastAsia" w:cstheme="minorEastAsia"/>
+          <w:b w:val="0"/>
+          <w:bCs w:val="0"/>
+          <w:sz w:val="24"/>
+          <w:szCs w:val="24"/>
+          <w:lang w:eastAsia="zh-CN"/>
+        </w:rPr>
+      </w:pPr>
+      <w:r>
+        <w:rPr>
+          <w:rFonts w:hint="eastAsia" w:asciiTheme="minorEastAsia" w:hAnsiTheme="minorEastAsia" w:eastAsiaTheme="minorEastAsia" w:cstheme="minorEastAsia"/>
+          <w:b w:val="0"/>
+          <w:bCs w:val="0"/>
+          <w:sz w:val="24"/>
+          <w:szCs w:val="24"/>
+          <w:lang w:eastAsia="zh-CN"/>
+        </w:rPr>
+        <w:t>每消耗Cstam的英勇徽章能够提升Vam的防御值。</w:t>
+      </w:r>
+    </w:p>
+    <w:p>
+      <w:pPr>
+        <w:ind w:firstLine="420" w:firstLineChars="0"/>
+        <w:jc w:val="both"/>
+        <w:rPr>
+          <w:rFonts w:hint="eastAsia" w:asciiTheme="minorEastAsia" w:hAnsiTheme="minorEastAsia" w:eastAsiaTheme="minorEastAsia" w:cstheme="minorEastAsia"/>
+          <w:b w:val="0"/>
+          <w:bCs w:val="0"/>
+          <w:sz w:val="24"/>
+          <w:szCs w:val="24"/>
+          <w:lang w:eastAsia="zh-CN"/>
+        </w:rPr>
+      </w:pPr>
+      <w:r>
+        <w:rPr>
+          <w:rFonts w:hint="eastAsia" w:asciiTheme="minorEastAsia" w:hAnsiTheme="minorEastAsia" w:eastAsiaTheme="minorEastAsia" w:cstheme="minorEastAsia"/>
+          <w:b w:val="0"/>
+          <w:bCs w:val="0"/>
+          <w:sz w:val="24"/>
+          <w:szCs w:val="24"/>
+          <w:lang w:eastAsia="zh-CN"/>
+        </w:rPr>
+        <w:t>每消耗Cstatk的英勇徽章能够提升Vatk的魔法值。</w:t>
+      </w:r>
+    </w:p>
+    <w:p>
+      <w:pPr>
+        <w:ind w:firstLine="420" w:firstLineChars="0"/>
+        <w:jc w:val="both"/>
+        <w:rPr>
+          <w:rFonts w:hint="eastAsia" w:asciiTheme="minorEastAsia" w:hAnsiTheme="minorEastAsia" w:eastAsiaTheme="minorEastAsia" w:cstheme="minorEastAsia"/>
+          <w:b w:val="0"/>
+          <w:bCs w:val="0"/>
+          <w:sz w:val="24"/>
+          <w:szCs w:val="24"/>
+          <w:lang w:eastAsia="zh-CN"/>
+        </w:rPr>
+      </w:pPr>
+      <w:r>
+        <w:rPr>
+          <w:rFonts w:hint="eastAsia" w:asciiTheme="minorEastAsia" w:hAnsiTheme="minorEastAsia" w:eastAsiaTheme="minorEastAsia" w:cstheme="minorEastAsia"/>
+          <w:b w:val="0"/>
+          <w:bCs w:val="0"/>
+          <w:sz w:val="24"/>
+          <w:szCs w:val="24"/>
+          <w:lang w:eastAsia="zh-CN"/>
+        </w:rPr>
+        <w:t>本题可以自行开启</w:t>
+      </w:r>
+      <w:r>
+        <w:rPr>
+          <w:rFonts w:hint="default" w:asciiTheme="minorEastAsia" w:hAnsiTheme="minorEastAsia" w:cstheme="minorEastAsia"/>
+          <w:b w:val="0"/>
+          <w:bCs w:val="0"/>
+          <w:sz w:val="24"/>
+          <w:szCs w:val="24"/>
+          <w:lang w:eastAsia="zh-CN"/>
+        </w:rPr>
+        <w:t>O2</w:t>
+      </w:r>
+      <w:r>
+        <w:rPr>
+          <w:rFonts w:hint="eastAsia" w:asciiTheme="minorEastAsia" w:hAnsiTheme="minorEastAsia" w:eastAsiaTheme="minorEastAsia" w:cstheme="minorEastAsia"/>
+          <w:b w:val="0"/>
+          <w:bCs w:val="0"/>
+          <w:sz w:val="24"/>
+          <w:szCs w:val="24"/>
+          <w:lang w:eastAsia="zh-CN"/>
+        </w:rPr>
+        <w:t>优化</w:t>
+      </w:r>
     </w:p>
     <w:p>
       <w:pPr>
@@ -718,7 +784,51 @@
           <w:szCs w:val="24"/>
           <w:lang w:eastAsia="zh-CN"/>
         </w:rPr>
-        <w:t>接下来N行，每行3个用空格隔开的整数 hpi, ami, atki</w:t>
+        <w:t>接下来N行，每行</w:t>
+      </w:r>
+      <w:r>
+        <w:rPr>
+          <w:rFonts w:hint="default"/>
+          <w:b w:val="0"/>
+          <w:bCs w:val="0"/>
+          <w:sz w:val="24"/>
+          <w:szCs w:val="24"/>
+          <w:lang w:eastAsia="zh-CN"/>
+        </w:rPr>
+        <w:t>4</w:t>
+      </w:r>
+      <w:r>
+        <w:rPr>
+          <w:rFonts w:hint="default"/>
+          <w:b w:val="0"/>
+          <w:bCs w:val="0"/>
+          <w:sz w:val="24"/>
+          <w:szCs w:val="24"/>
+          <w:lang w:eastAsia="zh-CN"/>
+        </w:rPr>
+        <w:t xml:space="preserve">个用空格隔开的整数 </w:t>
+      </w:r>
+      <w:r>
+        <w:rPr>
+          <w:rFonts w:hint="default"/>
+          <w:b w:val="0"/>
+          <w:bCs w:val="0"/>
+          <w:sz w:val="24"/>
+          <w:szCs w:val="24"/>
+          <w:lang w:eastAsia="zh-CN"/>
+        </w:rPr>
+        <w:t xml:space="preserve">ki, </w:t>
+      </w:r>
+      <w:r>
+        <w:rPr>
+          <w:rFonts w:hint="default"/>
+          <w:b w:val="0"/>
+          <w:bCs w:val="0"/>
+          <w:sz w:val="24"/>
+          <w:szCs w:val="24"/>
+          <w:lang w:eastAsia="zh-CN"/>
+        </w:rPr>
+        <w:t>hpi, ami, atki</w:t>
       </w:r>
     </w:p>
     <w:bookmarkEnd w:id="3"/>
@@ -1056,31 +1166,97 @@
           <w:szCs w:val="24"/>
           <w:lang w:eastAsia="zh-CN"/>
         </w:rPr>
-        <w:t>1 &lt;= N &lt;= 5000; 1 &lt;= hpi,ami,atki,Hp,Am,Atk,Vhp,Vam,Aatk &lt;= 500,0000 ;</w:t>
-      </w:r>
-    </w:p>
-    <w:p>
-      <w:pPr>
-        <w:jc w:val="both"/>
-        <w:rPr>
-          <w:rFonts w:hint="eastAsia"/>
-          <w:b w:val="0"/>
-          <w:bCs w:val="0"/>
-          <w:sz w:val="24"/>
-          <w:szCs w:val="24"/>
-          <w:lang w:eastAsia="zh-CN"/>
-        </w:rPr>
-      </w:pPr>
-      <w:r>
-        <w:rPr>
-          <w:rFonts w:hint="default"/>
-          <w:b w:val="0"/>
-          <w:bCs w:val="0"/>
-          <w:sz w:val="24"/>
-          <w:szCs w:val="24"/>
-          <w:lang w:eastAsia="zh-CN"/>
-        </w:rPr>
-        <w:t>1 &lt;= Csthp, Cstam, Cstatk &lt;= 10,0000,0000;</w:t>
+        <w:t>1 &lt;= N</w:t>
+      </w:r>
+      <w:r>
+        <w:rPr>
+          <w:rFonts w:hint="default"/>
+          <w:b w:val="0"/>
+          <w:bCs w:val="0"/>
+          <w:sz w:val="24"/>
+          <w:szCs w:val="24"/>
+          <w:lang w:eastAsia="zh-CN"/>
+        </w:rPr>
+        <w:t>, ki</w:t>
+      </w:r>
+      <w:r>
+        <w:rPr>
+          <w:rFonts w:hint="default"/>
+          <w:b w:val="0"/>
+          <w:bCs w:val="0"/>
+          <w:sz w:val="24"/>
+          <w:szCs w:val="24"/>
+          <w:lang w:eastAsia="zh-CN"/>
+        </w:rPr>
+        <w:t>&lt;= 5000; 1 &lt;= hpi,ami,atki,Hp,Am,Atk,Vhp,Vam,</w:t>
+      </w:r>
+      <w:r>
+        <w:rPr>
+          <w:rFonts w:hint="default"/>
+          <w:b w:val="0"/>
+          <w:bCs w:val="0"/>
+          <w:sz w:val="24"/>
+          <w:szCs w:val="24"/>
+          <w:lang w:eastAsia="zh-CN"/>
+        </w:rPr>
+        <w:t>V</w:t>
+      </w:r>
+      <w:r>
+        <w:rPr>
+          <w:rFonts w:hint="default"/>
+          <w:b w:val="0"/>
+          <w:bCs w:val="0"/>
+          <w:sz w:val="24"/>
+          <w:szCs w:val="24"/>
+          <w:lang w:eastAsia="zh-CN"/>
+        </w:rPr>
+        <w:t>atk &lt;= 500,0000 ;</w:t>
+      </w:r>
+    </w:p>
+    <w:p>
+      <w:pPr>
+        <w:jc w:val="both"/>
+        <w:rPr>
+          <w:rFonts w:hint="eastAsia"/>
+          <w:b w:val="0"/>
+          <w:bCs w:val="0"/>
+          <w:sz w:val="24"/>
+          <w:szCs w:val="24"/>
+          <w:lang w:eastAsia="zh-CN"/>
+        </w:rPr>
+      </w:pPr>
+      <w:r>
+        <w:rPr>
+          <w:rFonts w:hint="default"/>
+          <w:b w:val="0"/>
+          <w:bCs w:val="0"/>
+          <w:sz w:val="24"/>
+          <w:szCs w:val="24"/>
+          <w:lang w:eastAsia="zh-CN"/>
+        </w:rPr>
+        <w:t>1 &lt;= Csthp, Cstam, Cstatk &lt;= 1</w:t>
+      </w:r>
+      <w:r>
+        <w:rPr>
+          <w:rFonts w:hint="default"/>
+          <w:b w:val="0"/>
+          <w:bCs w:val="0"/>
+          <w:sz w:val="24"/>
+          <w:szCs w:val="24"/>
+          <w:lang w:eastAsia="zh-CN"/>
+        </w:rPr>
+        <w:t>0,</w:t>
+      </w:r>
+      <w:r>
+        <w:rPr>
+          <w:rFonts w:hint="default"/>
+          <w:b w:val="0"/>
+          <w:bCs w:val="0"/>
+          <w:sz w:val="24"/>
+          <w:szCs w:val="24"/>
+          <w:lang w:eastAsia="zh-CN"/>
+        </w:rPr>
+        <w:t>0000,0000;</w:t>
       </w:r>
     </w:p>
     <w:p>

--- a/奥比岛模拟赛Ⅰ/苍月塔/苍月塔.docx
+++ b/奥比岛模拟赛Ⅰ/苍月塔/苍月塔.docx
@@ -195,6 +195,305 @@
         </w:rPr>
         <w:t>和宝物</w:t>
       </w:r>
+      <w:r>
+        <w:rPr>
+          <w:rFonts w:hint="eastAsia" w:asciiTheme="minorEastAsia" w:hAnsiTheme="minorEastAsia" w:eastAsiaTheme="minorEastAsia" w:cstheme="minorEastAsia"/>
+          <w:b w:val="0"/>
+          <w:bCs w:val="0"/>
+          <w:sz w:val="24"/>
+          <w:szCs w:val="24"/>
+          <w:lang w:eastAsia="zh-CN"/>
+        </w:rPr>
+        <w:t>，并使得奥比和怪物同时攻击，那么战斗可以抽象为以下模型。</w:t>
+      </w:r>
+    </w:p>
+    <w:p>
+      <w:pPr>
+        <w:ind w:firstLine="420" w:firstLineChars="0"/>
+        <w:jc w:val="both"/>
+        <w:rPr>
+          <w:rFonts w:hint="eastAsia" w:asciiTheme="minorEastAsia" w:hAnsiTheme="minorEastAsia" w:eastAsiaTheme="minorEastAsia" w:cstheme="minorEastAsia"/>
+          <w:b w:val="0"/>
+          <w:bCs w:val="0"/>
+          <w:sz w:val="24"/>
+          <w:szCs w:val="24"/>
+          <w:lang w:eastAsia="zh-CN"/>
+        </w:rPr>
+      </w:pPr>
+      <w:r>
+        <w:rPr>
+          <w:rFonts w:hint="eastAsia" w:asciiTheme="minorEastAsia" w:hAnsiTheme="minorEastAsia" w:eastAsiaTheme="minorEastAsia" w:cstheme="minorEastAsia"/>
+          <w:b w:val="0"/>
+          <w:bCs w:val="0"/>
+          <w:sz w:val="24"/>
+          <w:szCs w:val="24"/>
+          <w:lang w:eastAsia="zh-CN"/>
+        </w:rPr>
+        <w:t>双方互相攻击，若对方魔力值大于自己的防御值，则自己的能量值减少对方魔力值与自己防御值的差值。</w:t>
+      </w:r>
+    </w:p>
+    <w:p>
+      <w:pPr>
+        <w:ind w:firstLine="420" w:firstLineChars="0"/>
+        <w:jc w:val="both"/>
+        <w:rPr>
+          <w:rFonts w:hint="eastAsia" w:asciiTheme="minorEastAsia" w:hAnsiTheme="minorEastAsia" w:eastAsiaTheme="minorEastAsia" w:cstheme="minorEastAsia"/>
+          <w:b w:val="0"/>
+          <w:bCs w:val="0"/>
+          <w:sz w:val="24"/>
+          <w:szCs w:val="24"/>
+          <w:lang w:eastAsia="zh-CN"/>
+        </w:rPr>
+      </w:pPr>
+      <w:r>
+        <w:rPr>
+          <w:rFonts w:hint="eastAsia" w:asciiTheme="minorEastAsia" w:hAnsiTheme="minorEastAsia" w:eastAsiaTheme="minorEastAsia" w:cstheme="minorEastAsia"/>
+          <w:b w:val="0"/>
+          <w:bCs w:val="0"/>
+          <w:sz w:val="24"/>
+          <w:szCs w:val="24"/>
+          <w:lang w:eastAsia="zh-CN"/>
+        </w:rPr>
+        <w:t>双方中至少有一方能量值不大于0时战斗结束，</w:t>
+      </w:r>
+      <w:r>
+        <w:rPr>
+          <w:rFonts w:hint="default" w:asciiTheme="minorEastAsia" w:hAnsiTheme="minorEastAsia" w:cstheme="minorEastAsia"/>
+          <w:b w:val="0"/>
+          <w:bCs w:val="0"/>
+          <w:sz w:val="24"/>
+          <w:szCs w:val="24"/>
+          <w:lang w:eastAsia="zh-CN"/>
+        </w:rPr>
+        <w:t>能量值</w:t>
+      </w:r>
+      <w:r>
+        <w:rPr>
+          <w:rFonts w:hint="eastAsia" w:asciiTheme="minorEastAsia" w:hAnsiTheme="minorEastAsia" w:eastAsiaTheme="minorEastAsia" w:cstheme="minorEastAsia"/>
+          <w:b w:val="0"/>
+          <w:bCs w:val="0"/>
+          <w:sz w:val="24"/>
+          <w:szCs w:val="24"/>
+          <w:lang w:eastAsia="zh-CN"/>
+        </w:rPr>
+        <w:t>不大于0的一方失败，另一方胜利（可能双方同时不大于0，这样算作双方失败）。战斗结束后能量值不会恢复。</w:t>
+      </w:r>
+    </w:p>
+    <w:p>
+      <w:pPr>
+        <w:ind w:firstLine="420" w:firstLineChars="0"/>
+        <w:jc w:val="both"/>
+        <w:rPr>
+          <w:rFonts w:hint="eastAsia" w:asciiTheme="minorEastAsia" w:hAnsiTheme="minorEastAsia" w:eastAsiaTheme="minorEastAsia" w:cstheme="minorEastAsia"/>
+          <w:b w:val="0"/>
+          <w:bCs w:val="0"/>
+          <w:sz w:val="24"/>
+          <w:szCs w:val="24"/>
+          <w:lang w:eastAsia="zh-CN"/>
+        </w:rPr>
+      </w:pPr>
+      <w:r>
+        <w:rPr>
+          <w:rFonts w:hint="eastAsia" w:asciiTheme="minorEastAsia" w:hAnsiTheme="minorEastAsia" w:eastAsiaTheme="minorEastAsia" w:cstheme="minorEastAsia"/>
+          <w:b w:val="0"/>
+          <w:bCs w:val="0"/>
+          <w:sz w:val="24"/>
+          <w:szCs w:val="24"/>
+          <w:lang w:eastAsia="zh-CN"/>
+        </w:rPr>
+        <w:t>现在苍月塔中有N</w:t>
+      </w:r>
+      <w:r>
+        <w:rPr>
+          <w:rFonts w:hint="default" w:asciiTheme="minorEastAsia" w:hAnsiTheme="minorEastAsia" w:cstheme="minorEastAsia"/>
+          <w:b w:val="0"/>
+          <w:bCs w:val="0"/>
+          <w:sz w:val="24"/>
+          <w:szCs w:val="24"/>
+          <w:lang w:eastAsia="zh-CN"/>
+        </w:rPr>
+        <w:t>种</w:t>
+      </w:r>
+      <w:r>
+        <w:rPr>
+          <w:rFonts w:hint="eastAsia" w:asciiTheme="minorEastAsia" w:hAnsiTheme="minorEastAsia" w:eastAsiaTheme="minorEastAsia" w:cstheme="minorEastAsia"/>
+          <w:b w:val="0"/>
+          <w:bCs w:val="0"/>
+          <w:sz w:val="24"/>
+          <w:szCs w:val="24"/>
+          <w:lang w:eastAsia="zh-CN"/>
+        </w:rPr>
+        <w:t>怪物，</w:t>
+      </w:r>
+      <w:r>
+        <w:rPr>
+          <w:rFonts w:hint="default" w:asciiTheme="minorEastAsia" w:hAnsiTheme="minorEastAsia" w:cstheme="minorEastAsia"/>
+          <w:b w:val="0"/>
+          <w:bCs w:val="0"/>
+          <w:sz w:val="24"/>
+          <w:szCs w:val="24"/>
+          <w:lang w:eastAsia="zh-CN"/>
+        </w:rPr>
+        <w:t>第i种有ki个,</w:t>
+      </w:r>
+      <w:r>
+        <w:rPr>
+          <w:rFonts w:hint="eastAsia" w:asciiTheme="minorEastAsia" w:hAnsiTheme="minorEastAsia" w:eastAsiaTheme="minorEastAsia" w:cstheme="minorEastAsia"/>
+          <w:b w:val="0"/>
+          <w:bCs w:val="0"/>
+          <w:sz w:val="24"/>
+          <w:szCs w:val="24"/>
+          <w:lang w:eastAsia="zh-CN"/>
+        </w:rPr>
+        <w:t>其能量值、防御值、魔力值分别为hpi, ami, atki</w:t>
+      </w:r>
+    </w:p>
+    <w:p>
+      <w:pPr>
+        <w:ind w:firstLine="420" w:firstLineChars="0"/>
+        <w:jc w:val="both"/>
+        <w:rPr>
+          <w:rFonts w:hint="eastAsia" w:asciiTheme="minorEastAsia" w:hAnsiTheme="minorEastAsia" w:eastAsiaTheme="minorEastAsia" w:cstheme="minorEastAsia"/>
+          <w:b w:val="0"/>
+          <w:bCs w:val="0"/>
+          <w:sz w:val="24"/>
+          <w:szCs w:val="24"/>
+          <w:lang w:eastAsia="zh-CN"/>
+        </w:rPr>
+      </w:pPr>
+      <w:r>
+        <w:rPr>
+          <w:rFonts w:hint="eastAsia" w:asciiTheme="minorEastAsia" w:hAnsiTheme="minorEastAsia" w:eastAsiaTheme="minorEastAsia" w:cstheme="minorEastAsia"/>
+          <w:b w:val="0"/>
+          <w:bCs w:val="0"/>
+          <w:sz w:val="24"/>
+          <w:szCs w:val="24"/>
+          <w:lang w:eastAsia="zh-CN"/>
+        </w:rPr>
+        <w:t>初始时小奥比的能量值、防御值、魔力值分别为Hp, Am, Atk。</w:t>
+      </w:r>
+    </w:p>
+    <w:p>
+      <w:pPr>
+        <w:ind w:firstLine="420" w:firstLineChars="0"/>
+        <w:jc w:val="both"/>
+        <w:rPr>
+          <w:rFonts w:hint="eastAsia" w:asciiTheme="minorEastAsia" w:hAnsiTheme="minorEastAsia" w:eastAsiaTheme="minorEastAsia" w:cstheme="minorEastAsia"/>
+          <w:b w:val="0"/>
+          <w:bCs w:val="0"/>
+          <w:sz w:val="24"/>
+          <w:szCs w:val="24"/>
+          <w:lang w:eastAsia="zh-CN"/>
+        </w:rPr>
+      </w:pPr>
+      <w:r>
+        <w:rPr>
+          <w:rFonts w:hint="eastAsia" w:asciiTheme="minorEastAsia" w:hAnsiTheme="minorEastAsia" w:eastAsiaTheme="minorEastAsia" w:cstheme="minorEastAsia"/>
+          <w:b w:val="0"/>
+          <w:bCs w:val="0"/>
+          <w:sz w:val="24"/>
+          <w:szCs w:val="24"/>
+          <w:lang w:eastAsia="zh-CN"/>
+        </w:rPr>
+        <w:t>为了能够在最终能量值为正数的情况下击败这N只怪物，你需要提升小奥比的属性，然而提升属性需要英勇徽章，你希望以最少的英勇徽章完成这个任务。</w:t>
+      </w:r>
+    </w:p>
+    <w:p>
+      <w:pPr>
+        <w:ind w:firstLine="420" w:firstLineChars="0"/>
+        <w:jc w:val="both"/>
+        <w:rPr>
+          <w:rFonts w:hint="eastAsia" w:asciiTheme="minorEastAsia" w:hAnsiTheme="minorEastAsia" w:eastAsiaTheme="minorEastAsia" w:cstheme="minorEastAsia"/>
+          <w:b w:val="0"/>
+          <w:bCs w:val="0"/>
+          <w:sz w:val="24"/>
+          <w:szCs w:val="24"/>
+          <w:lang w:eastAsia="zh-CN"/>
+        </w:rPr>
+      </w:pPr>
+      <w:r>
+        <w:rPr>
+          <w:rFonts w:hint="eastAsia" w:asciiTheme="minorEastAsia" w:hAnsiTheme="minorEastAsia" w:eastAsiaTheme="minorEastAsia" w:cstheme="minorEastAsia"/>
+          <w:b w:val="0"/>
+          <w:bCs w:val="0"/>
+          <w:sz w:val="24"/>
+          <w:szCs w:val="24"/>
+          <w:lang w:eastAsia="zh-CN"/>
+        </w:rPr>
+        <w:t>每消耗Csthp的英勇徽章能够提升</w:t>
+      </w:r>
+      <w:r>
+        <w:rPr>
+          <w:rFonts w:hint="default" w:asciiTheme="minorEastAsia" w:hAnsiTheme="minorEastAsia" w:cstheme="minorEastAsia"/>
+          <w:b w:val="0"/>
+          <w:bCs w:val="0"/>
+          <w:sz w:val="24"/>
+          <w:szCs w:val="24"/>
+          <w:lang w:eastAsia="zh-CN"/>
+        </w:rPr>
+        <w:t>1</w:t>
+      </w:r>
+      <w:r>
+        <w:rPr>
+          <w:rFonts w:hint="eastAsia" w:asciiTheme="minorEastAsia" w:hAnsiTheme="minorEastAsia" w:eastAsiaTheme="minorEastAsia" w:cstheme="minorEastAsia"/>
+          <w:b w:val="0"/>
+          <w:bCs w:val="0"/>
+          <w:sz w:val="24"/>
+          <w:szCs w:val="24"/>
+          <w:lang w:eastAsia="zh-CN"/>
+        </w:rPr>
+        <w:t>的能量值。</w:t>
+      </w:r>
+    </w:p>
+    <w:p>
+      <w:pPr>
+        <w:ind w:firstLine="420" w:firstLineChars="0"/>
+        <w:jc w:val="both"/>
+        <w:rPr>
+          <w:rFonts w:hint="eastAsia" w:asciiTheme="minorEastAsia" w:hAnsiTheme="minorEastAsia" w:eastAsiaTheme="minorEastAsia" w:cstheme="minorEastAsia"/>
+          <w:b w:val="0"/>
+          <w:bCs w:val="0"/>
+          <w:sz w:val="24"/>
+          <w:szCs w:val="24"/>
+          <w:lang w:eastAsia="zh-CN"/>
+        </w:rPr>
+      </w:pPr>
+      <w:r>
+        <w:rPr>
+          <w:rFonts w:hint="eastAsia" w:asciiTheme="minorEastAsia" w:hAnsiTheme="minorEastAsia" w:eastAsiaTheme="minorEastAsia" w:cstheme="minorEastAsia"/>
+          <w:b w:val="0"/>
+          <w:bCs w:val="0"/>
+          <w:sz w:val="24"/>
+          <w:szCs w:val="24"/>
+          <w:lang w:eastAsia="zh-CN"/>
+        </w:rPr>
+        <w:t>每消耗Cstam的英勇徽章能够提升Vam的防御值。</w:t>
+      </w:r>
+    </w:p>
+    <w:p>
+      <w:pPr>
+        <w:ind w:firstLine="420" w:firstLineChars="0"/>
+        <w:jc w:val="both"/>
+        <w:rPr>
+          <w:rFonts w:hint="eastAsia" w:asciiTheme="minorEastAsia" w:hAnsiTheme="minorEastAsia" w:eastAsiaTheme="minorEastAsia" w:cstheme="minorEastAsia"/>
+          <w:b w:val="0"/>
+          <w:bCs w:val="0"/>
+          <w:sz w:val="24"/>
+          <w:szCs w:val="24"/>
+          <w:lang w:eastAsia="zh-CN"/>
+        </w:rPr>
+      </w:pPr>
+      <w:r>
+        <w:rPr>
+          <w:rFonts w:hint="eastAsia" w:asciiTheme="minorEastAsia" w:hAnsiTheme="minorEastAsia" w:eastAsiaTheme="minorEastAsia" w:cstheme="minorEastAsia"/>
+          <w:b w:val="0"/>
+          <w:bCs w:val="0"/>
+          <w:sz w:val="24"/>
+          <w:szCs w:val="24"/>
+          <w:lang w:eastAsia="zh-CN"/>
+        </w:rPr>
+        <w:t>每消耗Cstatk的英勇徽章能够提升Vatk的魔</w:t>
+      </w:r>
       <w:bookmarkStart w:id="6" w:name="_GoBack"/>
       <w:bookmarkEnd w:id="6"/>
       <w:r>
@@ -206,251 +505,7 @@
           <w:szCs w:val="24"/>
           <w:lang w:eastAsia="zh-CN"/>
         </w:rPr>
-        <w:t>，并使得奥比和怪物同时攻击，那么战斗可以抽象为以下模型。</w:t>
-      </w:r>
-    </w:p>
-    <w:p>
-      <w:pPr>
-        <w:ind w:firstLine="420" w:firstLineChars="0"/>
-        <w:jc w:val="both"/>
-        <w:rPr>
-          <w:rFonts w:hint="eastAsia" w:asciiTheme="minorEastAsia" w:hAnsiTheme="minorEastAsia" w:eastAsiaTheme="minorEastAsia" w:cstheme="minorEastAsia"/>
-          <w:b w:val="0"/>
-          <w:bCs w:val="0"/>
-          <w:sz w:val="24"/>
-          <w:szCs w:val="24"/>
-          <w:lang w:eastAsia="zh-CN"/>
-        </w:rPr>
-      </w:pPr>
-      <w:r>
-        <w:rPr>
-          <w:rFonts w:hint="eastAsia" w:asciiTheme="minorEastAsia" w:hAnsiTheme="minorEastAsia" w:eastAsiaTheme="minorEastAsia" w:cstheme="minorEastAsia"/>
-          <w:b w:val="0"/>
-          <w:bCs w:val="0"/>
-          <w:sz w:val="24"/>
-          <w:szCs w:val="24"/>
-          <w:lang w:eastAsia="zh-CN"/>
-        </w:rPr>
-        <w:t>双方互相攻击，若对方魔力值大于自己的防御值，则自己的能量值减少对方魔力值与自己防御值的差值。</w:t>
-      </w:r>
-    </w:p>
-    <w:p>
-      <w:pPr>
-        <w:ind w:firstLine="420" w:firstLineChars="0"/>
-        <w:jc w:val="both"/>
-        <w:rPr>
-          <w:rFonts w:hint="eastAsia" w:asciiTheme="minorEastAsia" w:hAnsiTheme="minorEastAsia" w:eastAsiaTheme="minorEastAsia" w:cstheme="minorEastAsia"/>
-          <w:b w:val="0"/>
-          <w:bCs w:val="0"/>
-          <w:sz w:val="24"/>
-          <w:szCs w:val="24"/>
-          <w:lang w:eastAsia="zh-CN"/>
-        </w:rPr>
-      </w:pPr>
-      <w:r>
-        <w:rPr>
-          <w:rFonts w:hint="eastAsia" w:asciiTheme="minorEastAsia" w:hAnsiTheme="minorEastAsia" w:eastAsiaTheme="minorEastAsia" w:cstheme="minorEastAsia"/>
-          <w:b w:val="0"/>
-          <w:bCs w:val="0"/>
-          <w:sz w:val="24"/>
-          <w:szCs w:val="24"/>
-          <w:lang w:eastAsia="zh-CN"/>
-        </w:rPr>
-        <w:t>双方中至少有一方能量值不大于0时战斗结束，血量不大于0的一方失败，另一方胜利（可能双方同时不大于0，这样算作双方失败）。战斗结束后能量值不会恢复。</w:t>
-      </w:r>
-    </w:p>
-    <w:p>
-      <w:pPr>
-        <w:ind w:firstLine="420" w:firstLineChars="0"/>
-        <w:jc w:val="both"/>
-        <w:rPr>
-          <w:rFonts w:hint="eastAsia" w:asciiTheme="minorEastAsia" w:hAnsiTheme="minorEastAsia" w:eastAsiaTheme="minorEastAsia" w:cstheme="minorEastAsia"/>
-          <w:b w:val="0"/>
-          <w:bCs w:val="0"/>
-          <w:sz w:val="24"/>
-          <w:szCs w:val="24"/>
-          <w:lang w:eastAsia="zh-CN"/>
-        </w:rPr>
-      </w:pPr>
-      <w:r>
-        <w:rPr>
-          <w:rFonts w:hint="eastAsia" w:asciiTheme="minorEastAsia" w:hAnsiTheme="minorEastAsia" w:eastAsiaTheme="minorEastAsia" w:cstheme="minorEastAsia"/>
-          <w:b w:val="0"/>
-          <w:bCs w:val="0"/>
-          <w:sz w:val="24"/>
-          <w:szCs w:val="24"/>
-          <w:lang w:eastAsia="zh-CN"/>
-        </w:rPr>
-        <w:t>现在苍月塔中有N</w:t>
-      </w:r>
-      <w:r>
-        <w:rPr>
-          <w:rFonts w:hint="default" w:asciiTheme="minorEastAsia" w:hAnsiTheme="minorEastAsia" w:cstheme="minorEastAsia"/>
-          <w:b w:val="0"/>
-          <w:bCs w:val="0"/>
-          <w:sz w:val="24"/>
-          <w:szCs w:val="24"/>
-          <w:lang w:eastAsia="zh-CN"/>
-        </w:rPr>
-        <w:t>种</w:t>
-      </w:r>
-      <w:r>
-        <w:rPr>
-          <w:rFonts w:hint="eastAsia" w:asciiTheme="minorEastAsia" w:hAnsiTheme="minorEastAsia" w:eastAsiaTheme="minorEastAsia" w:cstheme="minorEastAsia"/>
-          <w:b w:val="0"/>
-          <w:bCs w:val="0"/>
-          <w:sz w:val="24"/>
-          <w:szCs w:val="24"/>
-          <w:lang w:eastAsia="zh-CN"/>
-        </w:rPr>
-        <w:t>怪物，</w:t>
-      </w:r>
-      <w:r>
-        <w:rPr>
-          <w:rFonts w:hint="default" w:asciiTheme="minorEastAsia" w:hAnsiTheme="minorEastAsia" w:cstheme="minorEastAsia"/>
-          <w:b w:val="0"/>
-          <w:bCs w:val="0"/>
-          <w:sz w:val="24"/>
-          <w:szCs w:val="24"/>
-          <w:lang w:eastAsia="zh-CN"/>
-        </w:rPr>
-        <w:t>第i种有ki个,</w:t>
-      </w:r>
-      <w:r>
-        <w:rPr>
-          <w:rFonts w:hint="eastAsia" w:asciiTheme="minorEastAsia" w:hAnsiTheme="minorEastAsia" w:eastAsiaTheme="minorEastAsia" w:cstheme="minorEastAsia"/>
-          <w:b w:val="0"/>
-          <w:bCs w:val="0"/>
-          <w:sz w:val="24"/>
-          <w:szCs w:val="24"/>
-          <w:lang w:eastAsia="zh-CN"/>
-        </w:rPr>
-        <w:t>其能量值、防御值、魔力值分别为hpi, ami, atki</w:t>
-      </w:r>
-    </w:p>
-    <w:p>
-      <w:pPr>
-        <w:ind w:firstLine="420" w:firstLineChars="0"/>
-        <w:jc w:val="both"/>
-        <w:rPr>
-          <w:rFonts w:hint="eastAsia" w:asciiTheme="minorEastAsia" w:hAnsiTheme="minorEastAsia" w:eastAsiaTheme="minorEastAsia" w:cstheme="minorEastAsia"/>
-          <w:b w:val="0"/>
-          <w:bCs w:val="0"/>
-          <w:sz w:val="24"/>
-          <w:szCs w:val="24"/>
-          <w:lang w:eastAsia="zh-CN"/>
-        </w:rPr>
-      </w:pPr>
-      <w:r>
-        <w:rPr>
-          <w:rFonts w:hint="eastAsia" w:asciiTheme="minorEastAsia" w:hAnsiTheme="minorEastAsia" w:eastAsiaTheme="minorEastAsia" w:cstheme="minorEastAsia"/>
-          <w:b w:val="0"/>
-          <w:bCs w:val="0"/>
-          <w:sz w:val="24"/>
-          <w:szCs w:val="24"/>
-          <w:lang w:eastAsia="zh-CN"/>
-        </w:rPr>
-        <w:t>初始时小奥比的能量值、防御值、魔力值分别为Hp, Am, Atk。</w:t>
-      </w:r>
-    </w:p>
-    <w:p>
-      <w:pPr>
-        <w:ind w:firstLine="420" w:firstLineChars="0"/>
-        <w:jc w:val="both"/>
-        <w:rPr>
-          <w:rFonts w:hint="eastAsia" w:asciiTheme="minorEastAsia" w:hAnsiTheme="minorEastAsia" w:eastAsiaTheme="minorEastAsia" w:cstheme="minorEastAsia"/>
-          <w:b w:val="0"/>
-          <w:bCs w:val="0"/>
-          <w:sz w:val="24"/>
-          <w:szCs w:val="24"/>
-          <w:lang w:eastAsia="zh-CN"/>
-        </w:rPr>
-      </w:pPr>
-      <w:r>
-        <w:rPr>
-          <w:rFonts w:hint="eastAsia" w:asciiTheme="minorEastAsia" w:hAnsiTheme="minorEastAsia" w:eastAsiaTheme="minorEastAsia" w:cstheme="minorEastAsia"/>
-          <w:b w:val="0"/>
-          <w:bCs w:val="0"/>
-          <w:sz w:val="24"/>
-          <w:szCs w:val="24"/>
-          <w:lang w:eastAsia="zh-CN"/>
-        </w:rPr>
-        <w:t>为了能够在最终能量值为正数的情况下击败这N只怪物，你需要提升小奥比的属性，然而提升属性需要英勇徽章，你希望以最少的英勇徽章完成这个任务。</w:t>
-      </w:r>
-    </w:p>
-    <w:p>
-      <w:pPr>
-        <w:ind w:firstLine="420" w:firstLineChars="0"/>
-        <w:jc w:val="both"/>
-        <w:rPr>
-          <w:rFonts w:hint="eastAsia" w:asciiTheme="minorEastAsia" w:hAnsiTheme="minorEastAsia" w:eastAsiaTheme="minorEastAsia" w:cstheme="minorEastAsia"/>
-          <w:b w:val="0"/>
-          <w:bCs w:val="0"/>
-          <w:sz w:val="24"/>
-          <w:szCs w:val="24"/>
-          <w:lang w:eastAsia="zh-CN"/>
-        </w:rPr>
-      </w:pPr>
-      <w:r>
-        <w:rPr>
-          <w:rFonts w:hint="eastAsia" w:asciiTheme="minorEastAsia" w:hAnsiTheme="minorEastAsia" w:eastAsiaTheme="minorEastAsia" w:cstheme="minorEastAsia"/>
-          <w:b w:val="0"/>
-          <w:bCs w:val="0"/>
-          <w:sz w:val="24"/>
-          <w:szCs w:val="24"/>
-          <w:lang w:eastAsia="zh-CN"/>
-        </w:rPr>
-        <w:t>每消耗Csthp的英勇徽章能够提升Vhp的能量值。</w:t>
-      </w:r>
-    </w:p>
-    <w:p>
-      <w:pPr>
-        <w:ind w:firstLine="420" w:firstLineChars="0"/>
-        <w:jc w:val="both"/>
-        <w:rPr>
-          <w:rFonts w:hint="eastAsia" w:asciiTheme="minorEastAsia" w:hAnsiTheme="minorEastAsia" w:eastAsiaTheme="minorEastAsia" w:cstheme="minorEastAsia"/>
-          <w:b w:val="0"/>
-          <w:bCs w:val="0"/>
-          <w:sz w:val="24"/>
-          <w:szCs w:val="24"/>
-          <w:lang w:eastAsia="zh-CN"/>
-        </w:rPr>
-      </w:pPr>
-      <w:r>
-        <w:rPr>
-          <w:rFonts w:hint="eastAsia" w:asciiTheme="minorEastAsia" w:hAnsiTheme="minorEastAsia" w:eastAsiaTheme="minorEastAsia" w:cstheme="minorEastAsia"/>
-          <w:b w:val="0"/>
-          <w:bCs w:val="0"/>
-          <w:sz w:val="24"/>
-          <w:szCs w:val="24"/>
-          <w:lang w:eastAsia="zh-CN"/>
-        </w:rPr>
-        <w:t>每消耗Cstam的英勇徽章能够提升Vam的防御值。</w:t>
-      </w:r>
-    </w:p>
-    <w:p>
-      <w:pPr>
-        <w:ind w:firstLine="420" w:firstLineChars="0"/>
-        <w:jc w:val="both"/>
-        <w:rPr>
-          <w:rFonts w:hint="eastAsia" w:asciiTheme="minorEastAsia" w:hAnsiTheme="minorEastAsia" w:eastAsiaTheme="minorEastAsia" w:cstheme="minorEastAsia"/>
-          <w:b w:val="0"/>
-          <w:bCs w:val="0"/>
-          <w:sz w:val="24"/>
-          <w:szCs w:val="24"/>
-          <w:lang w:eastAsia="zh-CN"/>
-        </w:rPr>
-      </w:pPr>
-      <w:r>
-        <w:rPr>
-          <w:rFonts w:hint="eastAsia" w:asciiTheme="minorEastAsia" w:hAnsiTheme="minorEastAsia" w:eastAsiaTheme="minorEastAsia" w:cstheme="minorEastAsia"/>
-          <w:b w:val="0"/>
-          <w:bCs w:val="0"/>
-          <w:sz w:val="24"/>
-          <w:szCs w:val="24"/>
-          <w:lang w:eastAsia="zh-CN"/>
-        </w:rPr>
-        <w:t>每消耗Cstatk的英勇徽章能够提升Vatk的魔法值。</w:t>
+        <w:t>法值。</w:t>
       </w:r>
     </w:p>
     <w:p>
@@ -626,7 +681,29 @@
           <w:szCs w:val="24"/>
           <w:lang w:eastAsia="zh-CN"/>
         </w:rPr>
-        <w:t>第三行6个用空格隔开的整数</w:t>
+        <w:t>第三行</w:t>
+      </w:r>
+      <w:r>
+        <w:rPr>
+          <w:rFonts w:hint="default"/>
+          <w:b w:val="0"/>
+          <w:bCs w:val="0"/>
+          <w:sz w:val="24"/>
+          <w:szCs w:val="24"/>
+          <w:lang w:eastAsia="zh-CN"/>
+        </w:rPr>
+        <w:t>5</w:t>
+      </w:r>
+      <w:r>
+        <w:rPr>
+          <w:rFonts w:hint="default"/>
+          <w:b w:val="0"/>
+          <w:bCs w:val="0"/>
+          <w:sz w:val="24"/>
+          <w:szCs w:val="24"/>
+          <w:lang w:eastAsia="zh-CN"/>
+        </w:rPr>
+        <w:t>个用空格隔开的整数</w:t>
       </w:r>
       <w:r>
         <w:rPr>
@@ -659,7 +736,7 @@
           <w:szCs w:val="24"/>
           <w:lang w:val="en-US" w:eastAsia="zh-CN"/>
         </w:rPr>
-        <w:t>Vhp</w:t>
+        <w:t>Cstam</w:t>
       </w:r>
       <w:r>
         <w:rPr>
@@ -681,7 +758,7 @@
           <w:szCs w:val="24"/>
           <w:lang w:val="en-US" w:eastAsia="zh-CN"/>
         </w:rPr>
-        <w:t>Cstam</w:t>
+        <w:t>Vam</w:t>
       </w:r>
       <w:r>
         <w:rPr>
@@ -703,28 +780,6 @@
           <w:szCs w:val="24"/>
           <w:lang w:val="en-US" w:eastAsia="zh-CN"/>
         </w:rPr>
-        <w:t>Vam</w:t>
-      </w:r>
-      <w:r>
-        <w:rPr>
-          <w:rFonts w:hint="default"/>
-          <w:b w:val="0"/>
-          <w:bCs w:val="0"/>
-          <w:sz w:val="24"/>
-          <w:szCs w:val="24"/>
-          <w:lang w:eastAsia="zh-CN"/>
-        </w:rPr>
-        <w:t xml:space="preserve">, </w:t>
-      </w:r>
-      <w:r>
-        <w:rPr>
-          <w:rFonts w:hint="eastAsia"/>
-          <w:b w:val="0"/>
-          <w:bCs w:val="0"/>
-          <w:sz w:val="24"/>
-          <w:szCs w:val="24"/>
-          <w:lang w:val="en-US" w:eastAsia="zh-CN"/>
-        </w:rPr>
         <w:t>Cst</w:t>
       </w:r>
       <w:r>
@@ -784,51 +839,7 @@
           <w:szCs w:val="24"/>
           <w:lang w:eastAsia="zh-CN"/>
         </w:rPr>
-        <w:t>接下来N行，每行</w:t>
-      </w:r>
-      <w:r>
-        <w:rPr>
-          <w:rFonts w:hint="default"/>
-          <w:b w:val="0"/>
-          <w:bCs w:val="0"/>
-          <w:sz w:val="24"/>
-          <w:szCs w:val="24"/>
-          <w:lang w:eastAsia="zh-CN"/>
-        </w:rPr>
-        <w:t>4</w:t>
-      </w:r>
-      <w:r>
-        <w:rPr>
-          <w:rFonts w:hint="default"/>
-          <w:b w:val="0"/>
-          <w:bCs w:val="0"/>
-          <w:sz w:val="24"/>
-          <w:szCs w:val="24"/>
-          <w:lang w:eastAsia="zh-CN"/>
-        </w:rPr>
-        <w:t xml:space="preserve">个用空格隔开的整数 </w:t>
-      </w:r>
-      <w:r>
-        <w:rPr>
-          <w:rFonts w:hint="default"/>
-          <w:b w:val="0"/>
-          <w:bCs w:val="0"/>
-          <w:sz w:val="24"/>
-          <w:szCs w:val="24"/>
-          <w:lang w:eastAsia="zh-CN"/>
-        </w:rPr>
-        <w:t xml:space="preserve">ki, </w:t>
-      </w:r>
-      <w:r>
-        <w:rPr>
-          <w:rFonts w:hint="default"/>
-          <w:b w:val="0"/>
-          <w:bCs w:val="0"/>
-          <w:sz w:val="24"/>
-          <w:szCs w:val="24"/>
-          <w:lang w:eastAsia="zh-CN"/>
-        </w:rPr>
-        <w:t>hpi, ami, atki</w:t>
+        <w:t>接下来N行，每行4个用空格隔开的整数 ki, hpi, ami, atki</w:t>
       </w:r>
     </w:p>
     <w:bookmarkEnd w:id="3"/>
@@ -1166,97 +1177,31 @@
           <w:szCs w:val="24"/>
           <w:lang w:eastAsia="zh-CN"/>
         </w:rPr>
-        <w:t>1 &lt;= N</w:t>
-      </w:r>
-      <w:r>
-        <w:rPr>
-          <w:rFonts w:hint="default"/>
-          <w:b w:val="0"/>
-          <w:bCs w:val="0"/>
-          <w:sz w:val="24"/>
-          <w:szCs w:val="24"/>
-          <w:lang w:eastAsia="zh-CN"/>
-        </w:rPr>
-        <w:t>, ki</w:t>
-      </w:r>
-      <w:r>
-        <w:rPr>
-          <w:rFonts w:hint="default"/>
-          <w:b w:val="0"/>
-          <w:bCs w:val="0"/>
-          <w:sz w:val="24"/>
-          <w:szCs w:val="24"/>
-          <w:lang w:eastAsia="zh-CN"/>
-        </w:rPr>
-        <w:t>&lt;= 5000; 1 &lt;= hpi,ami,atki,Hp,Am,Atk,Vhp,Vam,</w:t>
-      </w:r>
-      <w:r>
-        <w:rPr>
-          <w:rFonts w:hint="default"/>
-          <w:b w:val="0"/>
-          <w:bCs w:val="0"/>
-          <w:sz w:val="24"/>
-          <w:szCs w:val="24"/>
-          <w:lang w:eastAsia="zh-CN"/>
-        </w:rPr>
-        <w:t>V</w:t>
-      </w:r>
-      <w:r>
-        <w:rPr>
-          <w:rFonts w:hint="default"/>
-          <w:b w:val="0"/>
-          <w:bCs w:val="0"/>
-          <w:sz w:val="24"/>
-          <w:szCs w:val="24"/>
-          <w:lang w:eastAsia="zh-CN"/>
-        </w:rPr>
-        <w:t>atk &lt;= 500,0000 ;</w:t>
-      </w:r>
-    </w:p>
-    <w:p>
-      <w:pPr>
-        <w:jc w:val="both"/>
-        <w:rPr>
-          <w:rFonts w:hint="eastAsia"/>
-          <w:b w:val="0"/>
-          <w:bCs w:val="0"/>
-          <w:sz w:val="24"/>
-          <w:szCs w:val="24"/>
-          <w:lang w:eastAsia="zh-CN"/>
-        </w:rPr>
-      </w:pPr>
-      <w:r>
-        <w:rPr>
-          <w:rFonts w:hint="default"/>
-          <w:b w:val="0"/>
-          <w:bCs w:val="0"/>
-          <w:sz w:val="24"/>
-          <w:szCs w:val="24"/>
-          <w:lang w:eastAsia="zh-CN"/>
-        </w:rPr>
-        <w:t>1 &lt;= Csthp, Cstam, Cstatk &lt;= 1</w:t>
-      </w:r>
-      <w:r>
-        <w:rPr>
-          <w:rFonts w:hint="default"/>
-          <w:b w:val="0"/>
-          <w:bCs w:val="0"/>
-          <w:sz w:val="24"/>
-          <w:szCs w:val="24"/>
-          <w:lang w:eastAsia="zh-CN"/>
-        </w:rPr>
-        <w:t>0,</w:t>
-      </w:r>
-      <w:r>
-        <w:rPr>
-          <w:rFonts w:hint="default"/>
-          <w:b w:val="0"/>
-          <w:bCs w:val="0"/>
-          <w:sz w:val="24"/>
-          <w:szCs w:val="24"/>
-          <w:lang w:eastAsia="zh-CN"/>
-        </w:rPr>
-        <w:t>0000,0000;</w:t>
+        <w:t>1 &lt;= N, ki&lt;= 5000; 1 &lt;= hpi,ami,atki,Hp,Am,Atk,Vhp,Vam,Vatk &lt;= 500,0000 ;</w:t>
+      </w:r>
+    </w:p>
+    <w:p>
+      <w:pPr>
+        <w:jc w:val="both"/>
+        <w:rPr>
+          <w:rFonts w:hint="eastAsia"/>
+          <w:b w:val="0"/>
+          <w:bCs w:val="0"/>
+          <w:sz w:val="24"/>
+          <w:szCs w:val="24"/>
+          <w:lang w:eastAsia="zh-CN"/>
+        </w:rPr>
+      </w:pPr>
+      <w:r>
+        <w:rPr>
+          <w:rFonts w:hint="default"/>
+          <w:b w:val="0"/>
+          <w:bCs w:val="0"/>
+          <w:sz w:val="24"/>
+          <w:szCs w:val="24"/>
+          <w:lang w:eastAsia="zh-CN"/>
+        </w:rPr>
+        <w:t>1 &lt;= Csthp, Cstam, Cstatk &lt;= 10,0000,0000;</w:t>
       </w:r>
     </w:p>
     <w:p>
@@ -1898,7 +1843,6 @@
     </a:fmtScheme>
   </a:themeElements>
   <a:objectDefaults/>
-  <a:extraClrSchemeLst/>
 </a:theme>
 </file>
 

--- a/奥比岛模拟赛Ⅰ/苍月塔/苍月塔.docx
+++ b/奥比岛模拟赛Ⅰ/苍月塔/苍月塔.docx
@@ -492,445 +492,434 @@
           <w:szCs w:val="24"/>
           <w:lang w:eastAsia="zh-CN"/>
         </w:rPr>
-        <w:t>每消耗Cstatk的英勇徽章能够提升Vatk的魔</w:t>
+        <w:t>每消耗Cstatk的英勇徽章能够提升Vatk的魔法值。</w:t>
+      </w:r>
+    </w:p>
+    <w:p>
+      <w:pPr>
+        <w:ind w:firstLine="420" w:firstLineChars="0"/>
+        <w:jc w:val="both"/>
+        <w:rPr>
+          <w:rFonts w:hint="eastAsia" w:asciiTheme="minorEastAsia" w:hAnsiTheme="minorEastAsia" w:eastAsiaTheme="minorEastAsia" w:cstheme="minorEastAsia"/>
+          <w:b w:val="0"/>
+          <w:bCs w:val="0"/>
+          <w:sz w:val="24"/>
+          <w:szCs w:val="24"/>
+          <w:lang w:eastAsia="zh-CN"/>
+        </w:rPr>
+      </w:pPr>
+      <w:r>
+        <w:rPr>
+          <w:rFonts w:hint="eastAsia" w:asciiTheme="minorEastAsia" w:hAnsiTheme="minorEastAsia" w:eastAsiaTheme="minorEastAsia" w:cstheme="minorEastAsia"/>
+          <w:b w:val="0"/>
+          <w:bCs w:val="0"/>
+          <w:sz w:val="24"/>
+          <w:szCs w:val="24"/>
+          <w:lang w:eastAsia="zh-CN"/>
+        </w:rPr>
+        <w:t>本题可以自行开启</w:t>
+      </w:r>
+      <w:r>
+        <w:rPr>
+          <w:rFonts w:hint="default" w:asciiTheme="minorEastAsia" w:hAnsiTheme="minorEastAsia" w:cstheme="minorEastAsia"/>
+          <w:b w:val="0"/>
+          <w:bCs w:val="0"/>
+          <w:sz w:val="24"/>
+          <w:szCs w:val="24"/>
+          <w:lang w:eastAsia="zh-CN"/>
+        </w:rPr>
+        <w:t>O2</w:t>
+      </w:r>
+      <w:r>
+        <w:rPr>
+          <w:rFonts w:hint="eastAsia" w:asciiTheme="minorEastAsia" w:hAnsiTheme="minorEastAsia" w:eastAsiaTheme="minorEastAsia" w:cstheme="minorEastAsia"/>
+          <w:b w:val="0"/>
+          <w:bCs w:val="0"/>
+          <w:sz w:val="24"/>
+          <w:szCs w:val="24"/>
+          <w:lang w:eastAsia="zh-CN"/>
+        </w:rPr>
+        <w:t>优化</w:t>
+      </w:r>
+    </w:p>
+    <w:p>
+      <w:pPr>
+        <w:ind w:firstLine="420" w:firstLineChars="0"/>
+        <w:jc w:val="both"/>
+        <w:rPr>
+          <w:rFonts w:hint="eastAsia" w:asciiTheme="minorEastAsia" w:hAnsiTheme="minorEastAsia" w:eastAsiaTheme="minorEastAsia" w:cstheme="minorEastAsia"/>
+          <w:b w:val="0"/>
+          <w:bCs w:val="0"/>
+          <w:sz w:val="24"/>
+          <w:szCs w:val="24"/>
+          <w:lang w:eastAsia="zh-CN"/>
+        </w:rPr>
+      </w:pPr>
+    </w:p>
+    <w:bookmarkEnd w:id="2"/>
+    <w:p>
+      <w:pPr>
+        <w:jc w:val="both"/>
+        <w:rPr>
+          <w:rFonts w:hint="eastAsia"/>
+          <w:b/>
+          <w:bCs/>
+          <w:sz w:val="28"/>
+          <w:szCs w:val="28"/>
+          <w:lang w:val="en-US" w:eastAsia="zh-CN"/>
+        </w:rPr>
+      </w:pPr>
+      <w:r>
+        <w:rPr>
+          <w:rFonts w:hint="eastAsia"/>
+          <w:b/>
+          <w:bCs/>
+          <w:sz w:val="28"/>
+          <w:szCs w:val="28"/>
+          <w:lang w:val="en-US" w:eastAsia="zh-CN"/>
+        </w:rPr>
+        <w:t>输入描述</w:t>
+      </w:r>
+    </w:p>
+    <w:p>
+      <w:pPr>
+        <w:ind w:firstLine="420" w:firstLineChars="0"/>
+        <w:jc w:val="both"/>
+        <w:outlineLvl w:val="9"/>
+        <w:rPr>
+          <w:rFonts w:hint="default"/>
+          <w:b w:val="0"/>
+          <w:bCs w:val="0"/>
+          <w:sz w:val="24"/>
+          <w:szCs w:val="24"/>
+          <w:lang w:eastAsia="zh-CN"/>
+        </w:rPr>
+      </w:pPr>
+      <w:bookmarkStart w:id="3" w:name="OLE_LINK4"/>
+      <w:r>
+        <w:rPr>
+          <w:rFonts w:hint="default"/>
+          <w:b w:val="0"/>
+          <w:bCs w:val="0"/>
+          <w:sz w:val="24"/>
+          <w:szCs w:val="24"/>
+          <w:lang w:eastAsia="zh-CN"/>
+        </w:rPr>
+        <w:t>第一行一个整数N</w:t>
+      </w:r>
+    </w:p>
+    <w:p>
+      <w:pPr>
+        <w:ind w:firstLine="420" w:firstLineChars="0"/>
+        <w:jc w:val="both"/>
+        <w:outlineLvl w:val="9"/>
+        <w:rPr>
+          <w:rFonts w:hint="eastAsia"/>
+          <w:b w:val="0"/>
+          <w:bCs w:val="0"/>
+          <w:sz w:val="24"/>
+          <w:szCs w:val="24"/>
+          <w:lang w:eastAsia="zh-CN"/>
+        </w:rPr>
+      </w:pPr>
+      <w:r>
+        <w:rPr>
+          <w:rFonts w:hint="default"/>
+          <w:b w:val="0"/>
+          <w:bCs w:val="0"/>
+          <w:sz w:val="24"/>
+          <w:szCs w:val="24"/>
+          <w:lang w:eastAsia="zh-CN"/>
+        </w:rPr>
+        <w:t xml:space="preserve">第二行3个用空格开的整数 </w:t>
+      </w:r>
+      <w:r>
+        <w:rPr>
+          <w:rFonts w:hint="eastAsia"/>
+          <w:b w:val="0"/>
+          <w:bCs w:val="0"/>
+          <w:sz w:val="24"/>
+          <w:szCs w:val="24"/>
+          <w:lang w:val="en-US" w:eastAsia="zh-CN"/>
+        </w:rPr>
+        <w:t>Hp, Am, Atk</w:t>
+      </w:r>
+    </w:p>
+    <w:p>
+      <w:pPr>
+        <w:ind w:firstLine="420" w:firstLineChars="0"/>
+        <w:jc w:val="both"/>
+        <w:outlineLvl w:val="9"/>
+        <w:rPr>
+          <w:rFonts w:hint="default"/>
+          <w:b w:val="0"/>
+          <w:bCs w:val="0"/>
+          <w:sz w:val="24"/>
+          <w:szCs w:val="24"/>
+          <w:lang w:eastAsia="zh-CN"/>
+        </w:rPr>
+      </w:pPr>
+      <w:r>
+        <w:rPr>
+          <w:rFonts w:hint="default"/>
+          <w:b w:val="0"/>
+          <w:bCs w:val="0"/>
+          <w:sz w:val="24"/>
+          <w:szCs w:val="24"/>
+          <w:lang w:eastAsia="zh-CN"/>
+        </w:rPr>
+        <w:t>第三行5个用空格隔开的整数</w:t>
+      </w:r>
+      <w:r>
+        <w:rPr>
+          <w:rFonts w:hint="eastAsia"/>
+          <w:b w:val="0"/>
+          <w:bCs w:val="0"/>
+          <w:sz w:val="24"/>
+          <w:szCs w:val="24"/>
+          <w:lang w:val="en-US" w:eastAsia="zh-CN"/>
+        </w:rPr>
+        <w:t>Csthp</w:t>
+      </w:r>
+      <w:r>
+        <w:rPr>
+          <w:rFonts w:hint="default"/>
+          <w:b w:val="0"/>
+          <w:bCs w:val="0"/>
+          <w:sz w:val="24"/>
+          <w:szCs w:val="24"/>
+          <w:lang w:eastAsia="zh-CN"/>
+        </w:rPr>
+        <w:t xml:space="preserve">, </w:t>
+      </w:r>
+      <w:r>
+        <w:rPr>
+          <w:rFonts w:hint="eastAsia"/>
+          <w:b w:val="0"/>
+          <w:bCs w:val="0"/>
+          <w:sz w:val="24"/>
+          <w:szCs w:val="24"/>
+          <w:lang w:val="en-US" w:eastAsia="zh-CN"/>
+        </w:rPr>
+        <w:t>Cstam</w:t>
+      </w:r>
+      <w:r>
+        <w:rPr>
+          <w:rFonts w:hint="default"/>
+          <w:b w:val="0"/>
+          <w:bCs w:val="0"/>
+          <w:sz w:val="24"/>
+          <w:szCs w:val="24"/>
+          <w:lang w:eastAsia="zh-CN"/>
+        </w:rPr>
+        <w:t xml:space="preserve">, </w:t>
+      </w:r>
+      <w:r>
+        <w:rPr>
+          <w:rFonts w:hint="eastAsia"/>
+          <w:b w:val="0"/>
+          <w:bCs w:val="0"/>
+          <w:sz w:val="24"/>
+          <w:szCs w:val="24"/>
+          <w:lang w:val="en-US" w:eastAsia="zh-CN"/>
+        </w:rPr>
+        <w:t>Vam</w:t>
+      </w:r>
+      <w:r>
+        <w:rPr>
+          <w:rFonts w:hint="default"/>
+          <w:b w:val="0"/>
+          <w:bCs w:val="0"/>
+          <w:sz w:val="24"/>
+          <w:szCs w:val="24"/>
+          <w:lang w:eastAsia="zh-CN"/>
+        </w:rPr>
+        <w:t xml:space="preserve">, </w:t>
+      </w:r>
+      <w:r>
+        <w:rPr>
+          <w:rFonts w:hint="eastAsia"/>
+          <w:b w:val="0"/>
+          <w:bCs w:val="0"/>
+          <w:sz w:val="24"/>
+          <w:szCs w:val="24"/>
+          <w:lang w:val="en-US" w:eastAsia="zh-CN"/>
+        </w:rPr>
+        <w:t>Cst</w:t>
+      </w:r>
+      <w:r>
+        <w:rPr>
+          <w:rFonts w:hint="default"/>
+          <w:b w:val="0"/>
+          <w:bCs w:val="0"/>
+          <w:sz w:val="24"/>
+          <w:szCs w:val="24"/>
+          <w:lang w:eastAsia="zh-CN"/>
+        </w:rPr>
+        <w:t xml:space="preserve">atk, </w:t>
+      </w:r>
+      <w:r>
+        <w:rPr>
+          <w:rFonts w:hint="eastAsia"/>
+          <w:b w:val="0"/>
+          <w:bCs w:val="0"/>
+          <w:sz w:val="24"/>
+          <w:szCs w:val="24"/>
+          <w:lang w:val="en-US" w:eastAsia="zh-CN"/>
+        </w:rPr>
+        <w:t>V</w:t>
+      </w:r>
+      <w:r>
+        <w:rPr>
+          <w:rFonts w:hint="default"/>
+          <w:b w:val="0"/>
+          <w:bCs w:val="0"/>
+          <w:sz w:val="24"/>
+          <w:szCs w:val="24"/>
+          <w:lang w:eastAsia="zh-CN"/>
+        </w:rPr>
+        <w:t>atk</w:t>
+      </w:r>
+    </w:p>
+    <w:p>
+      <w:pPr>
+        <w:ind w:firstLine="420" w:firstLineChars="0"/>
+        <w:jc w:val="both"/>
+        <w:outlineLvl w:val="9"/>
+        <w:rPr>
+          <w:rFonts w:hint="eastAsia"/>
+          <w:b w:val="0"/>
+          <w:bCs w:val="0"/>
+          <w:sz w:val="24"/>
+          <w:szCs w:val="24"/>
+          <w:lang w:eastAsia="zh-CN"/>
+        </w:rPr>
+      </w:pPr>
+      <w:r>
+        <w:rPr>
+          <w:rFonts w:hint="default"/>
+          <w:b w:val="0"/>
+          <w:bCs w:val="0"/>
+          <w:sz w:val="24"/>
+          <w:szCs w:val="24"/>
+          <w:lang w:eastAsia="zh-CN"/>
+        </w:rPr>
+        <w:t>接下来N行，每行4个用空格隔开的整数 ki, hpi, ami, atki</w:t>
+      </w:r>
+    </w:p>
+    <w:bookmarkEnd w:id="3"/>
+    <w:p>
+      <w:pPr>
+        <w:ind w:firstLine="420" w:firstLineChars="0"/>
+        <w:jc w:val="both"/>
+        <w:outlineLvl w:val="9"/>
+        <w:rPr>
+          <w:rFonts w:hint="eastAsia"/>
+          <w:b w:val="0"/>
+          <w:bCs w:val="0"/>
+          <w:sz w:val="24"/>
+          <w:szCs w:val="24"/>
+          <w:lang w:val="en-US" w:eastAsia="zh-CN"/>
+        </w:rPr>
+      </w:pPr>
+    </w:p>
+    <w:p>
+      <w:pPr>
+        <w:jc w:val="both"/>
+        <w:rPr>
+          <w:rFonts w:hint="eastAsia"/>
+          <w:b/>
+          <w:bCs/>
+          <w:sz w:val="28"/>
+          <w:szCs w:val="28"/>
+          <w:lang w:val="en-US" w:eastAsia="zh-CN"/>
+        </w:rPr>
+      </w:pPr>
+      <w:r>
+        <w:rPr>
+          <w:rFonts w:hint="eastAsia"/>
+          <w:b/>
+          <w:bCs/>
+          <w:sz w:val="28"/>
+          <w:szCs w:val="28"/>
+          <w:lang w:val="en-US" w:eastAsia="zh-CN"/>
+        </w:rPr>
+        <w:t>输出描述</w:t>
+      </w:r>
+    </w:p>
+    <w:p>
+      <w:pPr>
+        <w:ind w:firstLine="420" w:firstLineChars="0"/>
+        <w:jc w:val="both"/>
+        <w:rPr>
+          <w:rFonts w:hint="default"/>
+          <w:b w:val="0"/>
+          <w:bCs w:val="0"/>
+          <w:sz w:val="24"/>
+          <w:szCs w:val="24"/>
+          <w:lang w:eastAsia="zh-CN"/>
+        </w:rPr>
+      </w:pPr>
+      <w:bookmarkStart w:id="4" w:name="OLE_LINK6"/>
+      <w:r>
+        <w:rPr>
+          <w:rFonts w:hint="default"/>
+          <w:b w:val="0"/>
+          <w:bCs w:val="0"/>
+          <w:sz w:val="24"/>
+          <w:szCs w:val="24"/>
+          <w:lang w:eastAsia="zh-CN"/>
+        </w:rPr>
+        <w:t>一行一个非负整数表示打败N只怪物所需用于升级的最少英勇徽章数量，若无法击败，则输出-1。</w:t>
+      </w:r>
+    </w:p>
+    <w:p>
+      <w:pPr>
+        <w:ind w:firstLine="420" w:firstLineChars="0"/>
+        <w:jc w:val="both"/>
+        <w:rPr>
+          <w:rFonts w:hint="default"/>
+          <w:b w:val="0"/>
+          <w:bCs w:val="0"/>
+          <w:sz w:val="24"/>
+          <w:szCs w:val="24"/>
+          <w:lang w:eastAsia="zh-CN"/>
+        </w:rPr>
+      </w:pPr>
+      <w:r>
+        <w:rPr>
+          <w:rFonts w:hint="default"/>
+          <w:b w:val="0"/>
+          <w:bCs w:val="0"/>
+          <w:sz w:val="24"/>
+          <w:szCs w:val="24"/>
+          <w:lang w:eastAsia="zh-CN"/>
+        </w:rPr>
+        <w:t>若可以击败，第二行输出3个整数分别表示</w:t>
+      </w:r>
+      <w:r>
+        <w:rPr>
+          <w:rFonts w:hint="eastAsia"/>
+          <w:b w:val="0"/>
+          <w:bCs w:val="0"/>
+          <w:sz w:val="24"/>
+          <w:szCs w:val="24"/>
+          <w:lang w:eastAsia="zh-CN"/>
+        </w:rPr>
+        <w:t>花费最小的情况下</w:t>
       </w:r>
       <w:bookmarkStart w:id="6" w:name="_GoBack"/>
       <w:bookmarkEnd w:id="6"/>
       <w:r>
         <w:rPr>
-          <w:rFonts w:hint="eastAsia" w:asciiTheme="minorEastAsia" w:hAnsiTheme="minorEastAsia" w:eastAsiaTheme="minorEastAsia" w:cstheme="minorEastAsia"/>
-          <w:b w:val="0"/>
-          <w:bCs w:val="0"/>
-          <w:sz w:val="24"/>
-          <w:szCs w:val="24"/>
-          <w:lang w:eastAsia="zh-CN"/>
-        </w:rPr>
-        <w:t>法值。</w:t>
-      </w:r>
-    </w:p>
-    <w:p>
-      <w:pPr>
-        <w:ind w:firstLine="420" w:firstLineChars="0"/>
-        <w:jc w:val="both"/>
-        <w:rPr>
-          <w:rFonts w:hint="eastAsia" w:asciiTheme="minorEastAsia" w:hAnsiTheme="minorEastAsia" w:eastAsiaTheme="minorEastAsia" w:cstheme="minorEastAsia"/>
-          <w:b w:val="0"/>
-          <w:bCs w:val="0"/>
-          <w:sz w:val="24"/>
-          <w:szCs w:val="24"/>
-          <w:lang w:eastAsia="zh-CN"/>
-        </w:rPr>
-      </w:pPr>
-      <w:r>
-        <w:rPr>
-          <w:rFonts w:hint="eastAsia" w:asciiTheme="minorEastAsia" w:hAnsiTheme="minorEastAsia" w:eastAsiaTheme="minorEastAsia" w:cstheme="minorEastAsia"/>
-          <w:b w:val="0"/>
-          <w:bCs w:val="0"/>
-          <w:sz w:val="24"/>
-          <w:szCs w:val="24"/>
-          <w:lang w:eastAsia="zh-CN"/>
-        </w:rPr>
-        <w:t>本题可以自行开启</w:t>
-      </w:r>
-      <w:r>
-        <w:rPr>
-          <w:rFonts w:hint="default" w:asciiTheme="minorEastAsia" w:hAnsiTheme="minorEastAsia" w:cstheme="minorEastAsia"/>
-          <w:b w:val="0"/>
-          <w:bCs w:val="0"/>
-          <w:sz w:val="24"/>
-          <w:szCs w:val="24"/>
-          <w:lang w:eastAsia="zh-CN"/>
-        </w:rPr>
-        <w:t>O2</w:t>
-      </w:r>
-      <w:r>
-        <w:rPr>
-          <w:rFonts w:hint="eastAsia" w:asciiTheme="minorEastAsia" w:hAnsiTheme="minorEastAsia" w:eastAsiaTheme="minorEastAsia" w:cstheme="minorEastAsia"/>
-          <w:b w:val="0"/>
-          <w:bCs w:val="0"/>
-          <w:sz w:val="24"/>
-          <w:szCs w:val="24"/>
-          <w:lang w:eastAsia="zh-CN"/>
-        </w:rPr>
-        <w:t>优化</w:t>
-      </w:r>
-    </w:p>
-    <w:p>
-      <w:pPr>
-        <w:ind w:firstLine="420" w:firstLineChars="0"/>
-        <w:jc w:val="both"/>
-        <w:rPr>
-          <w:rFonts w:hint="eastAsia" w:asciiTheme="minorEastAsia" w:hAnsiTheme="minorEastAsia" w:eastAsiaTheme="minorEastAsia" w:cstheme="minorEastAsia"/>
-          <w:b w:val="0"/>
-          <w:bCs w:val="0"/>
-          <w:sz w:val="24"/>
-          <w:szCs w:val="24"/>
-          <w:lang w:eastAsia="zh-CN"/>
-        </w:rPr>
-      </w:pPr>
-    </w:p>
-    <w:bookmarkEnd w:id="2"/>
-    <w:p>
-      <w:pPr>
-        <w:jc w:val="both"/>
-        <w:rPr>
-          <w:rFonts w:hint="eastAsia"/>
-          <w:b/>
-          <w:bCs/>
-          <w:sz w:val="28"/>
-          <w:szCs w:val="28"/>
-          <w:lang w:val="en-US" w:eastAsia="zh-CN"/>
-        </w:rPr>
-      </w:pPr>
-      <w:r>
-        <w:rPr>
-          <w:rFonts w:hint="eastAsia"/>
-          <w:b/>
-          <w:bCs/>
-          <w:sz w:val="28"/>
-          <w:szCs w:val="28"/>
-          <w:lang w:val="en-US" w:eastAsia="zh-CN"/>
-        </w:rPr>
-        <w:t>输入描述</w:t>
-      </w:r>
-    </w:p>
-    <w:p>
-      <w:pPr>
-        <w:ind w:firstLine="420" w:firstLineChars="0"/>
-        <w:jc w:val="both"/>
-        <w:outlineLvl w:val="9"/>
-        <w:rPr>
-          <w:rFonts w:hint="default"/>
-          <w:b w:val="0"/>
-          <w:bCs w:val="0"/>
-          <w:sz w:val="24"/>
-          <w:szCs w:val="24"/>
-          <w:lang w:eastAsia="zh-CN"/>
-        </w:rPr>
-      </w:pPr>
-      <w:bookmarkStart w:id="3" w:name="OLE_LINK4"/>
-      <w:r>
-        <w:rPr>
-          <w:rFonts w:hint="default"/>
-          <w:b w:val="0"/>
-          <w:bCs w:val="0"/>
-          <w:sz w:val="24"/>
-          <w:szCs w:val="24"/>
-          <w:lang w:eastAsia="zh-CN"/>
-        </w:rPr>
-        <w:t>第一行一个整数N</w:t>
-      </w:r>
-    </w:p>
-    <w:p>
-      <w:pPr>
-        <w:ind w:firstLine="420" w:firstLineChars="0"/>
-        <w:jc w:val="both"/>
-        <w:outlineLvl w:val="9"/>
-        <w:rPr>
-          <w:rFonts w:hint="eastAsia"/>
-          <w:b w:val="0"/>
-          <w:bCs w:val="0"/>
-          <w:sz w:val="24"/>
-          <w:szCs w:val="24"/>
-          <w:lang w:eastAsia="zh-CN"/>
-        </w:rPr>
-      </w:pPr>
-      <w:r>
-        <w:rPr>
-          <w:rFonts w:hint="default"/>
-          <w:b w:val="0"/>
-          <w:bCs w:val="0"/>
-          <w:sz w:val="24"/>
-          <w:szCs w:val="24"/>
-          <w:lang w:eastAsia="zh-CN"/>
-        </w:rPr>
-        <w:t xml:space="preserve">第二行3个用空格开的整数 </w:t>
-      </w:r>
-      <w:r>
-        <w:rPr>
-          <w:rFonts w:hint="eastAsia"/>
-          <w:b w:val="0"/>
-          <w:bCs w:val="0"/>
-          <w:sz w:val="24"/>
-          <w:szCs w:val="24"/>
-          <w:lang w:val="en-US" w:eastAsia="zh-CN"/>
-        </w:rPr>
-        <w:t>Hp, Am, Atk</w:t>
-      </w:r>
-    </w:p>
-    <w:p>
-      <w:pPr>
-        <w:ind w:firstLine="420" w:firstLineChars="0"/>
-        <w:jc w:val="both"/>
-        <w:outlineLvl w:val="9"/>
-        <w:rPr>
-          <w:rFonts w:hint="default"/>
-          <w:b w:val="0"/>
-          <w:bCs w:val="0"/>
-          <w:sz w:val="24"/>
-          <w:szCs w:val="24"/>
-          <w:lang w:eastAsia="zh-CN"/>
-        </w:rPr>
-      </w:pPr>
-      <w:r>
-        <w:rPr>
-          <w:rFonts w:hint="default"/>
-          <w:b w:val="0"/>
-          <w:bCs w:val="0"/>
-          <w:sz w:val="24"/>
-          <w:szCs w:val="24"/>
-          <w:lang w:eastAsia="zh-CN"/>
-        </w:rPr>
-        <w:t>第三行</w:t>
-      </w:r>
-      <w:r>
-        <w:rPr>
-          <w:rFonts w:hint="default"/>
-          <w:b w:val="0"/>
-          <w:bCs w:val="0"/>
-          <w:sz w:val="24"/>
-          <w:szCs w:val="24"/>
-          <w:lang w:eastAsia="zh-CN"/>
-        </w:rPr>
-        <w:t>5</w:t>
-      </w:r>
-      <w:r>
-        <w:rPr>
-          <w:rFonts w:hint="default"/>
-          <w:b w:val="0"/>
-          <w:bCs w:val="0"/>
-          <w:sz w:val="24"/>
-          <w:szCs w:val="24"/>
-          <w:lang w:eastAsia="zh-CN"/>
-        </w:rPr>
-        <w:t>个用空格隔开的整数</w:t>
-      </w:r>
-      <w:r>
-        <w:rPr>
-          <w:rFonts w:hint="eastAsia"/>
-          <w:b w:val="0"/>
-          <w:bCs w:val="0"/>
-          <w:sz w:val="24"/>
-          <w:szCs w:val="24"/>
-          <w:lang w:val="en-US" w:eastAsia="zh-CN"/>
-        </w:rPr>
-        <w:t>Csthp</w:t>
-      </w:r>
-      <w:r>
-        <w:rPr>
-          <w:rFonts w:hint="default"/>
-          <w:b w:val="0"/>
-          <w:bCs w:val="0"/>
-          <w:sz w:val="24"/>
-          <w:szCs w:val="24"/>
-          <w:lang w:eastAsia="zh-CN"/>
-        </w:rPr>
-        <w:t xml:space="preserve">, </w:t>
-      </w:r>
-      <w:r>
-        <w:rPr>
-          <w:rFonts w:hint="eastAsia"/>
-          <w:b w:val="0"/>
-          <w:bCs w:val="0"/>
-          <w:sz w:val="24"/>
-          <w:szCs w:val="24"/>
-          <w:lang w:val="en-US" w:eastAsia="zh-CN"/>
-        </w:rPr>
-        <w:t>Cstam</w:t>
-      </w:r>
-      <w:r>
-        <w:rPr>
-          <w:rFonts w:hint="default"/>
-          <w:b w:val="0"/>
-          <w:bCs w:val="0"/>
-          <w:sz w:val="24"/>
-          <w:szCs w:val="24"/>
-          <w:lang w:eastAsia="zh-CN"/>
-        </w:rPr>
-        <w:t xml:space="preserve">, </w:t>
-      </w:r>
-      <w:r>
-        <w:rPr>
-          <w:rFonts w:hint="eastAsia"/>
-          <w:b w:val="0"/>
-          <w:bCs w:val="0"/>
-          <w:sz w:val="24"/>
-          <w:szCs w:val="24"/>
-          <w:lang w:val="en-US" w:eastAsia="zh-CN"/>
-        </w:rPr>
-        <w:t>Vam</w:t>
-      </w:r>
-      <w:r>
-        <w:rPr>
-          <w:rFonts w:hint="default"/>
-          <w:b w:val="0"/>
-          <w:bCs w:val="0"/>
-          <w:sz w:val="24"/>
-          <w:szCs w:val="24"/>
-          <w:lang w:eastAsia="zh-CN"/>
-        </w:rPr>
-        <w:t xml:space="preserve">, </w:t>
-      </w:r>
-      <w:r>
-        <w:rPr>
-          <w:rFonts w:hint="eastAsia"/>
-          <w:b w:val="0"/>
-          <w:bCs w:val="0"/>
-          <w:sz w:val="24"/>
-          <w:szCs w:val="24"/>
-          <w:lang w:val="en-US" w:eastAsia="zh-CN"/>
-        </w:rPr>
-        <w:t>Cst</w:t>
-      </w:r>
-      <w:r>
-        <w:rPr>
-          <w:rFonts w:hint="default"/>
-          <w:b w:val="0"/>
-          <w:bCs w:val="0"/>
-          <w:sz w:val="24"/>
-          <w:szCs w:val="24"/>
-          <w:lang w:eastAsia="zh-CN"/>
-        </w:rPr>
-        <w:t xml:space="preserve">atk, </w:t>
-      </w:r>
-      <w:r>
-        <w:rPr>
-          <w:rFonts w:hint="eastAsia"/>
-          <w:b w:val="0"/>
-          <w:bCs w:val="0"/>
-          <w:sz w:val="24"/>
-          <w:szCs w:val="24"/>
-          <w:lang w:val="en-US" w:eastAsia="zh-CN"/>
-        </w:rPr>
-        <w:t>V</w:t>
-      </w:r>
-      <w:r>
-        <w:rPr>
-          <w:rFonts w:hint="default"/>
-          <w:b w:val="0"/>
-          <w:bCs w:val="0"/>
-          <w:sz w:val="24"/>
-          <w:szCs w:val="24"/>
-          <w:lang w:eastAsia="zh-CN"/>
-        </w:rPr>
-        <w:t>atk</w:t>
-      </w:r>
-    </w:p>
-    <w:p>
-      <w:pPr>
-        <w:ind w:firstLine="420" w:firstLineChars="0"/>
-        <w:jc w:val="both"/>
-        <w:outlineLvl w:val="9"/>
-        <w:rPr>
-          <w:rFonts w:hint="eastAsia"/>
-          <w:b w:val="0"/>
-          <w:bCs w:val="0"/>
-          <w:sz w:val="24"/>
-          <w:szCs w:val="24"/>
-          <w:lang w:eastAsia="zh-CN"/>
-        </w:rPr>
-      </w:pPr>
-      <w:r>
-        <w:rPr>
-          <w:rFonts w:hint="default"/>
-          <w:b w:val="0"/>
-          <w:bCs w:val="0"/>
-          <w:sz w:val="24"/>
-          <w:szCs w:val="24"/>
-          <w:lang w:eastAsia="zh-CN"/>
-        </w:rPr>
-        <w:t>接下来N行，每行4个用空格隔开的整数 ki, hpi, ami, atki</w:t>
-      </w:r>
-    </w:p>
-    <w:bookmarkEnd w:id="3"/>
-    <w:p>
-      <w:pPr>
-        <w:ind w:firstLine="420" w:firstLineChars="0"/>
-        <w:jc w:val="both"/>
-        <w:outlineLvl w:val="9"/>
-        <w:rPr>
-          <w:rFonts w:hint="eastAsia"/>
-          <w:b w:val="0"/>
-          <w:bCs w:val="0"/>
-          <w:sz w:val="24"/>
-          <w:szCs w:val="24"/>
-          <w:lang w:val="en-US" w:eastAsia="zh-CN"/>
-        </w:rPr>
-      </w:pPr>
-    </w:p>
-    <w:p>
-      <w:pPr>
-        <w:jc w:val="both"/>
-        <w:rPr>
-          <w:rFonts w:hint="eastAsia"/>
-          <w:b/>
-          <w:bCs/>
-          <w:sz w:val="28"/>
-          <w:szCs w:val="28"/>
-          <w:lang w:val="en-US" w:eastAsia="zh-CN"/>
-        </w:rPr>
-      </w:pPr>
-      <w:r>
-        <w:rPr>
-          <w:rFonts w:hint="eastAsia"/>
-          <w:b/>
-          <w:bCs/>
-          <w:sz w:val="28"/>
-          <w:szCs w:val="28"/>
-          <w:lang w:val="en-US" w:eastAsia="zh-CN"/>
-        </w:rPr>
-        <w:t>输出描述</w:t>
-      </w:r>
-    </w:p>
-    <w:p>
-      <w:pPr>
-        <w:ind w:firstLine="420" w:firstLineChars="0"/>
-        <w:jc w:val="both"/>
-        <w:rPr>
-          <w:rFonts w:hint="default"/>
-          <w:b w:val="0"/>
-          <w:bCs w:val="0"/>
-          <w:sz w:val="24"/>
-          <w:szCs w:val="24"/>
-          <w:lang w:eastAsia="zh-CN"/>
-        </w:rPr>
-      </w:pPr>
-      <w:bookmarkStart w:id="4" w:name="OLE_LINK6"/>
-      <w:r>
-        <w:rPr>
-          <w:rFonts w:hint="default"/>
-          <w:b w:val="0"/>
-          <w:bCs w:val="0"/>
-          <w:sz w:val="24"/>
-          <w:szCs w:val="24"/>
-          <w:lang w:eastAsia="zh-CN"/>
-        </w:rPr>
-        <w:t>一行一个非负整数表示打败N只怪物所需用于升级的最少英勇徽章数量，若无法击败，则输出-1。</w:t>
-      </w:r>
-    </w:p>
-    <w:p>
-      <w:pPr>
-        <w:ind w:firstLine="420" w:firstLineChars="0"/>
-        <w:jc w:val="both"/>
-        <w:rPr>
-          <w:rFonts w:hint="default"/>
-          <w:b w:val="0"/>
-          <w:bCs w:val="0"/>
-          <w:sz w:val="24"/>
-          <w:szCs w:val="24"/>
-          <w:lang w:eastAsia="zh-CN"/>
-        </w:rPr>
-      </w:pPr>
-      <w:r>
-        <w:rPr>
-          <w:rFonts w:hint="default"/>
-          <w:b w:val="0"/>
-          <w:bCs w:val="0"/>
-          <w:sz w:val="24"/>
-          <w:szCs w:val="24"/>
-          <w:lang w:eastAsia="zh-CN"/>
-        </w:rPr>
-        <w:t>若可以击败，第二行输出3个整数分别表示提升能力后的能量值，防御值和魔法值。</w:t>
+          <w:rFonts w:hint="default"/>
+          <w:b w:val="0"/>
+          <w:bCs w:val="0"/>
+          <w:sz w:val="24"/>
+          <w:szCs w:val="24"/>
+          <w:lang w:eastAsia="zh-CN"/>
+        </w:rPr>
+        <w:t>提升能力后的能量值，防御值和魔法值。</w:t>
       </w:r>
     </w:p>
     <w:p>
@@ -1596,7 +1585,7 @@
   <a:themeElements>
     <a:clrScheme name="Office">
       <a:dk1>
-        <a:sysClr val="windowText" lastClr="4C4C4C"/>
+        <a:sysClr val="windowText" lastClr="000000"/>
       </a:dk1>
       <a:lt1>
         <a:sysClr val="window" lastClr="FFFFFF"/>

--- a/奥比岛模拟赛Ⅰ/苍月塔/苍月塔.docx
+++ b/奥比岛模拟赛Ⅰ/苍月塔/苍月塔.docx
@@ -49,6 +49,8 @@
         </w:rPr>
         <w:t>3</w:t>
       </w:r>
+      <w:bookmarkStart w:id="6" w:name="_GoBack"/>
+      <w:bookmarkEnd w:id="6"/>
       <w:r>
         <w:rPr>
           <w:rFonts w:hint="eastAsia"/>
@@ -395,7 +397,29 @@
           <w:szCs w:val="24"/>
           <w:lang w:eastAsia="zh-CN"/>
         </w:rPr>
-        <w:t>为了能够在最终能量值为正数的情况下击败这N只怪物，你需要提升小奥比的属性，然而提升属性需要英勇徽章，你希望以最少的英勇徽章完成这个任务。</w:t>
+        <w:t>为了能够在最终能量值为正数的情况下击败这N只怪物，你需要提升小奥比的属性，然而提升属性需要英勇徽章，你希望以最少的英勇徽章完成这个任务</w:t>
+      </w:r>
+      <w:r>
+        <w:rPr>
+          <w:rFonts w:hint="default" w:asciiTheme="minorEastAsia" w:hAnsiTheme="minorEastAsia" w:cstheme="minorEastAsia"/>
+          <w:b w:val="0"/>
+          <w:bCs w:val="0"/>
+          <w:sz w:val="24"/>
+          <w:szCs w:val="24"/>
+          <w:lang w:eastAsia="zh-CN"/>
+        </w:rPr>
+        <w:t>，你可以进行任意次下列操作</w:t>
+      </w:r>
+      <w:r>
+        <w:rPr>
+          <w:rFonts w:hint="eastAsia" w:asciiTheme="minorEastAsia" w:hAnsiTheme="minorEastAsia" w:eastAsiaTheme="minorEastAsia" w:cstheme="minorEastAsia"/>
+          <w:b w:val="0"/>
+          <w:bCs w:val="0"/>
+          <w:sz w:val="24"/>
+          <w:szCs w:val="24"/>
+          <w:lang w:eastAsia="zh-CN"/>
+        </w:rPr>
+        <w:t>。</w:t>
       </w:r>
     </w:p>
     <w:p>
@@ -420,7 +444,7 @@
           <w:szCs w:val="24"/>
           <w:lang w:eastAsia="zh-CN"/>
         </w:rPr>
-        <w:t>每消耗Csthp的英勇徽章能够提升</w:t>
+        <w:t>消耗Csthp的英勇徽章</w:t>
       </w:r>
       <w:r>
         <w:rPr>
@@ -431,6 +455,28 @@
           <w:szCs w:val="24"/>
           <w:lang w:eastAsia="zh-CN"/>
         </w:rPr>
+        <w:t>并</w:t>
+      </w:r>
+      <w:r>
+        <w:rPr>
+          <w:rFonts w:hint="eastAsia" w:asciiTheme="minorEastAsia" w:hAnsiTheme="minorEastAsia" w:eastAsiaTheme="minorEastAsia" w:cstheme="minorEastAsia"/>
+          <w:b w:val="0"/>
+          <w:bCs w:val="0"/>
+          <w:sz w:val="24"/>
+          <w:szCs w:val="24"/>
+          <w:lang w:eastAsia="zh-CN"/>
+        </w:rPr>
+        <w:t>提升</w:t>
+      </w:r>
+      <w:r>
+        <w:rPr>
+          <w:rFonts w:hint="default" w:asciiTheme="minorEastAsia" w:hAnsiTheme="minorEastAsia" w:cstheme="minorEastAsia"/>
+          <w:b w:val="0"/>
+          <w:bCs w:val="0"/>
+          <w:sz w:val="24"/>
+          <w:szCs w:val="24"/>
+          <w:lang w:eastAsia="zh-CN"/>
+        </w:rPr>
         <w:t>1</w:t>
       </w:r>
       <w:r>
@@ -467,7 +513,29 @@
           <w:szCs w:val="24"/>
           <w:lang w:eastAsia="zh-CN"/>
         </w:rPr>
-        <w:t>每消耗Cstam的英勇徽章能够提升Vam的防御值。</w:t>
+        <w:t>消耗Cstam的英勇徽章</w:t>
+      </w:r>
+      <w:r>
+        <w:rPr>
+          <w:rFonts w:hint="default" w:asciiTheme="minorEastAsia" w:hAnsiTheme="minorEastAsia" w:cstheme="minorEastAsia"/>
+          <w:b w:val="0"/>
+          <w:bCs w:val="0"/>
+          <w:sz w:val="24"/>
+          <w:szCs w:val="24"/>
+          <w:lang w:eastAsia="zh-CN"/>
+        </w:rPr>
+        <w:t>并</w:t>
+      </w:r>
+      <w:r>
+        <w:rPr>
+          <w:rFonts w:hint="eastAsia" w:asciiTheme="minorEastAsia" w:hAnsiTheme="minorEastAsia" w:eastAsiaTheme="minorEastAsia" w:cstheme="minorEastAsia"/>
+          <w:b w:val="0"/>
+          <w:bCs w:val="0"/>
+          <w:sz w:val="24"/>
+          <w:szCs w:val="24"/>
+          <w:lang w:eastAsia="zh-CN"/>
+        </w:rPr>
+        <w:t>提升Vam的防御值。</w:t>
       </w:r>
     </w:p>
     <w:p>
@@ -492,7 +560,29 @@
           <w:szCs w:val="24"/>
           <w:lang w:eastAsia="zh-CN"/>
         </w:rPr>
-        <w:t>每消耗Cstatk的英勇徽章能够提升Vatk的魔法值。</w:t>
+        <w:t>消耗Cstatk的英勇徽章</w:t>
+      </w:r>
+      <w:r>
+        <w:rPr>
+          <w:rFonts w:hint="default" w:asciiTheme="minorEastAsia" w:hAnsiTheme="minorEastAsia" w:cstheme="minorEastAsia"/>
+          <w:b w:val="0"/>
+          <w:bCs w:val="0"/>
+          <w:sz w:val="24"/>
+          <w:szCs w:val="24"/>
+          <w:lang w:eastAsia="zh-CN"/>
+        </w:rPr>
+        <w:t>并</w:t>
+      </w:r>
+      <w:r>
+        <w:rPr>
+          <w:rFonts w:hint="eastAsia" w:asciiTheme="minorEastAsia" w:hAnsiTheme="minorEastAsia" w:eastAsiaTheme="minorEastAsia" w:cstheme="minorEastAsia"/>
+          <w:b w:val="0"/>
+          <w:bCs w:val="0"/>
+          <w:sz w:val="24"/>
+          <w:szCs w:val="24"/>
+          <w:lang w:eastAsia="zh-CN"/>
+        </w:rPr>
+        <w:t>提升Vatk的魔法值。</w:t>
       </w:r>
     </w:p>
     <w:p>
@@ -870,7 +960,7 @@
           <w:szCs w:val="24"/>
           <w:lang w:eastAsia="zh-CN"/>
         </w:rPr>
-        <w:t>一行一个非负整数表示打败N只怪物所需用于升级的最少英勇徽章数量，若无法击败，则输出-1。</w:t>
+        <w:t>一行一个非负整数表示打败N种怪物并取得胜利所需用于升级的最少英勇徽章数量，若无法击败，则输出-1。</w:t>
       </w:r>
     </w:p>
     <w:p>
@@ -908,8 +998,6 @@
         </w:rPr>
         <w:t>花费最小的情况下</w:t>
       </w:r>
-      <w:bookmarkStart w:id="6" w:name="_GoBack"/>
-      <w:bookmarkEnd w:id="6"/>
       <w:r>
         <w:rPr>
           <w:rFonts w:hint="default"/>
@@ -1017,6 +1105,17 @@
           <w:lang w:val="en-US" w:eastAsia="zh-CN"/>
         </w:rPr>
       </w:pPr>
+      <w:r>
+        <w:rPr>
+          <w:rFonts w:hint="eastAsia"/>
+          <w:b w:val="0"/>
+          <w:bCs w:val="0"/>
+          <w:sz w:val="24"/>
+          <w:szCs w:val="24"/>
+          <w:lang w:val="en-US" w:eastAsia="zh-CN"/>
+        </w:rPr>
+        <w:t>1</w:t>
+      </w:r>
     </w:p>
     <w:p>
       <w:pPr>
@@ -1030,12 +1129,22 @@
           <w:rFonts w:hint="eastAsia"/>
           <w:b w:val="0"/>
           <w:bCs w:val="0"/>
-          <w:color w:val="auto"/>
-          <w:sz w:val="24"/>
-          <w:szCs w:val="24"/>
-          <w:lang w:val="en-US" w:eastAsia="zh-CN"/>
-        </w:rPr>
-      </w:pPr>
+          <w:sz w:val="24"/>
+          <w:szCs w:val="24"/>
+          <w:lang w:val="en-US" w:eastAsia="zh-CN"/>
+        </w:rPr>
+      </w:pPr>
+      <w:r>
+        <w:rPr>
+          <w:rFonts w:hint="eastAsia"/>
+          <w:b w:val="0"/>
+          <w:bCs w:val="0"/>
+          <w:sz w:val="24"/>
+          <w:szCs w:val="24"/>
+          <w:lang w:val="en-US" w:eastAsia="zh-CN"/>
+        </w:rPr>
+        <w:t>10 5 7</w:t>
+      </w:r>
     </w:p>
     <w:p>
       <w:pPr>
@@ -1049,6 +1158,83 @@
           <w:rFonts w:hint="eastAsia"/>
           <w:b w:val="0"/>
           <w:bCs w:val="0"/>
+          <w:sz w:val="24"/>
+          <w:szCs w:val="24"/>
+          <w:lang w:val="en-US" w:eastAsia="zh-CN"/>
+        </w:rPr>
+      </w:pPr>
+      <w:r>
+        <w:rPr>
+          <w:rFonts w:hint="eastAsia"/>
+          <w:b w:val="0"/>
+          <w:bCs w:val="0"/>
+          <w:sz w:val="24"/>
+          <w:szCs w:val="24"/>
+          <w:lang w:val="en-US" w:eastAsia="zh-CN"/>
+        </w:rPr>
+        <w:t>7 3 1 2 9</w:t>
+      </w:r>
+    </w:p>
+    <w:p>
+      <w:pPr>
+        <w:widowControl w:val="0"/>
+        <w:numPr>
+          <w:ilvl w:val="0"/>
+          <w:numId w:val="0"/>
+        </w:numPr>
+        <w:jc w:val="both"/>
+        <w:rPr>
+          <w:rFonts w:hint="eastAsia"/>
+          <w:b w:val="0"/>
+          <w:bCs w:val="0"/>
+          <w:sz w:val="24"/>
+          <w:szCs w:val="24"/>
+          <w:lang w:val="en-US" w:eastAsia="zh-CN"/>
+        </w:rPr>
+      </w:pPr>
+      <w:r>
+        <w:rPr>
+          <w:rFonts w:hint="eastAsia"/>
+          <w:b w:val="0"/>
+          <w:bCs w:val="0"/>
+          <w:sz w:val="24"/>
+          <w:szCs w:val="24"/>
+          <w:lang w:val="en-US" w:eastAsia="zh-CN"/>
+        </w:rPr>
+        <w:t>6 8 7 1</w:t>
+      </w:r>
+    </w:p>
+    <w:p>
+      <w:pPr>
+        <w:widowControl w:val="0"/>
+        <w:numPr>
+          <w:ilvl w:val="0"/>
+          <w:numId w:val="0"/>
+        </w:numPr>
+        <w:jc w:val="both"/>
+        <w:rPr>
+          <w:rFonts w:hint="eastAsia"/>
+          <w:b w:val="0"/>
+          <w:bCs w:val="0"/>
+          <w:color w:val="auto"/>
+          <w:sz w:val="24"/>
+          <w:szCs w:val="24"/>
+          <w:lang w:val="en-US" w:eastAsia="zh-CN"/>
+        </w:rPr>
+      </w:pPr>
+    </w:p>
+    <w:p>
+      <w:pPr>
+        <w:widowControl w:val="0"/>
+        <w:numPr>
+          <w:ilvl w:val="0"/>
+          <w:numId w:val="0"/>
+        </w:numPr>
+        <w:jc w:val="both"/>
+        <w:rPr>
+          <w:rFonts w:hint="eastAsia"/>
+          <w:b w:val="0"/>
+          <w:bCs w:val="0"/>
           <w:color w:val="auto"/>
           <w:sz w:val="24"/>
           <w:szCs w:val="24"/>
@@ -1084,15 +1270,50 @@
       <w:pPr>
         <w:jc w:val="both"/>
         <w:rPr>
-          <w:rFonts w:hint="eastAsia"/>
-          <w:b w:val="0"/>
-          <w:bCs w:val="0"/>
-          <w:sz w:val="24"/>
-          <w:szCs w:val="24"/>
-          <w:lang w:val="en-US" w:eastAsia="zh-CN"/>
+          <w:rFonts w:hint="default"/>
+          <w:b w:val="0"/>
+          <w:bCs w:val="0"/>
+          <w:sz w:val="24"/>
+          <w:szCs w:val="24"/>
+          <w:lang w:eastAsia="zh-CN"/>
         </w:rPr>
       </w:pPr>
       <w:bookmarkStart w:id="5" w:name="OLE_LINK9"/>
+      <w:r>
+        <w:rPr>
+          <w:rFonts w:hint="default"/>
+          <w:b w:val="0"/>
+          <w:bCs w:val="0"/>
+          <w:sz w:val="24"/>
+          <w:szCs w:val="24"/>
+          <w:lang w:eastAsia="zh-CN"/>
+        </w:rPr>
+        <w:t>2</w:t>
+      </w:r>
+    </w:p>
+    <w:p>
+      <w:pPr>
+        <w:jc w:val="both"/>
+        <w:rPr>
+          <w:rFonts w:hint="eastAsia"/>
+          <w:b w:val="0"/>
+          <w:bCs w:val="0"/>
+          <w:sz w:val="24"/>
+          <w:szCs w:val="24"/>
+          <w:lang w:eastAsia="zh-CN"/>
+        </w:rPr>
+      </w:pPr>
+      <w:r>
+        <w:rPr>
+          <w:rFonts w:hint="default"/>
+          <w:b w:val="0"/>
+          <w:bCs w:val="0"/>
+          <w:sz w:val="24"/>
+          <w:szCs w:val="24"/>
+          <w:lang w:eastAsia="zh-CN"/>
+        </w:rPr>
+        <w:t>10 5 16</w:t>
+      </w:r>
     </w:p>
     <w:p>
       <w:pPr>
@@ -1191,30 +1412,6 @@
           <w:lang w:eastAsia="zh-CN"/>
         </w:rPr>
         <w:t>1 &lt;= Csthp, Cstam, Cstatk &lt;= 10,0000,0000;</w:t>
-      </w:r>
-    </w:p>
-    <w:p>
-      <w:pPr>
-        <w:jc w:val="both"/>
-        <w:rPr>
-          <w:rFonts w:hint="eastAsia"/>
-          <w:b w:val="0"/>
-          <w:bCs w:val="0"/>
-          <w:sz w:val="24"/>
-          <w:szCs w:val="24"/>
-          <w:lang w:eastAsia="zh-CN"/>
-        </w:rPr>
-      </w:pPr>
-      <w:r>
-        <w:rPr>
-          <w:rFonts w:hint="default"/>
-          <w:b w:val="0"/>
-          <w:bCs w:val="0"/>
-          <w:sz w:val="24"/>
-          <w:szCs w:val="24"/>
-          <w:lang w:eastAsia="zh-CN"/>
-        </w:rPr>
-        <w:t>请注意常数因子对于程序效率的影响。</w:t>
       </w:r>
     </w:p>
     <w:sectPr>
@@ -1585,7 +1782,7 @@
   <a:themeElements>
     <a:clrScheme name="Office">
       <a:dk1>
-        <a:sysClr val="windowText" lastClr="000000"/>
+        <a:sysClr val="windowText" lastClr="4C4C4C"/>
       </a:dk1>
       <a:lt1>
         <a:sysClr val="window" lastClr="FFFFFF"/>
